--- a/Hiking_Trip/8. Cards.docx
+++ b/Hiking_Trip/8. Cards.docx
@@ -358,18 +358,7 @@
                                 <w:sz w:val="36"/>
                                 <w:szCs w:val="36"/>
                               </w:rPr>
-                              <w:t>Escape</w:t>
-                            </w:r>
-                            <w:r>
-                              <w:rPr>
-                                <w:rFonts w:ascii="Architects Daughter" w:hAnsi="Architects Daughter"/>
-                                <w:b/>
-                                <w:bCs/>
-                                <w:color w:val="FFFFFF" w:themeColor="background1"/>
-                                <w:sz w:val="36"/>
-                                <w:szCs w:val="36"/>
-                              </w:rPr>
-                              <w:t xml:space="preserve"> </w:t>
+                              <w:t xml:space="preserve">Escape </w:t>
                             </w:r>
                             <w:r>
                               <w:rPr>
@@ -1568,6 +1557,58 @@
         <w:t xml:space="preserve"> </w:t>
       </w:r>
     </w:p>
+    <w:p/>
+    <w:p/>
+    <w:p/>
+    <w:p>
+      <w:r>
+        <w:rPr>
+          <w:noProof/>
+        </w:rPr>
+        <w:lastRenderedPageBreak/>
+        <w:drawing>
+          <wp:inline distT="0" distB="0" distL="0" distR="0" wp14:anchorId="4F53C946" wp14:editId="68931106">
+            <wp:extent cx="4427855" cy="2952115"/>
+            <wp:effectExtent l="0" t="0" r="0" b="635"/>
+            <wp:docPr id="1582992251" name="Picture 9"/>
+            <wp:cNvGraphicFramePr>
+              <a:graphicFrameLocks xmlns:a="http://schemas.openxmlformats.org/drawingml/2006/main" noChangeAspect="1"/>
+            </wp:cNvGraphicFramePr>
+            <a:graphic xmlns:a="http://schemas.openxmlformats.org/drawingml/2006/main">
+              <a:graphicData uri="http://schemas.openxmlformats.org/drawingml/2006/picture">
+                <pic:pic xmlns:pic="http://schemas.openxmlformats.org/drawingml/2006/picture">
+                  <pic:nvPicPr>
+                    <pic:cNvPr id="1582992251" name="Picture 1582992251"/>
+                    <pic:cNvPicPr/>
+                  </pic:nvPicPr>
+                  <pic:blipFill>
+                    <a:blip r:embed="rId15" cstate="print">
+                      <a:extLst>
+                        <a:ext uri="{28A0092B-C50C-407E-A947-70E740481C1C}">
+                          <a14:useLocalDpi xmlns:a14="http://schemas.microsoft.com/office/drawing/2010/main" val="0"/>
+                        </a:ext>
+                      </a:extLst>
+                    </a:blip>
+                    <a:stretch>
+                      <a:fillRect/>
+                    </a:stretch>
+                  </pic:blipFill>
+                  <pic:spPr>
+                    <a:xfrm>
+                      <a:off x="0" y="0"/>
+                      <a:ext cx="4427855" cy="2952115"/>
+                    </a:xfrm>
+                    <a:prstGeom prst="rect">
+                      <a:avLst/>
+                    </a:prstGeom>
+                  </pic:spPr>
+                </pic:pic>
+              </a:graphicData>
+            </a:graphic>
+          </wp:inline>
+        </w:drawing>
+      </w:r>
+    </w:p>
     <w:sectPr>
       <w:pgSz w:w="8675" w:h="8675"/>
       <w:pgMar w:top="851" w:right="851" w:bottom="953" w:left="851" w:header="709" w:footer="709" w:gutter="0"/>

--- a/Hiking_Trip/8. Cards.docx
+++ b/Hiking_Trip/8. Cards.docx
@@ -10,7 +10,7 @@
         <mc:AlternateContent>
           <mc:Choice Requires="wps">
             <w:drawing>
-              <wp:anchor distT="45720" distB="45720" distL="114300" distR="114300" simplePos="0" relativeHeight="251660288" behindDoc="0" locked="0" layoutInCell="1" allowOverlap="1" wp14:anchorId="4AF5281E" wp14:editId="5455BC69">
+              <wp:anchor distT="45720" distB="45720" distL="114300" distR="114300" simplePos="0" relativeHeight="251660288" behindDoc="0" locked="0" layoutInCell="1" allowOverlap="1" wp14:anchorId="4AF5281E" wp14:editId="791864CF">
                 <wp:simplePos x="0" y="0"/>
                 <wp:positionH relativeFrom="margin">
                   <wp:align>center</wp:align>
@@ -161,7 +161,7 @@
                     <pic:cNvPicPr/>
                   </pic:nvPicPr>
                   <pic:blipFill>
-                    <a:blip r:embed="rId4" cstate="print">
+                    <a:blip r:embed="rId6" cstate="print">
                       <a:extLst>
                         <a:ext uri="{28A0092B-C50C-407E-A947-70E740481C1C}">
                           <a14:useLocalDpi xmlns:a14="http://schemas.microsoft.com/office/drawing/2010/main" val="0"/>
@@ -230,7 +230,7 @@
                           <a:avLst/>
                         </a:prstGeom>
                         <a:blipFill dpi="0" rotWithShape="1">
-                          <a:blip r:embed="rId5" cstate="print">
+                          <a:blip r:embed="rId7" cstate="print">
                             <a:extLst>
                               <a:ext uri="{28A0092B-C50C-407E-A947-70E740481C1C}">
                                 <a14:useLocalDpi xmlns:a14="http://schemas.microsoft.com/office/drawing/2010/main" val="0"/>
@@ -280,7 +280,7 @@
           <mc:Fallback>
             <w:pict>
               <v:rect w14:anchorId="62D1EF41" id="Rectangle 3" o:spid="_x0000_s1026" alt="Climber silhouette against starry sky" style="position:absolute;margin-left:16.35pt;margin-top:17.55pt;width:253pt;height:144.55pt;z-index:251659264;visibility:visible;mso-wrap-style:square;mso-width-percent:0;mso-height-percent:0;mso-wrap-distance-left:9pt;mso-wrap-distance-top:0;mso-wrap-distance-right:9pt;mso-wrap-distance-bottom:0;mso-position-horizontal:absolute;mso-position-horizontal-relative:text;mso-position-vertical:absolute;mso-position-vertical-relative:text;mso-width-percent:0;mso-height-percent:0;mso-width-relative:margin;mso-height-relative:margin;v-text-anchor:middle" o:gfxdata="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" strokecolor="#030e13 [484]" strokeweight="1.5pt">
-                <v:fill r:id="rId6" o:title="Climber silhouette against starry sky" recolor="t" rotate="t" type="frame"/>
+                <v:fill r:id="rId8" o:title="Climber silhouette against starry sky" recolor="t" rotate="t" type="frame"/>
                 <v:path arrowok="t"/>
                 <o:lock v:ext="edit" aspectratio="t"/>
               </v:rect>
@@ -297,7 +297,7 @@
         <mc:AlternateContent>
           <mc:Choice Requires="wps">
             <w:drawing>
-              <wp:anchor distT="45720" distB="45720" distL="114300" distR="114300" simplePos="0" relativeHeight="251676672" behindDoc="0" locked="0" layoutInCell="1" allowOverlap="1" wp14:anchorId="1A584453" wp14:editId="2E2C5503">
+              <wp:anchor distT="45720" distB="45720" distL="114300" distR="114300" simplePos="0" relativeHeight="251676672" behindDoc="0" locked="0" layoutInCell="1" allowOverlap="1" wp14:anchorId="1A584453" wp14:editId="2EA93EA1">
                 <wp:simplePos x="0" y="0"/>
                 <wp:positionH relativeFrom="margin">
                   <wp:align>center</wp:align>
@@ -427,18 +427,7 @@
                           <w:sz w:val="36"/>
                           <w:szCs w:val="36"/>
                         </w:rPr>
-                        <w:t>Escape</w:t>
-                      </w:r>
-                      <w:r>
-                        <w:rPr>
-                          <w:rFonts w:ascii="Architects Daughter" w:hAnsi="Architects Daughter"/>
-                          <w:b/>
-                          <w:bCs/>
-                          <w:color w:val="FFFFFF" w:themeColor="background1"/>
-                          <w:sz w:val="36"/>
-                          <w:szCs w:val="36"/>
-                        </w:rPr>
-                        <w:t xml:space="preserve"> </w:t>
+                        <w:t xml:space="preserve">Escape </w:t>
                       </w:r>
                       <w:r>
                         <w:rPr>
@@ -481,7 +470,7 @@
         <mc:AlternateContent>
           <mc:Choice Requires="wps">
             <w:drawing>
-              <wp:anchor distT="45720" distB="45720" distL="114300" distR="114300" simplePos="0" relativeHeight="251678720" behindDoc="0" locked="0" layoutInCell="1" allowOverlap="1" wp14:anchorId="5B9AAC6A" wp14:editId="30C2B2CA">
+              <wp:anchor distT="45720" distB="45720" distL="114300" distR="114300" simplePos="0" relativeHeight="251678720" behindDoc="0" locked="0" layoutInCell="1" allowOverlap="1" wp14:anchorId="5B9AAC6A" wp14:editId="6C849C10">
                 <wp:simplePos x="0" y="0"/>
                 <wp:positionH relativeFrom="margin">
                   <wp:posOffset>535940</wp:posOffset>
@@ -628,10 +617,10 @@
                     <pic:cNvPicPr/>
                   </pic:nvPicPr>
                   <pic:blipFill>
-                    <a:blip r:embed="rId7">
+                    <a:blip r:embed="rId9">
                       <a:extLst>
                         <a:ext uri="{96DAC541-7B7A-43D3-8B79-37D633B846F1}">
-                          <asvg:svgBlip xmlns:asvg="http://schemas.microsoft.com/office/drawing/2016/SVG/main" r:embed="rId8"/>
+                          <asvg:svgBlip xmlns:asvg="http://schemas.microsoft.com/office/drawing/2016/SVG/main" r:embed="rId10"/>
                         </a:ext>
                       </a:extLst>
                     </a:blip>
@@ -669,7 +658,7 @@
         <mc:AlternateContent>
           <mc:Choice Requires="wps">
             <w:drawing>
-              <wp:anchor distT="45720" distB="45720" distL="114300" distR="114300" simplePos="0" relativeHeight="251668991" behindDoc="0" locked="0" layoutInCell="1" allowOverlap="1" wp14:anchorId="1A292C96" wp14:editId="705B8FB2">
+              <wp:anchor distT="45720" distB="45720" distL="114300" distR="114300" simplePos="0" relativeHeight="251668991" behindDoc="0" locked="0" layoutInCell="1" allowOverlap="1" wp14:anchorId="1A292C96" wp14:editId="21EB4579">
                 <wp:simplePos x="0" y="0"/>
                 <wp:positionH relativeFrom="margin">
                   <wp:posOffset>313055</wp:posOffset>
@@ -886,7 +875,7 @@
                     <pic:cNvPicPr/>
                   </pic:nvPicPr>
                   <pic:blipFill>
-                    <a:blip r:embed="rId9" cstate="print">
+                    <a:blip r:embed="rId11" cstate="print">
                       <a:extLst>
                         <a:ext uri="{28A0092B-C50C-407E-A947-70E740481C1C}">
                           <a14:useLocalDpi xmlns:a14="http://schemas.microsoft.com/office/drawing/2010/main" val="0"/>
@@ -927,7 +916,7 @@
           <w:noProof/>
         </w:rPr>
         <w:drawing>
-          <wp:anchor distT="0" distB="0" distL="114300" distR="114300" simplePos="0" relativeHeight="251669504" behindDoc="0" locked="0" layoutInCell="1" allowOverlap="1" wp14:anchorId="45678BCF" wp14:editId="4C98ED46">
+          <wp:anchor distT="0" distB="0" distL="114300" distR="114300" simplePos="0" relativeHeight="251669504" behindDoc="0" locked="0" layoutInCell="1" allowOverlap="1" wp14:anchorId="45678BCF" wp14:editId="700AA190">
             <wp:simplePos x="0" y="0"/>
             <wp:positionH relativeFrom="column">
               <wp:posOffset>3000375</wp:posOffset>
@@ -950,10 +939,10 @@
                     <pic:cNvPicPr/>
                   </pic:nvPicPr>
                   <pic:blipFill>
-                    <a:blip r:embed="rId10">
+                    <a:blip r:embed="rId12">
                       <a:extLst>
                         <a:ext uri="{96DAC541-7B7A-43D3-8B79-37D633B846F1}">
-                          <asvg:svgBlip xmlns:asvg="http://schemas.microsoft.com/office/drawing/2016/SVG/main" r:embed="rId11"/>
+                          <asvg:svgBlip xmlns:asvg="http://schemas.microsoft.com/office/drawing/2016/SVG/main" r:embed="rId13"/>
                         </a:ext>
                       </a:extLst>
                     </a:blip>
@@ -989,7 +978,7 @@
         <mc:AlternateContent>
           <mc:Choice Requires="wps">
             <w:drawing>
-              <wp:anchor distT="0" distB="0" distL="114300" distR="114300" simplePos="0" relativeHeight="251665408" behindDoc="0" locked="0" layoutInCell="1" allowOverlap="1" wp14:anchorId="1C08887A" wp14:editId="4C117B26">
+              <wp:anchor distT="0" distB="0" distL="114300" distR="114300" simplePos="0" relativeHeight="251665408" behindDoc="0" locked="0" layoutInCell="1" allowOverlap="1" wp14:anchorId="1C08887A" wp14:editId="35649D7A">
                 <wp:simplePos x="0" y="0"/>
                 <wp:positionH relativeFrom="column">
                   <wp:posOffset>220922</wp:posOffset>
@@ -1019,7 +1008,7 @@
                           <a:avLst/>
                         </a:prstGeom>
                         <a:blipFill dpi="0" rotWithShape="1">
-                          <a:blip r:embed="rId5" cstate="print">
+                          <a:blip r:embed="rId7" cstate="print">
                             <a:extLst>
                               <a:ext uri="{28A0092B-C50C-407E-A947-70E740481C1C}">
                                 <a14:useLocalDpi xmlns:a14="http://schemas.microsoft.com/office/drawing/2010/main" val="0"/>
@@ -1069,7 +1058,7 @@
           <mc:Fallback>
             <w:pict>
               <v:rect w14:anchorId="6AB3DE62" id="Rectangle 3" o:spid="_x0000_s1026" alt="Climber silhouette against starry sky" style="position:absolute;margin-left:17.4pt;margin-top:7.15pt;width:253pt;height:144.55pt;z-index:251665408;visibility:visible;mso-wrap-style:square;mso-width-percent:0;mso-height-percent:0;mso-wrap-distance-left:9pt;mso-wrap-distance-top:0;mso-wrap-distance-right:9pt;mso-wrap-distance-bottom:0;mso-position-horizontal:absolute;mso-position-horizontal-relative:text;mso-position-vertical:absolute;mso-position-vertical-relative:text;mso-width-percent:0;mso-height-percent:0;mso-width-relative:margin;mso-height-relative:margin;v-text-anchor:middle" o:gfxdata="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" strokecolor="#030e13 [484]" strokeweight="1.5pt">
-                <v:fill r:id="rId12" o:title="Climber silhouette against starry sky" recolor="t" rotate="t" type="frame"/>
+                <v:fill r:id="rId14" o:title="Climber silhouette against starry sky" recolor="t" rotate="t" type="frame"/>
                 <v:path arrowok="t"/>
                 <o:lock v:ext="edit" aspectratio="t"/>
               </v:rect>
@@ -1105,10 +1094,10 @@
                     <pic:cNvPicPr/>
                   </pic:nvPicPr>
                   <pic:blipFill>
-                    <a:blip r:embed="rId13">
+                    <a:blip r:embed="rId15">
                       <a:extLst>
                         <a:ext uri="{96DAC541-7B7A-43D3-8B79-37D633B846F1}">
-                          <asvg:svgBlip xmlns:asvg="http://schemas.microsoft.com/office/drawing/2016/SVG/main" r:embed="rId14"/>
+                          <asvg:svgBlip xmlns:asvg="http://schemas.microsoft.com/office/drawing/2016/SVG/main" r:embed="rId16"/>
                         </a:ext>
                       </a:extLst>
                     </a:blip>
@@ -1146,7 +1135,7 @@
         <mc:AlternateContent>
           <mc:Choice Requires="wps">
             <w:drawing>
-              <wp:anchor distT="45720" distB="45720" distL="114300" distR="114300" simplePos="0" relativeHeight="251667456" behindDoc="0" locked="0" layoutInCell="1" allowOverlap="1" wp14:anchorId="3C59F2FC" wp14:editId="34412EB8">
+              <wp:anchor distT="45720" distB="45720" distL="114300" distR="114300" simplePos="0" relativeHeight="251667456" behindDoc="0" locked="0" layoutInCell="1" allowOverlap="1" wp14:anchorId="3C59F2FC" wp14:editId="2F4E70AB">
                 <wp:simplePos x="0" y="0"/>
                 <wp:positionH relativeFrom="margin">
                   <wp:posOffset>805930</wp:posOffset>
@@ -1272,7 +1261,7 @@
         <mc:AlternateContent>
           <mc:Choice Requires="wps">
             <w:drawing>
-              <wp:anchor distT="45720" distB="45720" distL="114300" distR="114300" simplePos="0" relativeHeight="251671552" behindDoc="0" locked="0" layoutInCell="1" allowOverlap="1" wp14:anchorId="1F5BE4FE" wp14:editId="76FB9108">
+              <wp:anchor distT="45720" distB="45720" distL="114300" distR="114300" simplePos="0" relativeHeight="251671552" behindDoc="0" locked="0" layoutInCell="1" allowOverlap="1" wp14:anchorId="1F5BE4FE" wp14:editId="2361BCAF">
                 <wp:simplePos x="0" y="0"/>
                 <wp:positionH relativeFrom="margin">
                   <wp:posOffset>285115</wp:posOffset>
@@ -1498,7 +1487,7 @@
           <w:noProof/>
         </w:rPr>
         <w:drawing>
-          <wp:anchor distT="0" distB="0" distL="114300" distR="114300" simplePos="0" relativeHeight="251673600" behindDoc="0" locked="0" layoutInCell="1" allowOverlap="1" wp14:anchorId="473C9D1E" wp14:editId="02900FA5">
+          <wp:anchor distT="0" distB="0" distL="114300" distR="114300" simplePos="0" relativeHeight="251673600" behindDoc="0" locked="0" layoutInCell="1" allowOverlap="1" wp14:anchorId="473C9D1E" wp14:editId="4F6AC054">
             <wp:simplePos x="0" y="0"/>
             <wp:positionH relativeFrom="margin">
               <wp:posOffset>2743085</wp:posOffset>
@@ -1521,7 +1510,7 @@
                     <pic:cNvPicPr/>
                   </pic:nvPicPr>
                   <pic:blipFill>
-                    <a:blip r:embed="rId9" cstate="print">
+                    <a:blip r:embed="rId11" cstate="print">
                       <a:extLst>
                         <a:ext uri="{28A0092B-C50C-407E-A947-70E740481C1C}">
                           <a14:useLocalDpi xmlns:a14="http://schemas.microsoft.com/office/drawing/2010/main" val="0"/>
@@ -1559,18 +1548,173 @@
     </w:p>
     <w:p/>
     <w:p/>
-    <w:p/>
     <w:p>
       <w:r>
         <w:rPr>
           <w:noProof/>
         </w:rPr>
         <w:lastRenderedPageBreak/>
+        <mc:AlternateContent>
+          <mc:Choice Requires="wps">
+            <w:drawing>
+              <wp:anchor distT="45720" distB="45720" distL="114300" distR="114300" simplePos="0" relativeHeight="251683840" behindDoc="0" locked="0" layoutInCell="1" allowOverlap="1" wp14:anchorId="57CED0A1" wp14:editId="4FCBB2FE">
+                <wp:simplePos x="0" y="0"/>
+                <wp:positionH relativeFrom="margin">
+                  <wp:posOffset>1202690</wp:posOffset>
+                </wp:positionH>
+                <wp:positionV relativeFrom="paragraph">
+                  <wp:posOffset>192405</wp:posOffset>
+                </wp:positionV>
+                <wp:extent cx="2401570" cy="742950"/>
+                <wp:effectExtent l="0" t="0" r="0" b="0"/>
+                <wp:wrapSquare wrapText="bothSides"/>
+                <wp:docPr id="1649123467" name="Text Box 2"/>
+                <wp:cNvGraphicFramePr>
+                  <a:graphicFrameLocks xmlns:a="http://schemas.openxmlformats.org/drawingml/2006/main"/>
+                </wp:cNvGraphicFramePr>
+                <a:graphic xmlns:a="http://schemas.openxmlformats.org/drawingml/2006/main">
+                  <a:graphicData uri="http://schemas.microsoft.com/office/word/2010/wordprocessingShape">
+                    <wps:wsp>
+                      <wps:cNvSpPr txBox="1">
+                        <a:spLocks noChangeArrowheads="1"/>
+                      </wps:cNvSpPr>
+                      <wps:spPr bwMode="auto">
+                        <a:xfrm>
+                          <a:off x="0" y="0"/>
+                          <a:ext cx="2401570" cy="742950"/>
+                        </a:xfrm>
+                        <a:prstGeom prst="rect">
+                          <a:avLst/>
+                        </a:prstGeom>
+                        <a:noFill/>
+                        <a:ln w="9525">
+                          <a:noFill/>
+                          <a:miter lim="800000"/>
+                          <a:headEnd/>
+                          <a:tailEnd/>
+                        </a:ln>
+                      </wps:spPr>
+                      <wps:txbx>
+                        <w:txbxContent>
+                          <w:p>
+                            <w:pPr>
+                              <w:spacing w:after="0" w:line="168" w:lineRule="auto"/>
+                              <w:jc w:val="center"/>
+                              <w:rPr>
+                                <w:rFonts w:ascii="Quantico" w:hAnsi="Quantico"/>
+                                <w:b/>
+                                <w:bCs/>
+                                <w:color w:val="FFFFFF" w:themeColor="background1"/>
+                                <w:sz w:val="36"/>
+                                <w:szCs w:val="36"/>
+                              </w:rPr>
+                            </w:pPr>
+                            <w:r>
+                              <w:rPr>
+                                <w:rFonts w:ascii="Quantico" w:hAnsi="Quantico"/>
+                                <w:b/>
+                                <w:bCs/>
+                                <w:color w:val="FFFFFF" w:themeColor="background1"/>
+                                <w:sz w:val="36"/>
+                                <w:szCs w:val="36"/>
+                              </w:rPr>
+                              <w:t>Welcome to</w:t>
+                            </w:r>
+                            <w:r>
+                              <w:rPr>
+                                <w:rFonts w:ascii="Quantico" w:hAnsi="Quantico"/>
+                                <w:b/>
+                                <w:bCs/>
+                                <w:color w:val="FFFFFF" w:themeColor="background1"/>
+                                <w:sz w:val="36"/>
+                                <w:szCs w:val="36"/>
+                              </w:rPr>
+                              <w:t xml:space="preserve"> Escape Backpack!</w:t>
+                            </w:r>
+                          </w:p>
+                        </w:txbxContent>
+                      </wps:txbx>
+                      <wps:bodyPr rot="0" vert="horz" wrap="square" lIns="91440" tIns="45720" rIns="91440" bIns="45720" anchor="ctr" anchorCtr="0">
+                        <a:noAutofit/>
+                      </wps:bodyPr>
+                    </wps:wsp>
+                  </a:graphicData>
+                </a:graphic>
+                <wp14:sizeRelH relativeFrom="margin">
+                  <wp14:pctWidth>0</wp14:pctWidth>
+                </wp14:sizeRelH>
+                <wp14:sizeRelV relativeFrom="margin">
+                  <wp14:pctHeight>0</wp14:pctHeight>
+                </wp14:sizeRelV>
+              </wp:anchor>
+            </w:drawing>
+          </mc:Choice>
+          <mc:Fallback>
+            <w:pict>
+              <v:shape w14:anchorId="57CED0A1" id="_x0000_s1032" type="#_x0000_t202" style="position:absolute;margin-left:94.7pt;margin-top:15.15pt;width:189.1pt;height:58.5pt;z-index:251683840;visibility:visible;mso-wrap-style:square;mso-width-percent:0;mso-height-percent:0;mso-wrap-distance-left:9pt;mso-wrap-distance-top:3.6pt;mso-wrap-distance-right:9pt;mso-wrap-distance-bottom:3.6pt;mso-position-horizontal:absolute;mso-position-horizontal-relative:margin;mso-position-vertical:absolute;mso-position-vertical-relative:text;mso-width-percent:0;mso-height-percent:0;mso-width-relative:margin;mso-height-relative:margin;v-text-anchor:middle" o:gfxdata="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" filled="f" stroked="f">
+                <v:textbox>
+                  <w:txbxContent>
+                    <w:p>
+                      <w:pPr>
+                        <w:spacing w:after="0" w:line="168" w:lineRule="auto"/>
+                        <w:jc w:val="center"/>
+                        <w:rPr>
+                          <w:rFonts w:ascii="Quantico" w:hAnsi="Quantico"/>
+                          <w:b/>
+                          <w:bCs/>
+                          <w:color w:val="FFFFFF" w:themeColor="background1"/>
+                          <w:sz w:val="36"/>
+                          <w:szCs w:val="36"/>
+                        </w:rPr>
+                      </w:pPr>
+                      <w:r>
+                        <w:rPr>
+                          <w:rFonts w:ascii="Quantico" w:hAnsi="Quantico"/>
+                          <w:b/>
+                          <w:bCs/>
+                          <w:color w:val="FFFFFF" w:themeColor="background1"/>
+                          <w:sz w:val="36"/>
+                          <w:szCs w:val="36"/>
+                        </w:rPr>
+                        <w:t>Welcome to</w:t>
+                      </w:r>
+                      <w:r>
+                        <w:rPr>
+                          <w:rFonts w:ascii="Quantico" w:hAnsi="Quantico"/>
+                          <w:b/>
+                          <w:bCs/>
+                          <w:color w:val="FFFFFF" w:themeColor="background1"/>
+                          <w:sz w:val="36"/>
+                          <w:szCs w:val="36"/>
+                        </w:rPr>
+                        <w:t xml:space="preserve"> Escape Backpack!</w:t>
+                      </w:r>
+                    </w:p>
+                  </w:txbxContent>
+                </v:textbox>
+                <w10:wrap type="square" anchorx="margin"/>
+              </v:shape>
+            </w:pict>
+          </mc:Fallback>
+        </mc:AlternateContent>
+      </w:r>
+      <w:r>
+        <w:rPr>
+          <w:noProof/>
+        </w:rPr>
         <w:drawing>
-          <wp:inline distT="0" distB="0" distL="0" distR="0" wp14:anchorId="4F53C946" wp14:editId="68931106">
-            <wp:extent cx="4427855" cy="2952115"/>
-            <wp:effectExtent l="0" t="0" r="0" b="635"/>
-            <wp:docPr id="1582992251" name="Picture 9"/>
+          <wp:anchor distT="0" distB="0" distL="114300" distR="114300" simplePos="0" relativeHeight="251681792" behindDoc="0" locked="0" layoutInCell="1" allowOverlap="1" wp14:anchorId="6BB8D0B0" wp14:editId="5CA6F0B7">
+            <wp:simplePos x="0" y="0"/>
+            <wp:positionH relativeFrom="column">
+              <wp:posOffset>631342</wp:posOffset>
+            </wp:positionH>
+            <wp:positionV relativeFrom="paragraph">
+              <wp:posOffset>125730</wp:posOffset>
+            </wp:positionV>
+            <wp:extent cx="648000" cy="753000"/>
+            <wp:effectExtent l="0" t="0" r="0" b="9525"/>
+            <wp:wrapNone/>
+            <wp:docPr id="414003120" name="Picture 4" descr="A white line drawing of a backpack&#10;&#10;AI-generated content may be incorrect."/>
             <wp:cNvGraphicFramePr>
               <a:graphicFrameLocks xmlns:a="http://schemas.openxmlformats.org/drawingml/2006/main" noChangeAspect="1"/>
             </wp:cNvGraphicFramePr>
@@ -1578,11 +1722,12 @@
               <a:graphicData uri="http://schemas.openxmlformats.org/drawingml/2006/picture">
                 <pic:pic xmlns:pic="http://schemas.openxmlformats.org/drawingml/2006/picture">
                   <pic:nvPicPr>
-                    <pic:cNvPr id="1582992251" name="Picture 1582992251"/>
+                    <pic:cNvPr id="1535461887" name="Picture 4" descr="A white line drawing of a backpack&#10;&#10;AI-generated content may be incorrect."/>
                     <pic:cNvPicPr/>
                   </pic:nvPicPr>
                   <pic:blipFill>
-                    <a:blip r:embed="rId15" cstate="print">
+                    <a:blip r:embed="rId6" cstate="print">
+                      <a:biLevel thresh="25000"/>
                       <a:extLst>
                         <a:ext uri="{28A0092B-C50C-407E-A947-70E740481C1C}">
                           <a14:useLocalDpi xmlns:a14="http://schemas.microsoft.com/office/drawing/2010/main" val="0"/>
@@ -1596,7 +1741,7 @@
                   <pic:spPr>
                     <a:xfrm>
                       <a:off x="0" y="0"/>
-                      <a:ext cx="4427855" cy="2952115"/>
+                      <a:ext cx="648000" cy="753000"/>
                     </a:xfrm>
                     <a:prstGeom prst="rect">
                       <a:avLst/>
@@ -1605,11 +1750,1383 @@
                 </pic:pic>
               </a:graphicData>
             </a:graphic>
-          </wp:inline>
+            <wp14:sizeRelH relativeFrom="page">
+              <wp14:pctWidth>0</wp14:pctWidth>
+            </wp14:sizeRelH>
+            <wp14:sizeRelV relativeFrom="page">
+              <wp14:pctHeight>0</wp14:pctHeight>
+            </wp14:sizeRelV>
+          </wp:anchor>
+        </w:drawing>
+      </w:r>
+      <w:r>
+        <w:rPr>
+          <w:noProof/>
+        </w:rPr>
+        <w:drawing>
+          <wp:anchor distT="0" distB="0" distL="114300" distR="114300" simplePos="0" relativeHeight="251679744" behindDoc="0" locked="0" layoutInCell="1" allowOverlap="1" wp14:anchorId="4F53C946" wp14:editId="6293A361">
+            <wp:simplePos x="0" y="0"/>
+            <wp:positionH relativeFrom="column">
+              <wp:posOffset>574040</wp:posOffset>
+            </wp:positionH>
+            <wp:positionV relativeFrom="paragraph">
+              <wp:posOffset>59055</wp:posOffset>
+            </wp:positionV>
+            <wp:extent cx="2969260" cy="1819275"/>
+            <wp:effectExtent l="0" t="0" r="2540" b="9525"/>
+            <wp:wrapNone/>
+            <wp:docPr id="1582992251" name="Picture 9"/>
+            <wp:cNvGraphicFramePr>
+              <a:graphicFrameLocks xmlns:a="http://schemas.openxmlformats.org/drawingml/2006/main" noChangeAspect="1"/>
+            </wp:cNvGraphicFramePr>
+            <a:graphic xmlns:a="http://schemas.openxmlformats.org/drawingml/2006/main">
+              <a:graphicData uri="http://schemas.openxmlformats.org/drawingml/2006/picture">
+                <pic:pic xmlns:pic="http://schemas.openxmlformats.org/drawingml/2006/picture">
+                  <pic:nvPicPr>
+                    <pic:cNvPr id="1582992251" name="Picture 1582992251"/>
+                    <pic:cNvPicPr/>
+                  </pic:nvPicPr>
+                  <pic:blipFill rotWithShape="1">
+                    <a:blip r:embed="rId17" cstate="print">
+                      <a:extLst>
+                        <a:ext uri="{28A0092B-C50C-407E-A947-70E740481C1C}">
+                          <a14:useLocalDpi xmlns:a14="http://schemas.microsoft.com/office/drawing/2010/main" val="0"/>
+                        </a:ext>
+                      </a:extLst>
+                    </a:blip>
+                    <a:srcRect b="8101"/>
+                    <a:stretch>
+                      <a:fillRect/>
+                    </a:stretch>
+                  </pic:blipFill>
+                  <pic:spPr bwMode="auto">
+                    <a:xfrm>
+                      <a:off x="0" y="0"/>
+                      <a:ext cx="2969260" cy="1819275"/>
+                    </a:xfrm>
+                    <a:prstGeom prst="rect">
+                      <a:avLst/>
+                    </a:prstGeom>
+                    <a:ln>
+                      <a:noFill/>
+                    </a:ln>
+                    <a:extLst>
+                      <a:ext uri="{53640926-AAD7-44D8-BBD7-CCE9431645EC}">
+                        <a14:shadowObscured xmlns:a14="http://schemas.microsoft.com/office/drawing/2010/main"/>
+                      </a:ext>
+                    </a:extLst>
+                  </pic:spPr>
+                </pic:pic>
+              </a:graphicData>
+            </a:graphic>
+            <wp14:sizeRelH relativeFrom="page">
+              <wp14:pctWidth>0</wp14:pctWidth>
+            </wp14:sizeRelH>
+            <wp14:sizeRelV relativeFrom="page">
+              <wp14:pctHeight>0</wp14:pctHeight>
+            </wp14:sizeRelV>
+          </wp:anchor>
+        </w:drawing>
+      </w:r>
+    </w:p>
+    <w:p>
+      <w:r>
+        <w:rPr>
+          <w:noProof/>
+        </w:rPr>
+        <mc:AlternateContent>
+          <mc:Choice Requires="wps">
+            <w:drawing>
+              <wp:anchor distT="0" distB="0" distL="114300" distR="114300" simplePos="0" relativeHeight="251686911" behindDoc="0" locked="0" layoutInCell="1" allowOverlap="1" wp14:anchorId="50B77C80" wp14:editId="6A5742F7">
+                <wp:simplePos x="0" y="0"/>
+                <wp:positionH relativeFrom="column">
+                  <wp:posOffset>1418590</wp:posOffset>
+                </wp:positionH>
+                <wp:positionV relativeFrom="paragraph">
+                  <wp:posOffset>539713</wp:posOffset>
+                </wp:positionV>
+                <wp:extent cx="2095500" cy="323850"/>
+                <wp:effectExtent l="0" t="0" r="0" b="0"/>
+                <wp:wrapNone/>
+                <wp:docPr id="1699881768" name="Rectangle: Rounded Corners 4"/>
+                <wp:cNvGraphicFramePr/>
+                <a:graphic xmlns:a="http://schemas.openxmlformats.org/drawingml/2006/main">
+                  <a:graphicData uri="http://schemas.microsoft.com/office/word/2010/wordprocessingShape">
+                    <wps:wsp>
+                      <wps:cNvSpPr/>
+                      <wps:spPr>
+                        <a:xfrm>
+                          <a:off x="0" y="0"/>
+                          <a:ext cx="2095500" cy="323850"/>
+                        </a:xfrm>
+                        <a:prstGeom prst="roundRect">
+                          <a:avLst/>
+                        </a:prstGeom>
+                        <a:solidFill>
+                          <a:schemeClr val="tx2">
+                            <a:alpha val="65098"/>
+                          </a:schemeClr>
+                        </a:solidFill>
+                        <a:ln>
+                          <a:noFill/>
+                        </a:ln>
+                      </wps:spPr>
+                      <wps:style>
+                        <a:lnRef idx="2">
+                          <a:schemeClr val="accent1">
+                            <a:shade val="15000"/>
+                          </a:schemeClr>
+                        </a:lnRef>
+                        <a:fillRef idx="1">
+                          <a:schemeClr val="accent1"/>
+                        </a:fillRef>
+                        <a:effectRef idx="0">
+                          <a:schemeClr val="accent1"/>
+                        </a:effectRef>
+                        <a:fontRef idx="minor">
+                          <a:schemeClr val="lt1"/>
+                        </a:fontRef>
+                      </wps:style>
+                      <wps:bodyPr rot="0" spcFirstLastPara="0" vertOverflow="overflow" horzOverflow="overflow" vert="horz" wrap="square" lIns="91440" tIns="45720" rIns="91440" bIns="45720" numCol="1" spcCol="0" rtlCol="0" fromWordArt="0" anchor="ctr" anchorCtr="0" forceAA="0" compatLnSpc="1">
+                        <a:prstTxWarp prst="textNoShape">
+                          <a:avLst/>
+                        </a:prstTxWarp>
+                        <a:noAutofit/>
+                      </wps:bodyPr>
+                    </wps:wsp>
+                  </a:graphicData>
+                </a:graphic>
+                <wp14:sizeRelH relativeFrom="margin">
+                  <wp14:pctWidth>0</wp14:pctWidth>
+                </wp14:sizeRelH>
+                <wp14:sizeRelV relativeFrom="margin">
+                  <wp14:pctHeight>0</wp14:pctHeight>
+                </wp14:sizeRelV>
+              </wp:anchor>
+            </w:drawing>
+          </mc:Choice>
+          <mc:Fallback>
+            <w:pict>
+              <v:roundrect w14:anchorId="18068521" id="Rectangle: Rounded Corners 4" o:spid="_x0000_s1026" style="position:absolute;margin-left:111.7pt;margin-top:42.5pt;width:165pt;height:25.5pt;z-index:251686911;visibility:visible;mso-wrap-style:square;mso-width-percent:0;mso-height-percent:0;mso-wrap-distance-left:9pt;mso-wrap-distance-top:0;mso-wrap-distance-right:9pt;mso-wrap-distance-bottom:0;mso-position-horizontal:absolute;mso-position-horizontal-relative:text;mso-position-vertical:absolute;mso-position-vertical-relative:text;mso-width-percent:0;mso-height-percent:0;mso-width-relative:margin;mso-height-relative:margin;v-text-anchor:middle" arcsize="10923f" o:gfxdata="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" fillcolor="#0e2841 [3215]" stroked="f" strokeweight="1.5pt">
+                <v:fill opacity="42662f"/>
+                <v:stroke joinstyle="miter"/>
+              </v:roundrect>
+            </w:pict>
+          </mc:Fallback>
+        </mc:AlternateContent>
+      </w:r>
+      <w:r>
+        <w:rPr>
+          <w:noProof/>
+        </w:rPr>
+        <w:drawing>
+          <wp:anchor distT="0" distB="0" distL="114300" distR="114300" simplePos="0" relativeHeight="251692032" behindDoc="0" locked="0" layoutInCell="1" allowOverlap="1" wp14:anchorId="106D30F3" wp14:editId="75F71DC1">
+            <wp:simplePos x="0" y="0"/>
+            <wp:positionH relativeFrom="margin">
+              <wp:posOffset>1427497</wp:posOffset>
+            </wp:positionH>
+            <wp:positionV relativeFrom="paragraph">
+              <wp:posOffset>563880</wp:posOffset>
+            </wp:positionV>
+            <wp:extent cx="251460" cy="251460"/>
+            <wp:effectExtent l="0" t="0" r="0" b="0"/>
+            <wp:wrapNone/>
+            <wp:docPr id="1328043669" name="Graphic 7" descr="Hike with solid fill"/>
+            <wp:cNvGraphicFramePr>
+              <a:graphicFrameLocks xmlns:a="http://schemas.openxmlformats.org/drawingml/2006/main" noChangeAspect="1"/>
+            </wp:cNvGraphicFramePr>
+            <a:graphic xmlns:a="http://schemas.openxmlformats.org/drawingml/2006/main">
+              <a:graphicData uri="http://schemas.openxmlformats.org/drawingml/2006/picture">
+                <pic:pic xmlns:pic="http://schemas.openxmlformats.org/drawingml/2006/picture">
+                  <pic:nvPicPr>
+                    <pic:cNvPr id="875668785" name="Graphic 875668785" descr="Hike with solid fill"/>
+                    <pic:cNvPicPr/>
+                  </pic:nvPicPr>
+                  <pic:blipFill>
+                    <a:blip r:embed="rId9">
+                      <a:extLst>
+                        <a:ext uri="{96DAC541-7B7A-43D3-8B79-37D633B846F1}">
+                          <asvg:svgBlip xmlns:asvg="http://schemas.microsoft.com/office/drawing/2016/SVG/main" r:embed="rId10"/>
+                        </a:ext>
+                      </a:extLst>
+                    </a:blip>
+                    <a:stretch>
+                      <a:fillRect/>
+                    </a:stretch>
+                  </pic:blipFill>
+                  <pic:spPr>
+                    <a:xfrm>
+                      <a:off x="0" y="0"/>
+                      <a:ext cx="251460" cy="251460"/>
+                    </a:xfrm>
+                    <a:prstGeom prst="rect">
+                      <a:avLst/>
+                    </a:prstGeom>
+                  </pic:spPr>
+                </pic:pic>
+              </a:graphicData>
+            </a:graphic>
+            <wp14:sizeRelH relativeFrom="page">
+              <wp14:pctWidth>0</wp14:pctWidth>
+            </wp14:sizeRelH>
+            <wp14:sizeRelV relativeFrom="page">
+              <wp14:pctHeight>0</wp14:pctHeight>
+            </wp14:sizeRelV>
+          </wp:anchor>
+        </w:drawing>
+      </w:r>
+      <w:r>
+        <w:rPr>
+          <w:noProof/>
+        </w:rPr>
+        <mc:AlternateContent>
+          <mc:Choice Requires="wps">
+            <w:drawing>
+              <wp:anchor distT="45720" distB="45720" distL="114300" distR="114300" simplePos="0" relativeHeight="251687936" behindDoc="0" locked="0" layoutInCell="1" allowOverlap="1" wp14:anchorId="64D3ECDA" wp14:editId="7BFA7CAF">
+                <wp:simplePos x="0" y="0"/>
+                <wp:positionH relativeFrom="margin">
+                  <wp:posOffset>1526798</wp:posOffset>
+                </wp:positionH>
+                <wp:positionV relativeFrom="paragraph">
+                  <wp:posOffset>331470</wp:posOffset>
+                </wp:positionV>
+                <wp:extent cx="2080260" cy="742950"/>
+                <wp:effectExtent l="0" t="0" r="0" b="0"/>
+                <wp:wrapSquare wrapText="bothSides"/>
+                <wp:docPr id="524883371" name="Text Box 2"/>
+                <wp:cNvGraphicFramePr>
+                  <a:graphicFrameLocks xmlns:a="http://schemas.openxmlformats.org/drawingml/2006/main"/>
+                </wp:cNvGraphicFramePr>
+                <a:graphic xmlns:a="http://schemas.openxmlformats.org/drawingml/2006/main">
+                  <a:graphicData uri="http://schemas.microsoft.com/office/word/2010/wordprocessingShape">
+                    <wps:wsp>
+                      <wps:cNvSpPr txBox="1">
+                        <a:spLocks noChangeArrowheads="1"/>
+                      </wps:cNvSpPr>
+                      <wps:spPr bwMode="auto">
+                        <a:xfrm>
+                          <a:off x="0" y="0"/>
+                          <a:ext cx="2080260" cy="742950"/>
+                        </a:xfrm>
+                        <a:prstGeom prst="rect">
+                          <a:avLst/>
+                        </a:prstGeom>
+                        <a:noFill/>
+                        <a:ln w="9525">
+                          <a:noFill/>
+                          <a:miter lim="800000"/>
+                          <a:headEnd/>
+                          <a:tailEnd/>
+                        </a:ln>
+                      </wps:spPr>
+                      <wps:txbx>
+                        <w:txbxContent>
+                          <w:p>
+                            <w:pPr>
+                              <w:spacing w:after="0" w:line="168" w:lineRule="auto"/>
+                              <w:jc w:val="center"/>
+                              <w:rPr>
+                                <w:rFonts w:ascii="Quantico" w:hAnsi="Quantico"/>
+                                <w:b/>
+                                <w:bCs/>
+                                <w:color w:val="FFFFFF" w:themeColor="background1"/>
+                                <w:sz w:val="36"/>
+                                <w:szCs w:val="36"/>
+                                <w:u w:val="single"/>
+                                <w:lang w:val="en-US"/>
+                              </w:rPr>
+                            </w:pPr>
+                            <w:r>
+                              <w:rPr>
+                                <w:rFonts w:ascii="Quantico" w:hAnsi="Quantico"/>
+                                <w:b/>
+                                <w:bCs/>
+                                <w:color w:val="FFFFFF" w:themeColor="background1"/>
+                                <w:sz w:val="36"/>
+                                <w:szCs w:val="36"/>
+                                <w:u w:val="single"/>
+                                <w:lang w:val="en-US"/>
+                              </w:rPr>
+                              <w:t xml:space="preserve">Hiking Backpack </w:t>
+                            </w:r>
+                          </w:p>
+                        </w:txbxContent>
+                      </wps:txbx>
+                      <wps:bodyPr rot="0" vert="horz" wrap="square" lIns="91440" tIns="45720" rIns="91440" bIns="45720" anchor="ctr" anchorCtr="0">
+                        <a:noAutofit/>
+                      </wps:bodyPr>
+                    </wps:wsp>
+                  </a:graphicData>
+                </a:graphic>
+                <wp14:sizeRelH relativeFrom="margin">
+                  <wp14:pctWidth>0</wp14:pctWidth>
+                </wp14:sizeRelH>
+                <wp14:sizeRelV relativeFrom="margin">
+                  <wp14:pctHeight>0</wp14:pctHeight>
+                </wp14:sizeRelV>
+              </wp:anchor>
+            </w:drawing>
+          </mc:Choice>
+          <mc:Fallback>
+            <w:pict>
+              <v:shape w14:anchorId="64D3ECDA" id="_x0000_s1033" type="#_x0000_t202" style="position:absolute;margin-left:120.2pt;margin-top:26.1pt;width:163.8pt;height:58.5pt;z-index:251687936;visibility:visible;mso-wrap-style:square;mso-width-percent:0;mso-height-percent:0;mso-wrap-distance-left:9pt;mso-wrap-distance-top:3.6pt;mso-wrap-distance-right:9pt;mso-wrap-distance-bottom:3.6pt;mso-position-horizontal:absolute;mso-position-horizontal-relative:margin;mso-position-vertical:absolute;mso-position-vertical-relative:text;mso-width-percent:0;mso-height-percent:0;mso-width-relative:margin;mso-height-relative:margin;v-text-anchor:middle" o:gfxdata="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" filled="f" stroked="f">
+                <v:textbox>
+                  <w:txbxContent>
+                    <w:p>
+                      <w:pPr>
+                        <w:spacing w:after="0" w:line="168" w:lineRule="auto"/>
+                        <w:jc w:val="center"/>
+                        <w:rPr>
+                          <w:rFonts w:ascii="Quantico" w:hAnsi="Quantico"/>
+                          <w:b/>
+                          <w:bCs/>
+                          <w:color w:val="FFFFFF" w:themeColor="background1"/>
+                          <w:sz w:val="36"/>
+                          <w:szCs w:val="36"/>
+                          <w:u w:val="single"/>
+                          <w:lang w:val="en-US"/>
+                        </w:rPr>
+                      </w:pPr>
+                      <w:r>
+                        <w:rPr>
+                          <w:rFonts w:ascii="Quantico" w:hAnsi="Quantico"/>
+                          <w:b/>
+                          <w:bCs/>
+                          <w:color w:val="FFFFFF" w:themeColor="background1"/>
+                          <w:sz w:val="36"/>
+                          <w:szCs w:val="36"/>
+                          <w:u w:val="single"/>
+                          <w:lang w:val="en-US"/>
+                        </w:rPr>
+                        <w:t xml:space="preserve">Hiking Backpack </w:t>
+                      </w:r>
+                    </w:p>
+                  </w:txbxContent>
+                </v:textbox>
+                <w10:wrap type="square" anchorx="margin"/>
+              </v:shape>
+            </w:pict>
+          </mc:Fallback>
+        </mc:AlternateContent>
+      </w:r>
+      <w:r>
+        <w:rPr>
+          <w:noProof/>
+        </w:rPr>
+        <mc:AlternateContent>
+          <mc:Choice Requires="wps">
+            <w:drawing>
+              <wp:anchor distT="45720" distB="45720" distL="114300" distR="114300" simplePos="0" relativeHeight="251702272" behindDoc="0" locked="0" layoutInCell="1" allowOverlap="1" wp14:anchorId="7B50577A" wp14:editId="4DE6864A">
+                <wp:simplePos x="0" y="0"/>
+                <wp:positionH relativeFrom="margin">
+                  <wp:posOffset>1387046</wp:posOffset>
+                </wp:positionH>
+                <wp:positionV relativeFrom="paragraph">
+                  <wp:posOffset>2878301</wp:posOffset>
+                </wp:positionV>
+                <wp:extent cx="2111375" cy="831850"/>
+                <wp:effectExtent l="0" t="0" r="0" b="6350"/>
+                <wp:wrapSquare wrapText="bothSides"/>
+                <wp:docPr id="1748289155" name="Text Box 2"/>
+                <wp:cNvGraphicFramePr>
+                  <a:graphicFrameLocks xmlns:a="http://schemas.openxmlformats.org/drawingml/2006/main"/>
+                </wp:cNvGraphicFramePr>
+                <a:graphic xmlns:a="http://schemas.openxmlformats.org/drawingml/2006/main">
+                  <a:graphicData uri="http://schemas.microsoft.com/office/word/2010/wordprocessingShape">
+                    <wps:wsp>
+                      <wps:cNvSpPr txBox="1">
+                        <a:spLocks noChangeArrowheads="1"/>
+                      </wps:cNvSpPr>
+                      <wps:spPr bwMode="auto">
+                        <a:xfrm>
+                          <a:off x="0" y="0"/>
+                          <a:ext cx="2111375" cy="831850"/>
+                        </a:xfrm>
+                        <a:prstGeom prst="rect">
+                          <a:avLst/>
+                        </a:prstGeom>
+                        <a:noFill/>
+                        <a:ln w="9525">
+                          <a:noFill/>
+                          <a:miter lim="800000"/>
+                          <a:headEnd/>
+                          <a:tailEnd/>
+                        </a:ln>
+                      </wps:spPr>
+                      <wps:txbx>
+                        <w:txbxContent>
+                          <w:p>
+                            <w:pPr>
+                              <w:spacing w:line="180" w:lineRule="auto"/>
+                              <w:rPr>
+                                <w:rFonts w:ascii="Quantico" w:hAnsi="Quantico"/>
+                                <w:b/>
+                                <w:bCs/>
+                                <w:color w:val="FFFFFF" w:themeColor="background1"/>
+                              </w:rPr>
+                            </w:pPr>
+                            <w:r>
+                              <w:rPr>
+                                <w:rFonts w:ascii="Quantico" w:hAnsi="Quantico"/>
+                                <w:b/>
+                                <w:bCs/>
+                                <w:color w:val="FFFFFF" w:themeColor="background1"/>
+                              </w:rPr>
+                              <w:t>You completed the game!</w:t>
+                            </w:r>
+                          </w:p>
+                          <w:p>
+                            <w:pPr>
+                              <w:spacing w:line="180" w:lineRule="auto"/>
+                              <w:rPr>
+                                <w:rFonts w:ascii="Quantico" w:hAnsi="Quantico"/>
+                                <w:b/>
+                                <w:bCs/>
+                                <w:color w:val="FFFFFF" w:themeColor="background1"/>
+                                <w:sz w:val="22"/>
+                                <w:szCs w:val="22"/>
+                              </w:rPr>
+                            </w:pPr>
+                            <w:r>
+                              <w:rPr>
+                                <w:rFonts w:ascii="Quantico" w:hAnsi="Quantico"/>
+                                <w:b/>
+                                <w:bCs/>
+                                <w:color w:val="FFFFFF" w:themeColor="background1"/>
+                                <w:sz w:val="22"/>
+                                <w:szCs w:val="22"/>
+                              </w:rPr>
+                              <w:t xml:space="preserve">Feel free to keep the plushy! </w:t>
+                            </w:r>
+                          </w:p>
+                          <w:p>
+                            <w:pPr>
+                              <w:spacing w:line="180" w:lineRule="auto"/>
+                              <w:jc w:val="right"/>
+                              <w:rPr>
+                                <w:rFonts w:ascii="Quantico" w:hAnsi="Quantico"/>
+                                <w:b/>
+                                <w:bCs/>
+                                <w:color w:val="FFFFFF" w:themeColor="background1"/>
+                                <w:sz w:val="14"/>
+                                <w:szCs w:val="14"/>
+                              </w:rPr>
+                            </w:pPr>
+                            <w:r>
+                              <w:rPr>
+                                <w:rFonts w:ascii="Quantico" w:hAnsi="Quantico"/>
+                                <w:b/>
+                                <w:bCs/>
+                                <w:color w:val="FFFFFF" w:themeColor="background1"/>
+                                <w:sz w:val="14"/>
+                                <w:szCs w:val="14"/>
+                              </w:rPr>
+                              <w:t>Let us know what you though of the game</w:t>
+                            </w:r>
+                          </w:p>
+                        </w:txbxContent>
+                      </wps:txbx>
+                      <wps:bodyPr rot="0" vert="horz" wrap="square" lIns="91440" tIns="45720" rIns="91440" bIns="45720" anchor="t" anchorCtr="0">
+                        <a:noAutofit/>
+                      </wps:bodyPr>
+                    </wps:wsp>
+                  </a:graphicData>
+                </a:graphic>
+                <wp14:sizeRelH relativeFrom="margin">
+                  <wp14:pctWidth>0</wp14:pctWidth>
+                </wp14:sizeRelH>
+                <wp14:sizeRelV relativeFrom="margin">
+                  <wp14:pctHeight>0</wp14:pctHeight>
+                </wp14:sizeRelV>
+              </wp:anchor>
+            </w:drawing>
+          </mc:Choice>
+          <mc:Fallback>
+            <w:pict>
+              <v:shape w14:anchorId="7B50577A" id="_x0000_s1034" type="#_x0000_t202" style="position:absolute;margin-left:109.2pt;margin-top:226.65pt;width:166.25pt;height:65.5pt;z-index:251702272;visibility:visible;mso-wrap-style:square;mso-width-percent:0;mso-height-percent:0;mso-wrap-distance-left:9pt;mso-wrap-distance-top:3.6pt;mso-wrap-distance-right:9pt;mso-wrap-distance-bottom:3.6pt;mso-position-horizontal:absolute;mso-position-horizontal-relative:margin;mso-position-vertical:absolute;mso-position-vertical-relative:text;mso-width-percent:0;mso-height-percent:0;mso-width-relative:margin;mso-height-relative:margin;v-text-anchor:top" o:gfxdata="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" filled="f" stroked="f">
+                <v:textbox>
+                  <w:txbxContent>
+                    <w:p>
+                      <w:pPr>
+                        <w:spacing w:line="180" w:lineRule="auto"/>
+                        <w:rPr>
+                          <w:rFonts w:ascii="Quantico" w:hAnsi="Quantico"/>
+                          <w:b/>
+                          <w:bCs/>
+                          <w:color w:val="FFFFFF" w:themeColor="background1"/>
+                        </w:rPr>
+                      </w:pPr>
+                      <w:r>
+                        <w:rPr>
+                          <w:rFonts w:ascii="Quantico" w:hAnsi="Quantico"/>
+                          <w:b/>
+                          <w:bCs/>
+                          <w:color w:val="FFFFFF" w:themeColor="background1"/>
+                        </w:rPr>
+                        <w:t>You completed the game!</w:t>
+                      </w:r>
+                    </w:p>
+                    <w:p>
+                      <w:pPr>
+                        <w:spacing w:line="180" w:lineRule="auto"/>
+                        <w:rPr>
+                          <w:rFonts w:ascii="Quantico" w:hAnsi="Quantico"/>
+                          <w:b/>
+                          <w:bCs/>
+                          <w:color w:val="FFFFFF" w:themeColor="background1"/>
+                          <w:sz w:val="22"/>
+                          <w:szCs w:val="22"/>
+                        </w:rPr>
+                      </w:pPr>
+                      <w:r>
+                        <w:rPr>
+                          <w:rFonts w:ascii="Quantico" w:hAnsi="Quantico"/>
+                          <w:b/>
+                          <w:bCs/>
+                          <w:color w:val="FFFFFF" w:themeColor="background1"/>
+                          <w:sz w:val="22"/>
+                          <w:szCs w:val="22"/>
+                        </w:rPr>
+                        <w:t xml:space="preserve">Feel free to keep the plushy! </w:t>
+                      </w:r>
+                    </w:p>
+                    <w:p>
+                      <w:pPr>
+                        <w:spacing w:line="180" w:lineRule="auto"/>
+                        <w:jc w:val="right"/>
+                        <w:rPr>
+                          <w:rFonts w:ascii="Quantico" w:hAnsi="Quantico"/>
+                          <w:b/>
+                          <w:bCs/>
+                          <w:color w:val="FFFFFF" w:themeColor="background1"/>
+                          <w:sz w:val="14"/>
+                          <w:szCs w:val="14"/>
+                        </w:rPr>
+                      </w:pPr>
+                      <w:r>
+                        <w:rPr>
+                          <w:rFonts w:ascii="Quantico" w:hAnsi="Quantico"/>
+                          <w:b/>
+                          <w:bCs/>
+                          <w:color w:val="FFFFFF" w:themeColor="background1"/>
+                          <w:sz w:val="14"/>
+                          <w:szCs w:val="14"/>
+                        </w:rPr>
+                        <w:t>Let us know what you though of the game</w:t>
+                      </w:r>
+                    </w:p>
+                  </w:txbxContent>
+                </v:textbox>
+                <w10:wrap type="square" anchorx="margin"/>
+              </v:shape>
+            </w:pict>
+          </mc:Fallback>
+        </mc:AlternateContent>
+      </w:r>
+      <w:r>
+        <w:rPr>
+          <w:noProof/>
+        </w:rPr>
+        <mc:AlternateContent>
+          <mc:Choice Requires="wps">
+            <w:drawing>
+              <wp:anchor distT="0" distB="0" distL="114300" distR="114300" simplePos="0" relativeHeight="251701247" behindDoc="0" locked="0" layoutInCell="1" allowOverlap="1" wp14:anchorId="3D4DC879" wp14:editId="6961A192">
+                <wp:simplePos x="0" y="0"/>
+                <wp:positionH relativeFrom="column">
+                  <wp:posOffset>1386840</wp:posOffset>
+                </wp:positionH>
+                <wp:positionV relativeFrom="paragraph">
+                  <wp:posOffset>2874267</wp:posOffset>
+                </wp:positionV>
+                <wp:extent cx="2070787" cy="716692"/>
+                <wp:effectExtent l="0" t="0" r="5715" b="7620"/>
+                <wp:wrapNone/>
+                <wp:docPr id="1911675260" name="Rectangle: Rounded Corners 4"/>
+                <wp:cNvGraphicFramePr/>
+                <a:graphic xmlns:a="http://schemas.openxmlformats.org/drawingml/2006/main">
+                  <a:graphicData uri="http://schemas.microsoft.com/office/word/2010/wordprocessingShape">
+                    <wps:wsp>
+                      <wps:cNvSpPr/>
+                      <wps:spPr>
+                        <a:xfrm>
+                          <a:off x="0" y="0"/>
+                          <a:ext cx="2070787" cy="716692"/>
+                        </a:xfrm>
+                        <a:prstGeom prst="roundRect">
+                          <a:avLst/>
+                        </a:prstGeom>
+                        <a:solidFill>
+                          <a:schemeClr val="tx2">
+                            <a:alpha val="65098"/>
+                          </a:schemeClr>
+                        </a:solidFill>
+                        <a:ln>
+                          <a:noFill/>
+                        </a:ln>
+                      </wps:spPr>
+                      <wps:style>
+                        <a:lnRef idx="2">
+                          <a:schemeClr val="accent1">
+                            <a:shade val="15000"/>
+                          </a:schemeClr>
+                        </a:lnRef>
+                        <a:fillRef idx="1">
+                          <a:schemeClr val="accent1"/>
+                        </a:fillRef>
+                        <a:effectRef idx="0">
+                          <a:schemeClr val="accent1"/>
+                        </a:effectRef>
+                        <a:fontRef idx="minor">
+                          <a:schemeClr val="lt1"/>
+                        </a:fontRef>
+                      </wps:style>
+                      <wps:bodyPr rot="0" spcFirstLastPara="0" vertOverflow="overflow" horzOverflow="overflow" vert="horz" wrap="square" lIns="91440" tIns="45720" rIns="91440" bIns="45720" numCol="1" spcCol="0" rtlCol="0" fromWordArt="0" anchor="ctr" anchorCtr="0" forceAA="0" compatLnSpc="1">
+                        <a:prstTxWarp prst="textNoShape">
+                          <a:avLst/>
+                        </a:prstTxWarp>
+                        <a:noAutofit/>
+                      </wps:bodyPr>
+                    </wps:wsp>
+                  </a:graphicData>
+                </a:graphic>
+                <wp14:sizeRelH relativeFrom="margin">
+                  <wp14:pctWidth>0</wp14:pctWidth>
+                </wp14:sizeRelH>
+                <wp14:sizeRelV relativeFrom="margin">
+                  <wp14:pctHeight>0</wp14:pctHeight>
+                </wp14:sizeRelV>
+              </wp:anchor>
+            </w:drawing>
+          </mc:Choice>
+          <mc:Fallback>
+            <w:pict>
+              <v:roundrect w14:anchorId="22BB21BA" id="Rectangle: Rounded Corners 4" o:spid="_x0000_s1026" style="position:absolute;margin-left:109.2pt;margin-top:226.3pt;width:163.05pt;height:56.45pt;z-index:251701247;visibility:visible;mso-wrap-style:square;mso-width-percent:0;mso-height-percent:0;mso-wrap-distance-left:9pt;mso-wrap-distance-top:0;mso-wrap-distance-right:9pt;mso-wrap-distance-bottom:0;mso-position-horizontal:absolute;mso-position-horizontal-relative:text;mso-position-vertical:absolute;mso-position-vertical-relative:text;mso-width-percent:0;mso-height-percent:0;mso-width-relative:margin;mso-height-relative:margin;v-text-anchor:middle" arcsize="10923f" o:gfxdata="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" fillcolor="#0e2841 [3215]" stroked="f" strokeweight="1.5pt">
+                <v:fill opacity="42662f"/>
+                <v:stroke joinstyle="miter"/>
+              </v:roundrect>
+            </w:pict>
+          </mc:Fallback>
+        </mc:AlternateContent>
+      </w:r>
+      <w:r>
+        <w:rPr>
+          <w:noProof/>
+        </w:rPr>
+        <mc:AlternateContent>
+          <mc:Choice Requires="wps">
+            <w:drawing>
+              <wp:anchor distT="45720" distB="45720" distL="114300" distR="114300" simplePos="0" relativeHeight="251689984" behindDoc="0" locked="0" layoutInCell="1" allowOverlap="1" wp14:anchorId="27CD439F" wp14:editId="540FF436">
+                <wp:simplePos x="0" y="0"/>
+                <wp:positionH relativeFrom="margin">
+                  <wp:posOffset>1369695</wp:posOffset>
+                </wp:positionH>
+                <wp:positionV relativeFrom="paragraph">
+                  <wp:posOffset>926482</wp:posOffset>
+                </wp:positionV>
+                <wp:extent cx="2133600" cy="612775"/>
+                <wp:effectExtent l="0" t="0" r="0" b="0"/>
+                <wp:wrapSquare wrapText="bothSides"/>
+                <wp:docPr id="732285342" name="Text Box 2"/>
+                <wp:cNvGraphicFramePr>
+                  <a:graphicFrameLocks xmlns:a="http://schemas.openxmlformats.org/drawingml/2006/main"/>
+                </wp:cNvGraphicFramePr>
+                <a:graphic xmlns:a="http://schemas.openxmlformats.org/drawingml/2006/main">
+                  <a:graphicData uri="http://schemas.microsoft.com/office/word/2010/wordprocessingShape">
+                    <wps:wsp>
+                      <wps:cNvSpPr txBox="1">
+                        <a:spLocks noChangeArrowheads="1"/>
+                      </wps:cNvSpPr>
+                      <wps:spPr bwMode="auto">
+                        <a:xfrm>
+                          <a:off x="0" y="0"/>
+                          <a:ext cx="2133600" cy="612775"/>
+                        </a:xfrm>
+                        <a:prstGeom prst="rect">
+                          <a:avLst/>
+                        </a:prstGeom>
+                        <a:noFill/>
+                        <a:ln w="9525">
+                          <a:noFill/>
+                          <a:miter lim="800000"/>
+                          <a:headEnd/>
+                          <a:tailEnd/>
+                        </a:ln>
+                      </wps:spPr>
+                      <wps:txbx>
+                        <w:txbxContent>
+                          <w:p>
+                            <w:pPr>
+                              <w:pStyle w:val="NoSpacing"/>
+                              <w:rPr>
+                                <w:rFonts w:ascii="Quantico" w:hAnsi="Quantico"/>
+                                <w:color w:val="FFFFFF" w:themeColor="background1"/>
+                                <w:sz w:val="22"/>
+                                <w:szCs w:val="22"/>
+                              </w:rPr>
+                            </w:pPr>
+                            <w:r>
+                              <w:rPr>
+                                <w:rFonts w:ascii="Quantico" w:hAnsi="Quantico"/>
+                                <w:color w:val="FFFFFF" w:themeColor="background1"/>
+                                <w:sz w:val="22"/>
+                                <w:szCs w:val="22"/>
+                              </w:rPr>
+                              <w:t xml:space="preserve">Enjoy the game! </w:t>
+                            </w:r>
+                          </w:p>
+                          <w:p>
+                            <w:pPr>
+                              <w:pStyle w:val="NoSpacing"/>
+                              <w:rPr>
+                                <w:rFonts w:ascii="Quantico" w:hAnsi="Quantico"/>
+                                <w:color w:val="FFFFFF" w:themeColor="background1"/>
+                                <w:sz w:val="22"/>
+                                <w:szCs w:val="22"/>
+                              </w:rPr>
+                            </w:pPr>
+                            <w:r>
+                              <w:rPr>
+                                <w:rFonts w:ascii="Quantico" w:hAnsi="Quantico"/>
+                                <w:color w:val="FFFFFF" w:themeColor="background1"/>
+                                <w:sz w:val="22"/>
+                                <w:szCs w:val="22"/>
+                              </w:rPr>
+                              <w:t>For help, go to our website</w:t>
+                            </w:r>
+                          </w:p>
+                          <w:p>
+                            <w:pPr>
+                              <w:pStyle w:val="NoSpacing"/>
+                              <w:rPr>
+                                <w:rFonts w:ascii="Quantico" w:hAnsi="Quantico"/>
+                                <w:color w:val="FFFFFF" w:themeColor="background1"/>
+                                <w:sz w:val="12"/>
+                                <w:szCs w:val="12"/>
+                              </w:rPr>
+                            </w:pPr>
+                            <w:r>
+                              <w:rPr>
+                                <w:rFonts w:ascii="Quantico" w:hAnsi="Quantico"/>
+                                <w:color w:val="FFFFFF" w:themeColor="background1"/>
+                                <w:sz w:val="12"/>
+                                <w:szCs w:val="12"/>
+                              </w:rPr>
+                              <w:t>https://sites.google.com/view/escapebackpack/home</w:t>
+                            </w:r>
+                          </w:p>
+                        </w:txbxContent>
+                      </wps:txbx>
+                      <wps:bodyPr rot="0" vert="horz" wrap="square" lIns="91440" tIns="45720" rIns="91440" bIns="45720" anchor="t" anchorCtr="0">
+                        <a:noAutofit/>
+                      </wps:bodyPr>
+                    </wps:wsp>
+                  </a:graphicData>
+                </a:graphic>
+                <wp14:sizeRelH relativeFrom="margin">
+                  <wp14:pctWidth>0</wp14:pctWidth>
+                </wp14:sizeRelH>
+                <wp14:sizeRelV relativeFrom="margin">
+                  <wp14:pctHeight>0</wp14:pctHeight>
+                </wp14:sizeRelV>
+              </wp:anchor>
+            </w:drawing>
+          </mc:Choice>
+          <mc:Fallback>
+            <w:pict>
+              <v:shape w14:anchorId="27CD439F" id="_x0000_s1035" type="#_x0000_t202" style="position:absolute;margin-left:107.85pt;margin-top:72.95pt;width:168pt;height:48.25pt;z-index:251689984;visibility:visible;mso-wrap-style:square;mso-width-percent:0;mso-height-percent:0;mso-wrap-distance-left:9pt;mso-wrap-distance-top:3.6pt;mso-wrap-distance-right:9pt;mso-wrap-distance-bottom:3.6pt;mso-position-horizontal:absolute;mso-position-horizontal-relative:margin;mso-position-vertical:absolute;mso-position-vertical-relative:text;mso-width-percent:0;mso-height-percent:0;mso-width-relative:margin;mso-height-relative:margin;v-text-anchor:top" o:gfxdata="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" filled="f" stroked="f">
+                <v:textbox>
+                  <w:txbxContent>
+                    <w:p>
+                      <w:pPr>
+                        <w:pStyle w:val="NoSpacing"/>
+                        <w:rPr>
+                          <w:rFonts w:ascii="Quantico" w:hAnsi="Quantico"/>
+                          <w:color w:val="FFFFFF" w:themeColor="background1"/>
+                          <w:sz w:val="22"/>
+                          <w:szCs w:val="22"/>
+                        </w:rPr>
+                      </w:pPr>
+                      <w:r>
+                        <w:rPr>
+                          <w:rFonts w:ascii="Quantico" w:hAnsi="Quantico"/>
+                          <w:color w:val="FFFFFF" w:themeColor="background1"/>
+                          <w:sz w:val="22"/>
+                          <w:szCs w:val="22"/>
+                        </w:rPr>
+                        <w:t xml:space="preserve">Enjoy the game! </w:t>
+                      </w:r>
+                    </w:p>
+                    <w:p>
+                      <w:pPr>
+                        <w:pStyle w:val="NoSpacing"/>
+                        <w:rPr>
+                          <w:rFonts w:ascii="Quantico" w:hAnsi="Quantico"/>
+                          <w:color w:val="FFFFFF" w:themeColor="background1"/>
+                          <w:sz w:val="22"/>
+                          <w:szCs w:val="22"/>
+                        </w:rPr>
+                      </w:pPr>
+                      <w:r>
+                        <w:rPr>
+                          <w:rFonts w:ascii="Quantico" w:hAnsi="Quantico"/>
+                          <w:color w:val="FFFFFF" w:themeColor="background1"/>
+                          <w:sz w:val="22"/>
+                          <w:szCs w:val="22"/>
+                        </w:rPr>
+                        <w:t>For help, go to our website</w:t>
+                      </w:r>
+                    </w:p>
+                    <w:p>
+                      <w:pPr>
+                        <w:pStyle w:val="NoSpacing"/>
+                        <w:rPr>
+                          <w:rFonts w:ascii="Quantico" w:hAnsi="Quantico"/>
+                          <w:color w:val="FFFFFF" w:themeColor="background1"/>
+                          <w:sz w:val="12"/>
+                          <w:szCs w:val="12"/>
+                        </w:rPr>
+                      </w:pPr>
+                      <w:r>
+                        <w:rPr>
+                          <w:rFonts w:ascii="Quantico" w:hAnsi="Quantico"/>
+                          <w:color w:val="FFFFFF" w:themeColor="background1"/>
+                          <w:sz w:val="12"/>
+                          <w:szCs w:val="12"/>
+                        </w:rPr>
+                        <w:t>https://sites.google.com/view/escapebackpack/home</w:t>
+                      </w:r>
+                    </w:p>
+                  </w:txbxContent>
+                </v:textbox>
+                <w10:wrap type="square" anchorx="margin"/>
+              </v:shape>
+            </w:pict>
+          </mc:Fallback>
+        </mc:AlternateContent>
+      </w:r>
+      <w:r>
+        <w:rPr>
+          <w:noProof/>
+        </w:rPr>
+        <w:drawing>
+          <wp:anchor distT="0" distB="0" distL="114300" distR="114300" simplePos="0" relativeHeight="251700224" behindDoc="0" locked="0" layoutInCell="1" allowOverlap="1" wp14:anchorId="1D1381D8" wp14:editId="43928254">
+            <wp:simplePos x="0" y="0"/>
+            <wp:positionH relativeFrom="column">
+              <wp:posOffset>3126105</wp:posOffset>
+            </wp:positionH>
+            <wp:positionV relativeFrom="paragraph">
+              <wp:posOffset>1830688</wp:posOffset>
+            </wp:positionV>
+            <wp:extent cx="398780" cy="398780"/>
+            <wp:effectExtent l="0" t="0" r="0" b="1270"/>
+            <wp:wrapNone/>
+            <wp:docPr id="841224834" name="Graphic 2" descr="Confetti ball with solid fill"/>
+            <wp:cNvGraphicFramePr>
+              <a:graphicFrameLocks xmlns:a="http://schemas.openxmlformats.org/drawingml/2006/main" noChangeAspect="1"/>
+            </wp:cNvGraphicFramePr>
+            <a:graphic xmlns:a="http://schemas.openxmlformats.org/drawingml/2006/main">
+              <a:graphicData uri="http://schemas.openxmlformats.org/drawingml/2006/picture">
+                <pic:pic xmlns:pic="http://schemas.openxmlformats.org/drawingml/2006/picture">
+                  <pic:nvPicPr>
+                    <pic:cNvPr id="764364432" name="Graphic 764364432" descr="Confetti ball with solid fill"/>
+                    <pic:cNvPicPr/>
+                  </pic:nvPicPr>
+                  <pic:blipFill>
+                    <a:blip r:embed="rId12">
+                      <a:extLst>
+                        <a:ext uri="{96DAC541-7B7A-43D3-8B79-37D633B846F1}">
+                          <asvg:svgBlip xmlns:asvg="http://schemas.microsoft.com/office/drawing/2016/SVG/main" r:embed="rId13"/>
+                        </a:ext>
+                      </a:extLst>
+                    </a:blip>
+                    <a:stretch>
+                      <a:fillRect/>
+                    </a:stretch>
+                  </pic:blipFill>
+                  <pic:spPr>
+                    <a:xfrm>
+                      <a:off x="0" y="0"/>
+                      <a:ext cx="398780" cy="398780"/>
+                    </a:xfrm>
+                    <a:prstGeom prst="rect">
+                      <a:avLst/>
+                    </a:prstGeom>
+                  </pic:spPr>
+                </pic:pic>
+              </a:graphicData>
+            </a:graphic>
+            <wp14:sizeRelH relativeFrom="page">
+              <wp14:pctWidth>0</wp14:pctWidth>
+            </wp14:sizeRelH>
+            <wp14:sizeRelV relativeFrom="page">
+              <wp14:pctHeight>0</wp14:pctHeight>
+            </wp14:sizeRelV>
+          </wp:anchor>
+        </w:drawing>
+      </w:r>
+      <w:r>
+        <w:rPr>
+          <w:noProof/>
+        </w:rPr>
+        <mc:AlternateContent>
+          <mc:Choice Requires="wps">
+            <w:drawing>
+              <wp:anchor distT="45720" distB="45720" distL="114300" distR="114300" simplePos="0" relativeHeight="251704320" behindDoc="0" locked="0" layoutInCell="1" allowOverlap="1" wp14:anchorId="06EE3D87" wp14:editId="325E7E70">
+                <wp:simplePos x="0" y="0"/>
+                <wp:positionH relativeFrom="margin">
+                  <wp:posOffset>1065135</wp:posOffset>
+                </wp:positionH>
+                <wp:positionV relativeFrom="paragraph">
+                  <wp:posOffset>2077720</wp:posOffset>
+                </wp:positionV>
+                <wp:extent cx="2479040" cy="537210"/>
+                <wp:effectExtent l="0" t="0" r="0" b="0"/>
+                <wp:wrapSquare wrapText="bothSides"/>
+                <wp:docPr id="2044505726" name="Text Box 2"/>
+                <wp:cNvGraphicFramePr>
+                  <a:graphicFrameLocks xmlns:a="http://schemas.openxmlformats.org/drawingml/2006/main"/>
+                </wp:cNvGraphicFramePr>
+                <a:graphic xmlns:a="http://schemas.openxmlformats.org/drawingml/2006/main">
+                  <a:graphicData uri="http://schemas.microsoft.com/office/word/2010/wordprocessingShape">
+                    <wps:wsp>
+                      <wps:cNvSpPr txBox="1">
+                        <a:spLocks noChangeArrowheads="1"/>
+                      </wps:cNvSpPr>
+                      <wps:spPr bwMode="auto">
+                        <a:xfrm>
+                          <a:off x="0" y="0"/>
+                          <a:ext cx="2479040" cy="537210"/>
+                        </a:xfrm>
+                        <a:prstGeom prst="rect">
+                          <a:avLst/>
+                        </a:prstGeom>
+                        <a:noFill/>
+                        <a:ln w="9525">
+                          <a:noFill/>
+                          <a:miter lim="800000"/>
+                          <a:headEnd/>
+                          <a:tailEnd/>
+                        </a:ln>
+                      </wps:spPr>
+                      <wps:txbx>
+                        <w:txbxContent>
+                          <w:p>
+                            <w:pPr>
+                              <w:jc w:val="center"/>
+                              <w:rPr>
+                                <w:rFonts w:ascii="Quantico" w:hAnsi="Quantico"/>
+                                <w:b/>
+                                <w:bCs/>
+                                <w:color w:val="FFFFFF" w:themeColor="background1"/>
+                                <w:sz w:val="40"/>
+                                <w:szCs w:val="40"/>
+                              </w:rPr>
+                            </w:pPr>
+                            <w:r>
+                              <w:rPr>
+                                <w:rFonts w:ascii="Quantico" w:hAnsi="Quantico"/>
+                                <w:b/>
+                                <w:bCs/>
+                                <w:color w:val="FFFFFF" w:themeColor="background1"/>
+                                <w:sz w:val="40"/>
+                                <w:szCs w:val="40"/>
+                              </w:rPr>
+                              <w:t>Congratulations!</w:t>
+                            </w:r>
+                          </w:p>
+                        </w:txbxContent>
+                      </wps:txbx>
+                      <wps:bodyPr rot="0" vert="horz" wrap="square" lIns="91440" tIns="45720" rIns="91440" bIns="45720" anchor="t" anchorCtr="0">
+                        <a:noAutofit/>
+                      </wps:bodyPr>
+                    </wps:wsp>
+                  </a:graphicData>
+                </a:graphic>
+                <wp14:sizeRelH relativeFrom="margin">
+                  <wp14:pctWidth>0</wp14:pctWidth>
+                </wp14:sizeRelH>
+                <wp14:sizeRelV relativeFrom="margin">
+                  <wp14:pctHeight>0</wp14:pctHeight>
+                </wp14:sizeRelV>
+              </wp:anchor>
+            </w:drawing>
+          </mc:Choice>
+          <mc:Fallback>
+            <w:pict>
+              <v:shape w14:anchorId="06EE3D87" id="_x0000_s1036" type="#_x0000_t202" style="position:absolute;margin-left:83.85pt;margin-top:163.6pt;width:195.2pt;height:42.3pt;z-index:251704320;visibility:visible;mso-wrap-style:square;mso-width-percent:0;mso-height-percent:0;mso-wrap-distance-left:9pt;mso-wrap-distance-top:3.6pt;mso-wrap-distance-right:9pt;mso-wrap-distance-bottom:3.6pt;mso-position-horizontal:absolute;mso-position-horizontal-relative:margin;mso-position-vertical:absolute;mso-position-vertical-relative:text;mso-width-percent:0;mso-height-percent:0;mso-width-relative:margin;mso-height-relative:margin;v-text-anchor:top" o:gfxdata="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" filled="f" stroked="f">
+                <v:textbox>
+                  <w:txbxContent>
+                    <w:p>
+                      <w:pPr>
+                        <w:jc w:val="center"/>
+                        <w:rPr>
+                          <w:rFonts w:ascii="Quantico" w:hAnsi="Quantico"/>
+                          <w:b/>
+                          <w:bCs/>
+                          <w:color w:val="FFFFFF" w:themeColor="background1"/>
+                          <w:sz w:val="40"/>
+                          <w:szCs w:val="40"/>
+                        </w:rPr>
+                      </w:pPr>
+                      <w:r>
+                        <w:rPr>
+                          <w:rFonts w:ascii="Quantico" w:hAnsi="Quantico"/>
+                          <w:b/>
+                          <w:bCs/>
+                          <w:color w:val="FFFFFF" w:themeColor="background1"/>
+                          <w:sz w:val="40"/>
+                          <w:szCs w:val="40"/>
+                        </w:rPr>
+                        <w:t>Congratulations!</w:t>
+                      </w:r>
+                    </w:p>
+                  </w:txbxContent>
+                </v:textbox>
+                <w10:wrap type="square" anchorx="margin"/>
+              </v:shape>
+            </w:pict>
+          </mc:Fallback>
+        </mc:AlternateContent>
+      </w:r>
+      <w:r>
+        <w:rPr>
+          <w:noProof/>
+        </w:rPr>
+        <w:drawing>
+          <wp:anchor distT="0" distB="0" distL="114300" distR="114300" simplePos="0" relativeHeight="251698176" behindDoc="0" locked="0" layoutInCell="1" allowOverlap="1" wp14:anchorId="5D78D749" wp14:editId="45506B53">
+            <wp:simplePos x="0" y="0"/>
+            <wp:positionH relativeFrom="column">
+              <wp:posOffset>600384</wp:posOffset>
+            </wp:positionH>
+            <wp:positionV relativeFrom="paragraph">
+              <wp:posOffset>1835202</wp:posOffset>
+            </wp:positionV>
+            <wp:extent cx="720000" cy="720000"/>
+            <wp:effectExtent l="0" t="0" r="0" b="4445"/>
+            <wp:wrapNone/>
+            <wp:docPr id="1078997861" name="Graphic 1" descr="Shooting star with solid fill"/>
+            <wp:cNvGraphicFramePr>
+              <a:graphicFrameLocks xmlns:a="http://schemas.openxmlformats.org/drawingml/2006/main" noChangeAspect="1"/>
+            </wp:cNvGraphicFramePr>
+            <a:graphic xmlns:a="http://schemas.openxmlformats.org/drawingml/2006/main">
+              <a:graphicData uri="http://schemas.openxmlformats.org/drawingml/2006/picture">
+                <pic:pic xmlns:pic="http://schemas.openxmlformats.org/drawingml/2006/picture">
+                  <pic:nvPicPr>
+                    <pic:cNvPr id="1524755068" name="Graphic 1524755068" descr="Shooting star with solid fill"/>
+                    <pic:cNvPicPr/>
+                  </pic:nvPicPr>
+                  <pic:blipFill>
+                    <a:blip r:embed="rId15">
+                      <a:extLst>
+                        <a:ext uri="{96DAC541-7B7A-43D3-8B79-37D633B846F1}">
+                          <asvg:svgBlip xmlns:asvg="http://schemas.microsoft.com/office/drawing/2016/SVG/main" r:embed="rId16"/>
+                        </a:ext>
+                      </a:extLst>
+                    </a:blip>
+                    <a:stretch>
+                      <a:fillRect/>
+                    </a:stretch>
+                  </pic:blipFill>
+                  <pic:spPr>
+                    <a:xfrm>
+                      <a:off x="0" y="0"/>
+                      <a:ext cx="720000" cy="720000"/>
+                    </a:xfrm>
+                    <a:prstGeom prst="rect">
+                      <a:avLst/>
+                    </a:prstGeom>
+                  </pic:spPr>
+                </pic:pic>
+              </a:graphicData>
+            </a:graphic>
+            <wp14:sizeRelH relativeFrom="page">
+              <wp14:pctWidth>0</wp14:pctWidth>
+            </wp14:sizeRelH>
+            <wp14:sizeRelV relativeFrom="page">
+              <wp14:pctHeight>0</wp14:pctHeight>
+            </wp14:sizeRelV>
+          </wp:anchor>
+        </w:drawing>
+      </w:r>
+      <w:r>
+        <w:rPr>
+          <w:noProof/>
+        </w:rPr>
+        <w:drawing>
+          <wp:anchor distT="0" distB="0" distL="114300" distR="114300" simplePos="0" relativeHeight="251696128" behindDoc="0" locked="0" layoutInCell="1" allowOverlap="1" wp14:anchorId="05FF19B4" wp14:editId="72A5D569">
+            <wp:simplePos x="0" y="0"/>
+            <wp:positionH relativeFrom="margin">
+              <wp:posOffset>641607</wp:posOffset>
+            </wp:positionH>
+            <wp:positionV relativeFrom="paragraph">
+              <wp:posOffset>2947017</wp:posOffset>
+            </wp:positionV>
+            <wp:extent cx="648000" cy="648000"/>
+            <wp:effectExtent l="0" t="0" r="0" b="0"/>
+            <wp:wrapNone/>
+            <wp:docPr id="959278986" name="Picture 7" descr="A qr code on a black background&#10;&#10;AI-generated content may be incorrect."/>
+            <wp:cNvGraphicFramePr>
+              <a:graphicFrameLocks xmlns:a="http://schemas.openxmlformats.org/drawingml/2006/main" noChangeAspect="1"/>
+            </wp:cNvGraphicFramePr>
+            <a:graphic xmlns:a="http://schemas.openxmlformats.org/drawingml/2006/main">
+              <a:graphicData uri="http://schemas.openxmlformats.org/drawingml/2006/picture">
+                <pic:pic xmlns:pic="http://schemas.openxmlformats.org/drawingml/2006/picture">
+                  <pic:nvPicPr>
+                    <pic:cNvPr id="1971158344" name="Picture 7" descr="A qr code on a black background&#10;&#10;AI-generated content may be incorrect."/>
+                    <pic:cNvPicPr/>
+                  </pic:nvPicPr>
+                  <pic:blipFill>
+                    <a:blip r:embed="rId11" cstate="print">
+                      <a:extLst>
+                        <a:ext uri="{28A0092B-C50C-407E-A947-70E740481C1C}">
+                          <a14:useLocalDpi xmlns:a14="http://schemas.microsoft.com/office/drawing/2010/main" val="0"/>
+                        </a:ext>
+                      </a:extLst>
+                    </a:blip>
+                    <a:stretch>
+                      <a:fillRect/>
+                    </a:stretch>
+                  </pic:blipFill>
+                  <pic:spPr>
+                    <a:xfrm>
+                      <a:off x="0" y="0"/>
+                      <a:ext cx="648000" cy="648000"/>
+                    </a:xfrm>
+                    <a:prstGeom prst="rect">
+                      <a:avLst/>
+                    </a:prstGeom>
+                  </pic:spPr>
+                </pic:pic>
+              </a:graphicData>
+            </a:graphic>
+            <wp14:sizeRelH relativeFrom="page">
+              <wp14:pctWidth>0</wp14:pctWidth>
+            </wp14:sizeRelH>
+            <wp14:sizeRelV relativeFrom="page">
+              <wp14:pctHeight>0</wp14:pctHeight>
+            </wp14:sizeRelV>
+          </wp:anchor>
+        </w:drawing>
+      </w:r>
+      <w:r>
+        <w:rPr>
+          <w:noProof/>
+        </w:rPr>
+        <w:drawing>
+          <wp:anchor distT="0" distB="0" distL="114300" distR="114300" simplePos="0" relativeHeight="251694080" behindDoc="0" locked="0" layoutInCell="1" allowOverlap="1" wp14:anchorId="7B70B757" wp14:editId="01EB9BAD">
+            <wp:simplePos x="0" y="0"/>
+            <wp:positionH relativeFrom="column">
+              <wp:posOffset>575619</wp:posOffset>
+            </wp:positionH>
+            <wp:positionV relativeFrom="paragraph">
+              <wp:posOffset>1834909</wp:posOffset>
+            </wp:positionV>
+            <wp:extent cx="2969260" cy="1819275"/>
+            <wp:effectExtent l="0" t="0" r="2540" b="9525"/>
+            <wp:wrapNone/>
+            <wp:docPr id="1276372622" name="Picture 9"/>
+            <wp:cNvGraphicFramePr>
+              <a:graphicFrameLocks xmlns:a="http://schemas.openxmlformats.org/drawingml/2006/main" noChangeAspect="1"/>
+            </wp:cNvGraphicFramePr>
+            <a:graphic xmlns:a="http://schemas.openxmlformats.org/drawingml/2006/main">
+              <a:graphicData uri="http://schemas.openxmlformats.org/drawingml/2006/picture">
+                <pic:pic xmlns:pic="http://schemas.openxmlformats.org/drawingml/2006/picture">
+                  <pic:nvPicPr>
+                    <pic:cNvPr id="1582992251" name="Picture 1582992251"/>
+                    <pic:cNvPicPr/>
+                  </pic:nvPicPr>
+                  <pic:blipFill rotWithShape="1">
+                    <a:blip r:embed="rId17" cstate="print">
+                      <a:extLst>
+                        <a:ext uri="{28A0092B-C50C-407E-A947-70E740481C1C}">
+                          <a14:useLocalDpi xmlns:a14="http://schemas.microsoft.com/office/drawing/2010/main" val="0"/>
+                        </a:ext>
+                      </a:extLst>
+                    </a:blip>
+                    <a:srcRect b="8101"/>
+                    <a:stretch>
+                      <a:fillRect/>
+                    </a:stretch>
+                  </pic:blipFill>
+                  <pic:spPr bwMode="auto">
+                    <a:xfrm>
+                      <a:off x="0" y="0"/>
+                      <a:ext cx="2969260" cy="1819275"/>
+                    </a:xfrm>
+                    <a:prstGeom prst="rect">
+                      <a:avLst/>
+                    </a:prstGeom>
+                    <a:ln>
+                      <a:noFill/>
+                    </a:ln>
+                    <a:extLst>
+                      <a:ext uri="{53640926-AAD7-44D8-BBD7-CCE9431645EC}">
+                        <a14:shadowObscured xmlns:a14="http://schemas.microsoft.com/office/drawing/2010/main"/>
+                      </a:ext>
+                    </a:extLst>
+                  </pic:spPr>
+                </pic:pic>
+              </a:graphicData>
+            </a:graphic>
+            <wp14:sizeRelH relativeFrom="page">
+              <wp14:pctWidth>0</wp14:pctWidth>
+            </wp14:sizeRelH>
+            <wp14:sizeRelV relativeFrom="page">
+              <wp14:pctHeight>0</wp14:pctHeight>
+            </wp14:sizeRelV>
+          </wp:anchor>
+        </w:drawing>
+      </w:r>
+      <w:r>
+        <w:rPr>
+          <w:noProof/>
+        </w:rPr>
+        <mc:AlternateContent>
+          <mc:Choice Requires="wps">
+            <w:drawing>
+              <wp:anchor distT="0" distB="0" distL="114300" distR="114300" simplePos="0" relativeHeight="251688959" behindDoc="0" locked="0" layoutInCell="1" allowOverlap="1" wp14:anchorId="0BCA91AB" wp14:editId="0ABC2C1C">
+                <wp:simplePos x="0" y="0"/>
+                <wp:positionH relativeFrom="column">
+                  <wp:posOffset>1383665</wp:posOffset>
+                </wp:positionH>
+                <wp:positionV relativeFrom="paragraph">
+                  <wp:posOffset>967741</wp:posOffset>
+                </wp:positionV>
+                <wp:extent cx="2095500" cy="527050"/>
+                <wp:effectExtent l="0" t="0" r="0" b="6350"/>
+                <wp:wrapNone/>
+                <wp:docPr id="2093073344" name="Rectangle: Rounded Corners 4"/>
+                <wp:cNvGraphicFramePr/>
+                <a:graphic xmlns:a="http://schemas.openxmlformats.org/drawingml/2006/main">
+                  <a:graphicData uri="http://schemas.microsoft.com/office/word/2010/wordprocessingShape">
+                    <wps:wsp>
+                      <wps:cNvSpPr/>
+                      <wps:spPr>
+                        <a:xfrm>
+                          <a:off x="0" y="0"/>
+                          <a:ext cx="2095500" cy="527050"/>
+                        </a:xfrm>
+                        <a:prstGeom prst="roundRect">
+                          <a:avLst/>
+                        </a:prstGeom>
+                        <a:solidFill>
+                          <a:schemeClr val="tx2">
+                            <a:alpha val="65098"/>
+                          </a:schemeClr>
+                        </a:solidFill>
+                        <a:ln>
+                          <a:noFill/>
+                        </a:ln>
+                      </wps:spPr>
+                      <wps:style>
+                        <a:lnRef idx="2">
+                          <a:schemeClr val="accent1">
+                            <a:shade val="15000"/>
+                          </a:schemeClr>
+                        </a:lnRef>
+                        <a:fillRef idx="1">
+                          <a:schemeClr val="accent1"/>
+                        </a:fillRef>
+                        <a:effectRef idx="0">
+                          <a:schemeClr val="accent1"/>
+                        </a:effectRef>
+                        <a:fontRef idx="minor">
+                          <a:schemeClr val="lt1"/>
+                        </a:fontRef>
+                      </wps:style>
+                      <wps:bodyPr rot="0" spcFirstLastPara="0" vertOverflow="overflow" horzOverflow="overflow" vert="horz" wrap="square" lIns="91440" tIns="45720" rIns="91440" bIns="45720" numCol="1" spcCol="0" rtlCol="0" fromWordArt="0" anchor="ctr" anchorCtr="0" forceAA="0" compatLnSpc="1">
+                        <a:prstTxWarp prst="textNoShape">
+                          <a:avLst/>
+                        </a:prstTxWarp>
+                        <a:noAutofit/>
+                      </wps:bodyPr>
+                    </wps:wsp>
+                  </a:graphicData>
+                </a:graphic>
+                <wp14:sizeRelH relativeFrom="margin">
+                  <wp14:pctWidth>0</wp14:pctWidth>
+                </wp14:sizeRelH>
+                <wp14:sizeRelV relativeFrom="margin">
+                  <wp14:pctHeight>0</wp14:pctHeight>
+                </wp14:sizeRelV>
+              </wp:anchor>
+            </w:drawing>
+          </mc:Choice>
+          <mc:Fallback>
+            <w:pict>
+              <v:roundrect w14:anchorId="62F5DA83" id="Rectangle: Rounded Corners 4" o:spid="_x0000_s1026" style="position:absolute;margin-left:108.95pt;margin-top:76.2pt;width:165pt;height:41.5pt;z-index:251688959;visibility:visible;mso-wrap-style:square;mso-width-percent:0;mso-height-percent:0;mso-wrap-distance-left:9pt;mso-wrap-distance-top:0;mso-wrap-distance-right:9pt;mso-wrap-distance-bottom:0;mso-position-horizontal:absolute;mso-position-horizontal-relative:text;mso-position-vertical:absolute;mso-position-vertical-relative:text;mso-width-percent:0;mso-height-percent:0;mso-width-relative:margin;mso-height-relative:margin;v-text-anchor:middle" arcsize="10923f" o:gfxdata="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" fillcolor="#0e2841 [3215]" stroked="f" strokeweight="1.5pt">
+                <v:fill opacity="42662f"/>
+                <v:stroke joinstyle="miter"/>
+              </v:roundrect>
+            </w:pict>
+          </mc:Fallback>
+        </mc:AlternateContent>
+      </w:r>
+      <w:r>
+        <w:rPr>
+          <w:noProof/>
+        </w:rPr>
+        <w:drawing>
+          <wp:anchor distT="0" distB="0" distL="114300" distR="114300" simplePos="0" relativeHeight="251685888" behindDoc="0" locked="0" layoutInCell="1" allowOverlap="1" wp14:anchorId="1BC8E17C" wp14:editId="7983E8B7">
+            <wp:simplePos x="0" y="0"/>
+            <wp:positionH relativeFrom="margin">
+              <wp:posOffset>628650</wp:posOffset>
+            </wp:positionH>
+            <wp:positionV relativeFrom="paragraph">
+              <wp:posOffset>844550</wp:posOffset>
+            </wp:positionV>
+            <wp:extent cx="648000" cy="648000"/>
+            <wp:effectExtent l="0" t="0" r="0" b="0"/>
+            <wp:wrapNone/>
+            <wp:docPr id="1186193593" name="Picture 7" descr="A qr code on a black background&#10;&#10;AI-generated content may be incorrect."/>
+            <wp:cNvGraphicFramePr>
+              <a:graphicFrameLocks xmlns:a="http://schemas.openxmlformats.org/drawingml/2006/main" noChangeAspect="1"/>
+            </wp:cNvGraphicFramePr>
+            <a:graphic xmlns:a="http://schemas.openxmlformats.org/drawingml/2006/main">
+              <a:graphicData uri="http://schemas.openxmlformats.org/drawingml/2006/picture">
+                <pic:pic xmlns:pic="http://schemas.openxmlformats.org/drawingml/2006/picture">
+                  <pic:nvPicPr>
+                    <pic:cNvPr id="1971158344" name="Picture 7" descr="A qr code on a black background&#10;&#10;AI-generated content may be incorrect."/>
+                    <pic:cNvPicPr/>
+                  </pic:nvPicPr>
+                  <pic:blipFill>
+                    <a:blip r:embed="rId11" cstate="print">
+                      <a:extLst>
+                        <a:ext uri="{28A0092B-C50C-407E-A947-70E740481C1C}">
+                          <a14:useLocalDpi xmlns:a14="http://schemas.microsoft.com/office/drawing/2010/main" val="0"/>
+                        </a:ext>
+                      </a:extLst>
+                    </a:blip>
+                    <a:stretch>
+                      <a:fillRect/>
+                    </a:stretch>
+                  </pic:blipFill>
+                  <pic:spPr>
+                    <a:xfrm>
+                      <a:off x="0" y="0"/>
+                      <a:ext cx="648000" cy="648000"/>
+                    </a:xfrm>
+                    <a:prstGeom prst="rect">
+                      <a:avLst/>
+                    </a:prstGeom>
+                  </pic:spPr>
+                </pic:pic>
+              </a:graphicData>
+            </a:graphic>
+            <wp14:sizeRelH relativeFrom="page">
+              <wp14:pctWidth>0</wp14:pctWidth>
+            </wp14:sizeRelH>
+            <wp14:sizeRelV relativeFrom="page">
+              <wp14:pctHeight>0</wp14:pctHeight>
+            </wp14:sizeRelV>
+          </wp:anchor>
         </w:drawing>
       </w:r>
     </w:p>
     <w:sectPr>
+      <w:headerReference w:type="even" r:id="rId18"/>
+      <w:headerReference w:type="default" r:id="rId19"/>
+      <w:headerReference w:type="first" r:id="rId20"/>
       <w:pgSz w:w="8675" w:h="8675"/>
       <w:pgMar w:top="851" w:right="851" w:bottom="953" w:left="851" w:header="709" w:footer="709" w:gutter="0"/>
       <w:cols w:space="708"/>
@@ -1617,6 +3134,425 @@
     </w:sectPr>
   </w:body>
 </w:document>
+</file>
+
+<file path=word/endnotes.xml><?xml version="1.0" encoding="utf-8"?>
+<w:endnotes xmlns:wpc="http://schemas.microsoft.com/office/word/2010/wordprocessingCanvas" xmlns:cx="http://schemas.microsoft.com/office/drawing/2014/chartex" xmlns:cx1="http://schemas.microsoft.com/office/drawing/2015/9/8/chartex" xmlns:cx2="http://schemas.microsoft.com/office/drawing/2015/10/21/chartex" xmlns:cx3="http://schemas.microsoft.com/office/drawing/2016/5/9/chartex" xmlns:cx4="http://schemas.microsoft.com/office/drawing/2016/5/10/chartex" xmlns:cx5="http://schemas.microsoft.com/office/drawing/2016/5/11/chartex" xmlns:cx6="http://schemas.microsoft.com/office/drawing/2016/5/12/chartex" xmlns:cx7="http://schemas.microsoft.com/office/drawing/2016/5/13/chartex" xmlns:cx8="http://schemas.microsoft.com/office/drawing/2016/5/14/chartex" xmlns:mc="http://schemas.openxmlformats.org/markup-compatibility/2006" xmlns:aink="http://schemas.microsoft.com/office/drawing/2016/ink" xmlns:am3d="http://schemas.microsoft.com/office/drawing/2017/model3d" xmlns:o="urn:schemas-microsoft-com:office:office" xmlns:oel="http://schemas.microsoft.com/office/2019/extlst" xmlns:r="http://schemas.openxmlformats.org/officeDocument/2006/relationships" xmlns:m="http://schemas.openxmlformats.org/officeDocument/2006/math" xmlns:v="urn:schemas-microsoft-com:vml" xmlns:wp14="http://schemas.microsoft.com/office/word/2010/wordprocessingDrawing" xmlns:wp="http://schemas.openxmlformats.org/drawingml/2006/wordprocessingDrawing" xmlns:w10="urn:schemas-microsoft-com:office:word" xmlns:w="http://schemas.openxmlformats.org/wordprocessingml/2006/main" xmlns:w14="http://schemas.microsoft.com/office/word/2010/wordml" xmlns:w15="http://schemas.microsoft.com/office/word/2012/wordml" xmlns:w16cex="http://schemas.microsoft.com/office/word/2018/wordml/cex" xmlns:w16cid="http://schemas.microsoft.com/office/word/2016/wordml/cid" xmlns:w16="http://schemas.microsoft.com/office/word/2018/wordml" xmlns:w16du="http://schemas.microsoft.com/office/word/2023/wordml/word16du" xmlns:w16sdtdh="http://schemas.microsoft.com/office/word/2020/wordml/sdtdatahash" xmlns:w16sdtfl="http://schemas.microsoft.com/office/word/2024/wordml/sdtformatlock" xmlns:w16se="http://schemas.microsoft.com/office/word/2015/wordml/symex" xmlns:wpg="http://schemas.microsoft.com/office/word/2010/wordprocessingGroup" xmlns:wpi="http://schemas.microsoft.com/office/word/2010/wordprocessingInk" xmlns:wne="http://schemas.microsoft.com/office/word/2006/wordml" xmlns:wps="http://schemas.microsoft.com/office/word/2010/wordprocessingShape" mc:Ignorable="w14 w15 w16se w16cid w16 w16cex w16sdtdh w16sdtfl w16du wp14">
+  <w:endnote w:type="separator" w:id="-1">
+    <w:p>
+      <w:pPr>
+        <w:spacing w:after="0" w:line="240" w:lineRule="auto"/>
+      </w:pPr>
+      <w:r>
+        <w:separator/>
+      </w:r>
+    </w:p>
+  </w:endnote>
+  <w:endnote w:type="continuationSeparator" w:id="0">
+    <w:p>
+      <w:pPr>
+        <w:spacing w:after="0" w:line="240" w:lineRule="auto"/>
+      </w:pPr>
+      <w:r>
+        <w:continuationSeparator/>
+      </w:r>
+    </w:p>
+  </w:endnote>
+</w:endnotes>
+</file>
+
+<file path=word/footnotes.xml><?xml version="1.0" encoding="utf-8"?>
+<w:footnotes xmlns:wpc="http://schemas.microsoft.com/office/word/2010/wordprocessingCanvas" xmlns:cx="http://schemas.microsoft.com/office/drawing/2014/chartex" xmlns:cx1="http://schemas.microsoft.com/office/drawing/2015/9/8/chartex" xmlns:cx2="http://schemas.microsoft.com/office/drawing/2015/10/21/chartex" xmlns:cx3="http://schemas.microsoft.com/office/drawing/2016/5/9/chartex" xmlns:cx4="http://schemas.microsoft.com/office/drawing/2016/5/10/chartex" xmlns:cx5="http://schemas.microsoft.com/office/drawing/2016/5/11/chartex" xmlns:cx6="http://schemas.microsoft.com/office/drawing/2016/5/12/chartex" xmlns:cx7="http://schemas.microsoft.com/office/drawing/2016/5/13/chartex" xmlns:cx8="http://schemas.microsoft.com/office/drawing/2016/5/14/chartex" xmlns:mc="http://schemas.openxmlformats.org/markup-compatibility/2006" xmlns:aink="http://schemas.microsoft.com/office/drawing/2016/ink" xmlns:am3d="http://schemas.microsoft.com/office/drawing/2017/model3d" xmlns:o="urn:schemas-microsoft-com:office:office" xmlns:oel="http://schemas.microsoft.com/office/2019/extlst" xmlns:r="http://schemas.openxmlformats.org/officeDocument/2006/relationships" xmlns:m="http://schemas.openxmlformats.org/officeDocument/2006/math" xmlns:v="urn:schemas-microsoft-com:vml" xmlns:wp14="http://schemas.microsoft.com/office/word/2010/wordprocessingDrawing" xmlns:wp="http://schemas.openxmlformats.org/drawingml/2006/wordprocessingDrawing" xmlns:w10="urn:schemas-microsoft-com:office:word" xmlns:w="http://schemas.openxmlformats.org/wordprocessingml/2006/main" xmlns:w14="http://schemas.microsoft.com/office/word/2010/wordml" xmlns:w15="http://schemas.microsoft.com/office/word/2012/wordml" xmlns:w16cex="http://schemas.microsoft.com/office/word/2018/wordml/cex" xmlns:w16cid="http://schemas.microsoft.com/office/word/2016/wordml/cid" xmlns:w16="http://schemas.microsoft.com/office/word/2018/wordml" xmlns:w16du="http://schemas.microsoft.com/office/word/2023/wordml/word16du" xmlns:w16sdtdh="http://schemas.microsoft.com/office/word/2020/wordml/sdtdatahash" xmlns:w16sdtfl="http://schemas.microsoft.com/office/word/2024/wordml/sdtformatlock" xmlns:w16se="http://schemas.microsoft.com/office/word/2015/wordml/symex" xmlns:wpg="http://schemas.microsoft.com/office/word/2010/wordprocessingGroup" xmlns:wpi="http://schemas.microsoft.com/office/word/2010/wordprocessingInk" xmlns:wne="http://schemas.microsoft.com/office/word/2006/wordml" xmlns:wps="http://schemas.microsoft.com/office/word/2010/wordprocessingShape" mc:Ignorable="w14 w15 w16se w16cid w16 w16cex w16sdtdh w16sdtfl w16du wp14">
+  <w:footnote w:type="separator" w:id="-1">
+    <w:p>
+      <w:pPr>
+        <w:spacing w:after="0" w:line="240" w:lineRule="auto"/>
+      </w:pPr>
+      <w:r>
+        <w:separator/>
+      </w:r>
+    </w:p>
+  </w:footnote>
+  <w:footnote w:type="continuationSeparator" w:id="0">
+    <w:p>
+      <w:pPr>
+        <w:spacing w:after="0" w:line="240" w:lineRule="auto"/>
+      </w:pPr>
+      <w:r>
+        <w:continuationSeparator/>
+      </w:r>
+    </w:p>
+  </w:footnote>
+</w:footnotes>
+</file>
+
+<file path=word/header1.xml><?xml version="1.0" encoding="utf-8"?>
+<w:hdr xmlns:wpc="http://schemas.microsoft.com/office/word/2010/wordprocessingCanvas" xmlns:cx="http://schemas.microsoft.com/office/drawing/2014/chartex" xmlns:cx1="http://schemas.microsoft.com/office/drawing/2015/9/8/chartex" xmlns:cx2="http://schemas.microsoft.com/office/drawing/2015/10/21/chartex" xmlns:cx3="http://schemas.microsoft.com/office/drawing/2016/5/9/chartex" xmlns:cx4="http://schemas.microsoft.com/office/drawing/2016/5/10/chartex" xmlns:cx5="http://schemas.microsoft.com/office/drawing/2016/5/11/chartex" xmlns:cx6="http://schemas.microsoft.com/office/drawing/2016/5/12/chartex" xmlns:cx7="http://schemas.microsoft.com/office/drawing/2016/5/13/chartex" xmlns:cx8="http://schemas.microsoft.com/office/drawing/2016/5/14/chartex" xmlns:mc="http://schemas.openxmlformats.org/markup-compatibility/2006" xmlns:aink="http://schemas.microsoft.com/office/drawing/2016/ink" xmlns:am3d="http://schemas.microsoft.com/office/drawing/2017/model3d" xmlns:o="urn:schemas-microsoft-com:office:office" xmlns:oel="http://schemas.microsoft.com/office/2019/extlst" xmlns:r="http://schemas.openxmlformats.org/officeDocument/2006/relationships" xmlns:m="http://schemas.openxmlformats.org/officeDocument/2006/math" xmlns:v="urn:schemas-microsoft-com:vml" xmlns:wp14="http://schemas.microsoft.com/office/word/2010/wordprocessingDrawing" xmlns:wp="http://schemas.openxmlformats.org/drawingml/2006/wordprocessingDrawing" xmlns:w10="urn:schemas-microsoft-com:office:word" xmlns:w="http://schemas.openxmlformats.org/wordprocessingml/2006/main" xmlns:w14="http://schemas.microsoft.com/office/word/2010/wordml" xmlns:w15="http://schemas.microsoft.com/office/word/2012/wordml" xmlns:w16cex="http://schemas.microsoft.com/office/word/2018/wordml/cex" xmlns:w16cid="http://schemas.microsoft.com/office/word/2016/wordml/cid" xmlns:w16="http://schemas.microsoft.com/office/word/2018/wordml" xmlns:w16du="http://schemas.microsoft.com/office/word/2023/wordml/word16du" xmlns:w16sdtdh="http://schemas.microsoft.com/office/word/2020/wordml/sdtdatahash" xmlns:w16sdtfl="http://schemas.microsoft.com/office/word/2024/wordml/sdtformatlock" xmlns:w16se="http://schemas.microsoft.com/office/word/2015/wordml/symex" xmlns:wpg="http://schemas.microsoft.com/office/word/2010/wordprocessingGroup" xmlns:wpi="http://schemas.microsoft.com/office/word/2010/wordprocessingInk" xmlns:wne="http://schemas.microsoft.com/office/word/2006/wordml" xmlns:wps="http://schemas.microsoft.com/office/word/2010/wordprocessingShape" mc:Ignorable="w14 w15 w16se w16cid w16 w16cex w16sdtdh w16sdtfl w16du wp14">
+  <w:p>
+    <w:pPr>
+      <w:pStyle w:val="Header"/>
+    </w:pPr>
+    <w:r>
+      <w:rPr>
+        <w:noProof/>
+      </w:rPr>
+      <mc:AlternateContent>
+        <mc:Choice Requires="wps">
+          <w:drawing>
+            <wp:anchor distT="0" distB="0" distL="0" distR="0" simplePos="0" relativeHeight="251659264" behindDoc="0" locked="0" layoutInCell="1" allowOverlap="1" wp14:anchorId="0ECD895F" wp14:editId="76CB3764">
+              <wp:simplePos x="635" y="635"/>
+              <wp:positionH relativeFrom="page">
+                <wp:align>right</wp:align>
+              </wp:positionH>
+              <wp:positionV relativeFrom="page">
+                <wp:align>top</wp:align>
+              </wp:positionV>
+              <wp:extent cx="2420620" cy="405765"/>
+              <wp:effectExtent l="0" t="0" r="0" b="13335"/>
+              <wp:wrapNone/>
+              <wp:docPr id="1410278882" name="Text Box 2" descr="UNCLASSIFIED - NON CLASSIFIÉ">
+                <a:extLst xmlns:a="http://schemas.openxmlformats.org/drawingml/2006/main">
+                  <a:ext uri="{5AE41FA2-C0FF-4470-9BD4-5FADCA87CBE2}">
+                    <aclsh:classification xmlns:aclsh="http://schemas.microsoft.com/office/drawing/2020/classificationShape" classificationOutcomeType="hdr"/>
+                  </a:ext>
+                </a:extLst>
+              </wp:docPr>
+              <wp:cNvGraphicFramePr/>
+              <a:graphic xmlns:a="http://schemas.openxmlformats.org/drawingml/2006/main">
+                <a:graphicData uri="http://schemas.microsoft.com/office/word/2010/wordprocessingShape">
+                  <wps:wsp>
+                    <wps:cNvSpPr txBox="1"/>
+                    <wps:spPr>
+                      <a:xfrm>
+                        <a:off x="0" y="0"/>
+                        <a:ext cx="2420620" cy="405765"/>
+                      </a:xfrm>
+                      <a:prstGeom prst="rect">
+                        <a:avLst/>
+                      </a:prstGeom>
+                      <a:noFill/>
+                      <a:ln>
+                        <a:noFill/>
+                      </a:ln>
+                    </wps:spPr>
+                    <wps:txbx>
+                      <w:txbxContent>
+                        <w:p>
+                          <w:pPr>
+                            <w:spacing w:after="0"/>
+                            <w:rPr>
+                              <w:rFonts w:ascii="Aptos" w:eastAsia="Aptos" w:hAnsi="Aptos" w:cs="Aptos"/>
+                              <w:noProof/>
+                              <w:color w:val="000000"/>
+                            </w:rPr>
+                          </w:pPr>
+                          <w:r>
+                            <w:rPr>
+                              <w:rFonts w:ascii="Aptos" w:eastAsia="Aptos" w:hAnsi="Aptos" w:cs="Aptos"/>
+                              <w:noProof/>
+                              <w:color w:val="000000"/>
+                            </w:rPr>
+                            <w:t>UNCLASSIFIED - NON CLASSIFIÉ</w:t>
+                          </w:r>
+                        </w:p>
+                      </w:txbxContent>
+                    </wps:txbx>
+                    <wps:bodyPr rot="0" spcFirstLastPara="0" vertOverflow="overflow" horzOverflow="overflow" vert="horz" wrap="none" lIns="0" tIns="190500" rIns="254000" bIns="0" numCol="1" spcCol="0" rtlCol="0" fromWordArt="0" anchor="t" anchorCtr="0" forceAA="0" compatLnSpc="1">
+                      <a:prstTxWarp prst="textNoShape">
+                        <a:avLst/>
+                      </a:prstTxWarp>
+                      <a:spAutoFit/>
+                    </wps:bodyPr>
+                  </wps:wsp>
+                </a:graphicData>
+              </a:graphic>
+            </wp:anchor>
+          </w:drawing>
+        </mc:Choice>
+        <mc:Fallback>
+          <w:pict>
+            <v:shapetype w14:anchorId="0ECD895F" id="_x0000_t202" coordsize="21600,21600" o:spt="202" path="m,l,21600r21600,l21600,xe">
+              <v:stroke joinstyle="miter"/>
+              <v:path gradientshapeok="t" o:connecttype="rect"/>
+            </v:shapetype>
+            <v:shape id="_x0000_s1037" type="#_x0000_t202" alt="UNCLASSIFIED - NON CLASSIFIÉ" style="position:absolute;margin-left:139.4pt;margin-top:0;width:190.6pt;height:31.95pt;z-index:251659264;visibility:visible;mso-wrap-style:none;mso-wrap-distance-left:0;mso-wrap-distance-top:0;mso-wrap-distance-right:0;mso-wrap-distance-bottom:0;mso-position-horizontal:right;mso-position-horizontal-relative:page;mso-position-vertical:top;mso-position-vertical-relative:page;v-text-anchor:top" o:gfxdata="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" filled="f" stroked="f">
+              <v:fill o:detectmouseclick="t"/>
+              <v:textbox style="mso-fit-shape-to-text:t" inset="0,15pt,20pt,0">
+                <w:txbxContent>
+                  <w:p>
+                    <w:pPr>
+                      <w:spacing w:after="0"/>
+                      <w:rPr>
+                        <w:rFonts w:ascii="Aptos" w:eastAsia="Aptos" w:hAnsi="Aptos" w:cs="Aptos"/>
+                        <w:noProof/>
+                        <w:color w:val="000000"/>
+                      </w:rPr>
+                    </w:pPr>
+                    <w:r>
+                      <w:rPr>
+                        <w:rFonts w:ascii="Aptos" w:eastAsia="Aptos" w:hAnsi="Aptos" w:cs="Aptos"/>
+                        <w:noProof/>
+                        <w:color w:val="000000"/>
+                      </w:rPr>
+                      <w:t>UNCLASSIFIED - NON CLASSIFIÉ</w:t>
+                    </w:r>
+                  </w:p>
+                </w:txbxContent>
+              </v:textbox>
+              <w10:wrap anchorx="page" anchory="page"/>
+            </v:shape>
+          </w:pict>
+        </mc:Fallback>
+      </mc:AlternateContent>
+    </w:r>
+  </w:p>
+</w:hdr>
+</file>
+
+<file path=word/header2.xml><?xml version="1.0" encoding="utf-8"?>
+<w:hdr xmlns:wpc="http://schemas.microsoft.com/office/word/2010/wordprocessingCanvas" xmlns:cx="http://schemas.microsoft.com/office/drawing/2014/chartex" xmlns:cx1="http://schemas.microsoft.com/office/drawing/2015/9/8/chartex" xmlns:cx2="http://schemas.microsoft.com/office/drawing/2015/10/21/chartex" xmlns:cx3="http://schemas.microsoft.com/office/drawing/2016/5/9/chartex" xmlns:cx4="http://schemas.microsoft.com/office/drawing/2016/5/10/chartex" xmlns:cx5="http://schemas.microsoft.com/office/drawing/2016/5/11/chartex" xmlns:cx6="http://schemas.microsoft.com/office/drawing/2016/5/12/chartex" xmlns:cx7="http://schemas.microsoft.com/office/drawing/2016/5/13/chartex" xmlns:cx8="http://schemas.microsoft.com/office/drawing/2016/5/14/chartex" xmlns:mc="http://schemas.openxmlformats.org/markup-compatibility/2006" xmlns:aink="http://schemas.microsoft.com/office/drawing/2016/ink" xmlns:am3d="http://schemas.microsoft.com/office/drawing/2017/model3d" xmlns:o="urn:schemas-microsoft-com:office:office" xmlns:oel="http://schemas.microsoft.com/office/2019/extlst" xmlns:r="http://schemas.openxmlformats.org/officeDocument/2006/relationships" xmlns:m="http://schemas.openxmlformats.org/officeDocument/2006/math" xmlns:v="urn:schemas-microsoft-com:vml" xmlns:wp14="http://schemas.microsoft.com/office/word/2010/wordprocessingDrawing" xmlns:wp="http://schemas.openxmlformats.org/drawingml/2006/wordprocessingDrawing" xmlns:w10="urn:schemas-microsoft-com:office:word" xmlns:w="http://schemas.openxmlformats.org/wordprocessingml/2006/main" xmlns:w14="http://schemas.microsoft.com/office/word/2010/wordml" xmlns:w15="http://schemas.microsoft.com/office/word/2012/wordml" xmlns:w16cex="http://schemas.microsoft.com/office/word/2018/wordml/cex" xmlns:w16cid="http://schemas.microsoft.com/office/word/2016/wordml/cid" xmlns:w16="http://schemas.microsoft.com/office/word/2018/wordml" xmlns:w16du="http://schemas.microsoft.com/office/word/2023/wordml/word16du" xmlns:w16sdtdh="http://schemas.microsoft.com/office/word/2020/wordml/sdtdatahash" xmlns:w16sdtfl="http://schemas.microsoft.com/office/word/2024/wordml/sdtformatlock" xmlns:w16se="http://schemas.microsoft.com/office/word/2015/wordml/symex" xmlns:wpg="http://schemas.microsoft.com/office/word/2010/wordprocessingGroup" xmlns:wpi="http://schemas.microsoft.com/office/word/2010/wordprocessingInk" xmlns:wne="http://schemas.microsoft.com/office/word/2006/wordml" xmlns:wps="http://schemas.microsoft.com/office/word/2010/wordprocessingShape" mc:Ignorable="w14 w15 w16se w16cid w16 w16cex w16sdtdh w16sdtfl w16du wp14">
+  <w:p>
+    <w:pPr>
+      <w:pStyle w:val="Header"/>
+    </w:pPr>
+    <w:r>
+      <w:rPr>
+        <w:noProof/>
+      </w:rPr>
+      <mc:AlternateContent>
+        <mc:Choice Requires="wps">
+          <w:drawing>
+            <wp:anchor distT="0" distB="0" distL="0" distR="0" simplePos="0" relativeHeight="251660288" behindDoc="0" locked="0" layoutInCell="1" allowOverlap="1" wp14:anchorId="45EA8A1D" wp14:editId="4F04369B">
+              <wp:simplePos x="542925" y="447675"/>
+              <wp:positionH relativeFrom="page">
+                <wp:align>right</wp:align>
+              </wp:positionH>
+              <wp:positionV relativeFrom="page">
+                <wp:align>top</wp:align>
+              </wp:positionV>
+              <wp:extent cx="2420620" cy="405765"/>
+              <wp:effectExtent l="0" t="0" r="0" b="13335"/>
+              <wp:wrapNone/>
+              <wp:docPr id="1449493339" name="Text Box 3" descr="UNCLASSIFIED - NON CLASSIFIÉ">
+                <a:extLst xmlns:a="http://schemas.openxmlformats.org/drawingml/2006/main">
+                  <a:ext uri="{5AE41FA2-C0FF-4470-9BD4-5FADCA87CBE2}">
+                    <aclsh:classification xmlns:aclsh="http://schemas.microsoft.com/office/drawing/2020/classificationShape" classificationOutcomeType="hdr"/>
+                  </a:ext>
+                </a:extLst>
+              </wp:docPr>
+              <wp:cNvGraphicFramePr/>
+              <a:graphic xmlns:a="http://schemas.openxmlformats.org/drawingml/2006/main">
+                <a:graphicData uri="http://schemas.microsoft.com/office/word/2010/wordprocessingShape">
+                  <wps:wsp>
+                    <wps:cNvSpPr txBox="1"/>
+                    <wps:spPr>
+                      <a:xfrm>
+                        <a:off x="0" y="0"/>
+                        <a:ext cx="2420620" cy="405765"/>
+                      </a:xfrm>
+                      <a:prstGeom prst="rect">
+                        <a:avLst/>
+                      </a:prstGeom>
+                      <a:noFill/>
+                      <a:ln>
+                        <a:noFill/>
+                      </a:ln>
+                    </wps:spPr>
+                    <wps:txbx>
+                      <w:txbxContent>
+                        <w:p>
+                          <w:pPr>
+                            <w:spacing w:after="0"/>
+                            <w:rPr>
+                              <w:rFonts w:ascii="Aptos" w:eastAsia="Aptos" w:hAnsi="Aptos" w:cs="Aptos"/>
+                              <w:noProof/>
+                              <w:color w:val="000000"/>
+                            </w:rPr>
+                          </w:pPr>
+                          <w:r>
+                            <w:rPr>
+                              <w:rFonts w:ascii="Aptos" w:eastAsia="Aptos" w:hAnsi="Aptos" w:cs="Aptos"/>
+                              <w:noProof/>
+                              <w:color w:val="000000"/>
+                            </w:rPr>
+                            <w:t>UNCLASSIFIED - NON CLASSIFIÉ</w:t>
+                          </w:r>
+                        </w:p>
+                      </w:txbxContent>
+                    </wps:txbx>
+                    <wps:bodyPr rot="0" spcFirstLastPara="0" vertOverflow="overflow" horzOverflow="overflow" vert="horz" wrap="none" lIns="0" tIns="190500" rIns="254000" bIns="0" numCol="1" spcCol="0" rtlCol="0" fromWordArt="0" anchor="t" anchorCtr="0" forceAA="0" compatLnSpc="1">
+                      <a:prstTxWarp prst="textNoShape">
+                        <a:avLst/>
+                      </a:prstTxWarp>
+                      <a:spAutoFit/>
+                    </wps:bodyPr>
+                  </wps:wsp>
+                </a:graphicData>
+              </a:graphic>
+            </wp:anchor>
+          </w:drawing>
+        </mc:Choice>
+        <mc:Fallback>
+          <w:pict>
+            <v:shapetype w14:anchorId="45EA8A1D" id="_x0000_t202" coordsize="21600,21600" o:spt="202" path="m,l,21600r21600,l21600,xe">
+              <v:stroke joinstyle="miter"/>
+              <v:path gradientshapeok="t" o:connecttype="rect"/>
+            </v:shapetype>
+            <v:shape id="Text Box 3" o:spid="_x0000_s1038" type="#_x0000_t202" alt="UNCLASSIFIED - NON CLASSIFIÉ" style="position:absolute;margin-left:139.4pt;margin-top:0;width:190.6pt;height:31.95pt;z-index:251660288;visibility:visible;mso-wrap-style:none;mso-wrap-distance-left:0;mso-wrap-distance-top:0;mso-wrap-distance-right:0;mso-wrap-distance-bottom:0;mso-position-horizontal:right;mso-position-horizontal-relative:page;mso-position-vertical:top;mso-position-vertical-relative:page;v-text-anchor:top" o:gfxdata="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" filled="f" stroked="f">
+              <v:fill o:detectmouseclick="t"/>
+              <v:textbox style="mso-fit-shape-to-text:t" inset="0,15pt,20pt,0">
+                <w:txbxContent>
+                  <w:p>
+                    <w:pPr>
+                      <w:spacing w:after="0"/>
+                      <w:rPr>
+                        <w:rFonts w:ascii="Aptos" w:eastAsia="Aptos" w:hAnsi="Aptos" w:cs="Aptos"/>
+                        <w:noProof/>
+                        <w:color w:val="000000"/>
+                      </w:rPr>
+                    </w:pPr>
+                    <w:r>
+                      <w:rPr>
+                        <w:rFonts w:ascii="Aptos" w:eastAsia="Aptos" w:hAnsi="Aptos" w:cs="Aptos"/>
+                        <w:noProof/>
+                        <w:color w:val="000000"/>
+                      </w:rPr>
+                      <w:t>UNCLASSIFIED - NON CLASSIFIÉ</w:t>
+                    </w:r>
+                  </w:p>
+                </w:txbxContent>
+              </v:textbox>
+              <w10:wrap anchorx="page" anchory="page"/>
+            </v:shape>
+          </w:pict>
+        </mc:Fallback>
+      </mc:AlternateContent>
+    </w:r>
+  </w:p>
+</w:hdr>
+</file>
+
+<file path=word/header3.xml><?xml version="1.0" encoding="utf-8"?>
+<w:hdr xmlns:wpc="http://schemas.microsoft.com/office/word/2010/wordprocessingCanvas" xmlns:cx="http://schemas.microsoft.com/office/drawing/2014/chartex" xmlns:cx1="http://schemas.microsoft.com/office/drawing/2015/9/8/chartex" xmlns:cx2="http://schemas.microsoft.com/office/drawing/2015/10/21/chartex" xmlns:cx3="http://schemas.microsoft.com/office/drawing/2016/5/9/chartex" xmlns:cx4="http://schemas.microsoft.com/office/drawing/2016/5/10/chartex" xmlns:cx5="http://schemas.microsoft.com/office/drawing/2016/5/11/chartex" xmlns:cx6="http://schemas.microsoft.com/office/drawing/2016/5/12/chartex" xmlns:cx7="http://schemas.microsoft.com/office/drawing/2016/5/13/chartex" xmlns:cx8="http://schemas.microsoft.com/office/drawing/2016/5/14/chartex" xmlns:mc="http://schemas.openxmlformats.org/markup-compatibility/2006" xmlns:aink="http://schemas.microsoft.com/office/drawing/2016/ink" xmlns:am3d="http://schemas.microsoft.com/office/drawing/2017/model3d" xmlns:o="urn:schemas-microsoft-com:office:office" xmlns:oel="http://schemas.microsoft.com/office/2019/extlst" xmlns:r="http://schemas.openxmlformats.org/officeDocument/2006/relationships" xmlns:m="http://schemas.openxmlformats.org/officeDocument/2006/math" xmlns:v="urn:schemas-microsoft-com:vml" xmlns:wp14="http://schemas.microsoft.com/office/word/2010/wordprocessingDrawing" xmlns:wp="http://schemas.openxmlformats.org/drawingml/2006/wordprocessingDrawing" xmlns:w10="urn:schemas-microsoft-com:office:word" xmlns:w="http://schemas.openxmlformats.org/wordprocessingml/2006/main" xmlns:w14="http://schemas.microsoft.com/office/word/2010/wordml" xmlns:w15="http://schemas.microsoft.com/office/word/2012/wordml" xmlns:w16cex="http://schemas.microsoft.com/office/word/2018/wordml/cex" xmlns:w16cid="http://schemas.microsoft.com/office/word/2016/wordml/cid" xmlns:w16="http://schemas.microsoft.com/office/word/2018/wordml" xmlns:w16du="http://schemas.microsoft.com/office/word/2023/wordml/word16du" xmlns:w16sdtdh="http://schemas.microsoft.com/office/word/2020/wordml/sdtdatahash" xmlns:w16sdtfl="http://schemas.microsoft.com/office/word/2024/wordml/sdtformatlock" xmlns:w16se="http://schemas.microsoft.com/office/word/2015/wordml/symex" xmlns:wpg="http://schemas.microsoft.com/office/word/2010/wordprocessingGroup" xmlns:wpi="http://schemas.microsoft.com/office/word/2010/wordprocessingInk" xmlns:wne="http://schemas.microsoft.com/office/word/2006/wordml" xmlns:wps="http://schemas.microsoft.com/office/word/2010/wordprocessingShape" mc:Ignorable="w14 w15 w16se w16cid w16 w16cex w16sdtdh w16sdtfl w16du wp14">
+  <w:p>
+    <w:pPr>
+      <w:pStyle w:val="Header"/>
+    </w:pPr>
+    <w:r>
+      <w:rPr>
+        <w:noProof/>
+      </w:rPr>
+      <mc:AlternateContent>
+        <mc:Choice Requires="wps">
+          <w:drawing>
+            <wp:anchor distT="0" distB="0" distL="0" distR="0" simplePos="0" relativeHeight="251658240" behindDoc="0" locked="0" layoutInCell="1" allowOverlap="1" wp14:anchorId="2DB1B9D9" wp14:editId="63223577">
+              <wp:simplePos x="635" y="635"/>
+              <wp:positionH relativeFrom="page">
+                <wp:align>right</wp:align>
+              </wp:positionH>
+              <wp:positionV relativeFrom="page">
+                <wp:align>top</wp:align>
+              </wp:positionV>
+              <wp:extent cx="2420620" cy="405765"/>
+              <wp:effectExtent l="0" t="0" r="0" b="13335"/>
+              <wp:wrapNone/>
+              <wp:docPr id="909998960" name="Text Box 1" descr="UNCLASSIFIED - NON CLASSIFIÉ">
+                <a:extLst xmlns:a="http://schemas.openxmlformats.org/drawingml/2006/main">
+                  <a:ext uri="{5AE41FA2-C0FF-4470-9BD4-5FADCA87CBE2}">
+                    <aclsh:classification xmlns:aclsh="http://schemas.microsoft.com/office/drawing/2020/classificationShape" classificationOutcomeType="hdr"/>
+                  </a:ext>
+                </a:extLst>
+              </wp:docPr>
+              <wp:cNvGraphicFramePr/>
+              <a:graphic xmlns:a="http://schemas.openxmlformats.org/drawingml/2006/main">
+                <a:graphicData uri="http://schemas.microsoft.com/office/word/2010/wordprocessingShape">
+                  <wps:wsp>
+                    <wps:cNvSpPr txBox="1"/>
+                    <wps:spPr>
+                      <a:xfrm>
+                        <a:off x="0" y="0"/>
+                        <a:ext cx="2420620" cy="405765"/>
+                      </a:xfrm>
+                      <a:prstGeom prst="rect">
+                        <a:avLst/>
+                      </a:prstGeom>
+                      <a:noFill/>
+                      <a:ln>
+                        <a:noFill/>
+                      </a:ln>
+                    </wps:spPr>
+                    <wps:txbx>
+                      <w:txbxContent>
+                        <w:p>
+                          <w:pPr>
+                            <w:spacing w:after="0"/>
+                            <w:rPr>
+                              <w:rFonts w:ascii="Aptos" w:eastAsia="Aptos" w:hAnsi="Aptos" w:cs="Aptos"/>
+                              <w:noProof/>
+                              <w:color w:val="000000"/>
+                            </w:rPr>
+                          </w:pPr>
+                          <w:r>
+                            <w:rPr>
+                              <w:rFonts w:ascii="Aptos" w:eastAsia="Aptos" w:hAnsi="Aptos" w:cs="Aptos"/>
+                              <w:noProof/>
+                              <w:color w:val="000000"/>
+                            </w:rPr>
+                            <w:t>UNCLASSIFIED - NON CLASSIFIÉ</w:t>
+                          </w:r>
+                        </w:p>
+                      </w:txbxContent>
+                    </wps:txbx>
+                    <wps:bodyPr rot="0" spcFirstLastPara="0" vertOverflow="overflow" horzOverflow="overflow" vert="horz" wrap="none" lIns="0" tIns="190500" rIns="254000" bIns="0" numCol="1" spcCol="0" rtlCol="0" fromWordArt="0" anchor="t" anchorCtr="0" forceAA="0" compatLnSpc="1">
+                      <a:prstTxWarp prst="textNoShape">
+                        <a:avLst/>
+                      </a:prstTxWarp>
+                      <a:spAutoFit/>
+                    </wps:bodyPr>
+                  </wps:wsp>
+                </a:graphicData>
+              </a:graphic>
+            </wp:anchor>
+          </w:drawing>
+        </mc:Choice>
+        <mc:Fallback>
+          <w:pict>
+            <v:shapetype w14:anchorId="2DB1B9D9" id="_x0000_t202" coordsize="21600,21600" o:spt="202" path="m,l,21600r21600,l21600,xe">
+              <v:stroke joinstyle="miter"/>
+              <v:path gradientshapeok="t" o:connecttype="rect"/>
+            </v:shapetype>
+            <v:shape id="Text Box 1" o:spid="_x0000_s1039" type="#_x0000_t202" alt="UNCLASSIFIED - NON CLASSIFIÉ" style="position:absolute;margin-left:139.4pt;margin-top:0;width:190.6pt;height:31.95pt;z-index:251658240;visibility:visible;mso-wrap-style:none;mso-wrap-distance-left:0;mso-wrap-distance-top:0;mso-wrap-distance-right:0;mso-wrap-distance-bottom:0;mso-position-horizontal:right;mso-position-horizontal-relative:page;mso-position-vertical:top;mso-position-vertical-relative:page;v-text-anchor:top" o:gfxdata="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" filled="f" stroked="f">
+              <v:fill o:detectmouseclick="t"/>
+              <v:textbox style="mso-fit-shape-to-text:t" inset="0,15pt,20pt,0">
+                <w:txbxContent>
+                  <w:p>
+                    <w:pPr>
+                      <w:spacing w:after="0"/>
+                      <w:rPr>
+                        <w:rFonts w:ascii="Aptos" w:eastAsia="Aptos" w:hAnsi="Aptos" w:cs="Aptos"/>
+                        <w:noProof/>
+                        <w:color w:val="000000"/>
+                      </w:rPr>
+                    </w:pPr>
+                    <w:r>
+                      <w:rPr>
+                        <w:rFonts w:ascii="Aptos" w:eastAsia="Aptos" w:hAnsi="Aptos" w:cs="Aptos"/>
+                        <w:noProof/>
+                        <w:color w:val="000000"/>
+                      </w:rPr>
+                      <w:t>UNCLASSIFIED - NON CLASSIFIÉ</w:t>
+                    </w:r>
+                  </w:p>
+                </w:txbxContent>
+              </v:textbox>
+              <w10:wrap anchorx="page" anchory="page"/>
+            </v:shape>
+          </w:pict>
+        </mc:Fallback>
+      </mc:AlternateContent>
+    </w:r>
+  </w:p>
+</w:hdr>
 </file>
 
 <file path=word/styles.xml><?xml version="1.0" encoding="utf-8"?>
@@ -2563,6 +4499,28 @@
       <w:spacing w:after="0" w:line="240" w:lineRule="auto"/>
     </w:pPr>
   </w:style>
+  <w:style w:type="paragraph" w:styleId="Header">
+    <w:name w:val="header"/>
+    <w:basedOn w:val="Normal"/>
+    <w:link w:val="HeaderChar"/>
+    <w:uiPriority w:val="99"/>
+    <w:unhideWhenUsed/>
+    <w:rsid w:val="00E3195F"/>
+    <w:pPr>
+      <w:tabs>
+        <w:tab w:val="center" w:pos="4680"/>
+        <w:tab w:val="right" w:pos="9360"/>
+      </w:tabs>
+      <w:spacing w:after="0" w:line="240" w:lineRule="auto"/>
+    </w:pPr>
+  </w:style>
+  <w:style w:type="character" w:customStyle="1" w:styleId="HeaderChar">
+    <w:name w:val="Header Char"/>
+    <w:basedOn w:val="DefaultParagraphFont"/>
+    <w:link w:val="Header"/>
+    <w:uiPriority w:val="99"/>
+    <w:rsid w:val="00E3195F"/>
+  </w:style>
 </w:styles>
 </file>
 
@@ -2879,4 +4837,10 @@
     </a:ext>
   </a:extLst>
 </a:theme>
+</file>
+
+<file path=docMetadata/LabelInfo.xml><?xml version="1.0" encoding="utf-8"?>
+<clbl:labelList xmlns:clbl="http://schemas.microsoft.com/office/2020/mipLabelMetadata">
+  <clbl:label id="{219619fd-75dc-48cb-820d-8f683a95dd8b}" enabled="1" method="Privileged" siteId="{05c95b33-90ca-49d5-b644-288b930b912b}" contentBits="1" removed="0"/>
+</clbl:labelList>
 </file>
--- a/Hiking_Trip/8. Cards.docx
+++ b/Hiking_Trip/8. Cards.docx
@@ -1557,16 +1557,16 @@
         <mc:AlternateContent>
           <mc:Choice Requires="wps">
             <w:drawing>
-              <wp:anchor distT="45720" distB="45720" distL="114300" distR="114300" simplePos="0" relativeHeight="251683840" behindDoc="0" locked="0" layoutInCell="1" allowOverlap="1" wp14:anchorId="57CED0A1" wp14:editId="4FCBB2FE">
+              <wp:anchor distT="45720" distB="45720" distL="114300" distR="114300" simplePos="0" relativeHeight="251683840" behindDoc="0" locked="0" layoutInCell="1" allowOverlap="1" wp14:anchorId="57CED0A1" wp14:editId="64C7A4C7">
                 <wp:simplePos x="0" y="0"/>
                 <wp:positionH relativeFrom="margin">
-                  <wp:posOffset>1202690</wp:posOffset>
+                  <wp:posOffset>1185339</wp:posOffset>
                 </wp:positionH>
                 <wp:positionV relativeFrom="paragraph">
-                  <wp:posOffset>192405</wp:posOffset>
+                  <wp:posOffset>68580</wp:posOffset>
                 </wp:positionV>
-                <wp:extent cx="2401570" cy="742950"/>
-                <wp:effectExtent l="0" t="0" r="0" b="0"/>
+                <wp:extent cx="2837815" cy="565150"/>
+                <wp:effectExtent l="0" t="0" r="0" b="6350"/>
                 <wp:wrapSquare wrapText="bothSides"/>
                 <wp:docPr id="1649123467" name="Text Box 2"/>
                 <wp:cNvGraphicFramePr>
@@ -1581,7 +1581,7 @@
                       <wps:spPr bwMode="auto">
                         <a:xfrm>
                           <a:off x="0" y="0"/>
-                          <a:ext cx="2401570" cy="742950"/>
+                          <a:ext cx="2837815" cy="565150"/>
                         </a:xfrm>
                         <a:prstGeom prst="rect">
                           <a:avLst/>
@@ -1605,8 +1605,8 @@
                                 <w:b/>
                                 <w:bCs/>
                                 <w:color w:val="FFFFFF" w:themeColor="background1"/>
-                                <w:sz w:val="36"/>
-                                <w:szCs w:val="36"/>
+                                <w:sz w:val="44"/>
+                                <w:szCs w:val="52"/>
                               </w:rPr>
                             </w:pPr>
                             <w:r>
@@ -1615,21 +1615,35 @@
                                 <w:b/>
                                 <w:bCs/>
                                 <w:color w:val="FFFFFF" w:themeColor="background1"/>
-                                <w:sz w:val="36"/>
-                                <w:szCs w:val="36"/>
+                                <w:sz w:val="44"/>
+                                <w:szCs w:val="52"/>
                               </w:rPr>
-                              <w:t>Welcome to</w:t>
+                              <w:t xml:space="preserve">Welcome to </w:t>
                             </w:r>
+                          </w:p>
+                          <w:p>
+                            <w:pPr>
+                              <w:spacing w:after="0" w:line="168" w:lineRule="auto"/>
+                              <w:jc w:val="center"/>
+                              <w:rPr>
+                                <w:rFonts w:ascii="Quantico" w:hAnsi="Quantico"/>
+                                <w:b/>
+                                <w:bCs/>
+                                <w:color w:val="FFFFFF" w:themeColor="background1"/>
+                                <w:sz w:val="44"/>
+                                <w:szCs w:val="52"/>
+                              </w:rPr>
+                            </w:pPr>
                             <w:r>
                               <w:rPr>
                                 <w:rFonts w:ascii="Quantico" w:hAnsi="Quantico"/>
                                 <w:b/>
                                 <w:bCs/>
                                 <w:color w:val="FFFFFF" w:themeColor="background1"/>
-                                <w:sz w:val="36"/>
-                                <w:szCs w:val="36"/>
+                                <w:sz w:val="44"/>
+                                <w:szCs w:val="52"/>
                               </w:rPr>
-                              <w:t xml:space="preserve"> Escape Backpack!</w:t>
+                              <w:t>Escape Backpack!</w:t>
                             </w:r>
                           </w:p>
                         </w:txbxContent>
@@ -1651,7 +1665,7 @@
           </mc:Choice>
           <mc:Fallback>
             <w:pict>
-              <v:shape w14:anchorId="57CED0A1" id="_x0000_s1032" type="#_x0000_t202" style="position:absolute;margin-left:94.7pt;margin-top:15.15pt;width:189.1pt;height:58.5pt;z-index:251683840;visibility:visible;mso-wrap-style:square;mso-width-percent:0;mso-height-percent:0;mso-wrap-distance-left:9pt;mso-wrap-distance-top:3.6pt;mso-wrap-distance-right:9pt;mso-wrap-distance-bottom:3.6pt;mso-position-horizontal:absolute;mso-position-horizontal-relative:margin;mso-position-vertical:absolute;mso-position-vertical-relative:text;mso-width-percent:0;mso-height-percent:0;mso-width-relative:margin;mso-height-relative:margin;v-text-anchor:middle" o:gfxdata="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" filled="f" stroked="f">
+              <v:shape w14:anchorId="57CED0A1" id="_x0000_s1032" type="#_x0000_t202" style="position:absolute;margin-left:93.35pt;margin-top:5.4pt;width:223.45pt;height:44.5pt;z-index:251683840;visibility:visible;mso-wrap-style:square;mso-width-percent:0;mso-height-percent:0;mso-wrap-distance-left:9pt;mso-wrap-distance-top:3.6pt;mso-wrap-distance-right:9pt;mso-wrap-distance-bottom:3.6pt;mso-position-horizontal:absolute;mso-position-horizontal-relative:margin;mso-position-vertical:absolute;mso-position-vertical-relative:text;mso-width-percent:0;mso-height-percent:0;mso-width-relative:margin;mso-height-relative:margin;v-text-anchor:middle" o:gfxdata="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" filled="f" stroked="f">
                 <v:textbox>
                   <w:txbxContent>
                     <w:p>
@@ -1663,8 +1677,8 @@
                           <w:b/>
                           <w:bCs/>
                           <w:color w:val="FFFFFF" w:themeColor="background1"/>
-                          <w:sz w:val="36"/>
-                          <w:szCs w:val="36"/>
+                          <w:sz w:val="44"/>
+                          <w:szCs w:val="52"/>
                         </w:rPr>
                       </w:pPr>
                       <w:r>
@@ -1673,21 +1687,35 @@
                           <w:b/>
                           <w:bCs/>
                           <w:color w:val="FFFFFF" w:themeColor="background1"/>
-                          <w:sz w:val="36"/>
-                          <w:szCs w:val="36"/>
+                          <w:sz w:val="44"/>
+                          <w:szCs w:val="52"/>
                         </w:rPr>
-                        <w:t>Welcome to</w:t>
+                        <w:t xml:space="preserve">Welcome to </w:t>
                       </w:r>
+                    </w:p>
+                    <w:p>
+                      <w:pPr>
+                        <w:spacing w:after="0" w:line="168" w:lineRule="auto"/>
+                        <w:jc w:val="center"/>
+                        <w:rPr>
+                          <w:rFonts w:ascii="Quantico" w:hAnsi="Quantico"/>
+                          <w:b/>
+                          <w:bCs/>
+                          <w:color w:val="FFFFFF" w:themeColor="background1"/>
+                          <w:sz w:val="44"/>
+                          <w:szCs w:val="52"/>
+                        </w:rPr>
+                      </w:pPr>
                       <w:r>
                         <w:rPr>
                           <w:rFonts w:ascii="Quantico" w:hAnsi="Quantico"/>
                           <w:b/>
                           <w:bCs/>
                           <w:color w:val="FFFFFF" w:themeColor="background1"/>
-                          <w:sz w:val="36"/>
-                          <w:szCs w:val="36"/>
+                          <w:sz w:val="44"/>
+                          <w:szCs w:val="52"/>
                         </w:rPr>
-                        <w:t xml:space="preserve"> Escape Backpack!</w:t>
+                        <w:t>Escape Backpack!</w:t>
                       </w:r>
                     </w:p>
                   </w:txbxContent>
@@ -1703,16 +1731,16 @@
           <w:noProof/>
         </w:rPr>
         <w:drawing>
-          <wp:anchor distT="0" distB="0" distL="114300" distR="114300" simplePos="0" relativeHeight="251681792" behindDoc="0" locked="0" layoutInCell="1" allowOverlap="1" wp14:anchorId="6BB8D0B0" wp14:editId="5CA6F0B7">
+          <wp:anchor distT="0" distB="0" distL="114300" distR="114300" simplePos="0" relativeHeight="251681792" behindDoc="0" locked="0" layoutInCell="1" allowOverlap="1" wp14:anchorId="6BB8D0B0" wp14:editId="067C94D5">
             <wp:simplePos x="0" y="0"/>
             <wp:positionH relativeFrom="column">
-              <wp:posOffset>631342</wp:posOffset>
+              <wp:posOffset>553724</wp:posOffset>
             </wp:positionH>
             <wp:positionV relativeFrom="paragraph">
-              <wp:posOffset>125730</wp:posOffset>
+              <wp:posOffset>-165856</wp:posOffset>
             </wp:positionV>
-            <wp:extent cx="648000" cy="753000"/>
-            <wp:effectExtent l="0" t="0" r="0" b="9525"/>
+            <wp:extent cx="750548" cy="872165"/>
+            <wp:effectExtent l="0" t="0" r="0" b="4445"/>
             <wp:wrapNone/>
             <wp:docPr id="414003120" name="Picture 4" descr="A white line drawing of a backpack&#10;&#10;AI-generated content may be incorrect."/>
             <wp:cNvGraphicFramePr>
@@ -1741,7 +1769,7 @@
                   <pic:spPr>
                     <a:xfrm>
                       <a:off x="0" y="0"/>
-                      <a:ext cx="648000" cy="753000"/>
+                      <a:ext cx="757909" cy="880719"/>
                     </a:xfrm>
                     <a:prstGeom prst="rect">
                       <a:avLst/>
@@ -1764,16 +1792,16 @@
           <w:noProof/>
         </w:rPr>
         <w:drawing>
-          <wp:anchor distT="0" distB="0" distL="114300" distR="114300" simplePos="0" relativeHeight="251679744" behindDoc="0" locked="0" layoutInCell="1" allowOverlap="1" wp14:anchorId="4F53C946" wp14:editId="6293A361">
+          <wp:anchor distT="0" distB="0" distL="114300" distR="114300" simplePos="0" relativeHeight="251679744" behindDoc="0" locked="0" layoutInCell="1" allowOverlap="1" wp14:anchorId="4F53C946" wp14:editId="622ED273">
             <wp:simplePos x="0" y="0"/>
-            <wp:positionH relativeFrom="column">
-              <wp:posOffset>574040</wp:posOffset>
+            <wp:positionH relativeFrom="margin">
+              <wp:align>center</wp:align>
             </wp:positionH>
             <wp:positionV relativeFrom="paragraph">
-              <wp:posOffset>59055</wp:posOffset>
+              <wp:posOffset>-231746</wp:posOffset>
             </wp:positionV>
-            <wp:extent cx="2969260" cy="1819275"/>
-            <wp:effectExtent l="0" t="0" r="2540" b="9525"/>
+            <wp:extent cx="3525361" cy="2160000"/>
+            <wp:effectExtent l="0" t="0" r="0" b="0"/>
             <wp:wrapNone/>
             <wp:docPr id="1582992251" name="Picture 9"/>
             <wp:cNvGraphicFramePr>
@@ -1802,7 +1830,7 @@
                   <pic:spPr bwMode="auto">
                     <a:xfrm>
                       <a:off x="0" y="0"/>
-                      <a:ext cx="2969260" cy="1819275"/>
+                      <a:ext cx="3525361" cy="2160000"/>
                     </a:xfrm>
                     <a:prstGeom prst="rect">
                       <a:avLst/>
@@ -1837,13 +1865,1511 @@
         <mc:AlternateContent>
           <mc:Choice Requires="wps">
             <w:drawing>
-              <wp:anchor distT="0" distB="0" distL="114300" distR="114300" simplePos="0" relativeHeight="251686911" behindDoc="0" locked="0" layoutInCell="1" allowOverlap="1" wp14:anchorId="50B77C80" wp14:editId="6A5742F7">
+              <wp:anchor distT="45720" distB="45720" distL="114300" distR="114300" simplePos="0" relativeHeight="251702272" behindDoc="0" locked="0" layoutInCell="1" allowOverlap="1" wp14:anchorId="7B50577A" wp14:editId="7608313A">
+                <wp:simplePos x="0" y="0"/>
+                <wp:positionH relativeFrom="margin">
+                  <wp:posOffset>1388745</wp:posOffset>
+                </wp:positionH>
+                <wp:positionV relativeFrom="paragraph">
+                  <wp:posOffset>3074670</wp:posOffset>
+                </wp:positionV>
+                <wp:extent cx="2541905" cy="829310"/>
+                <wp:effectExtent l="0" t="0" r="0" b="0"/>
+                <wp:wrapSquare wrapText="bothSides"/>
+                <wp:docPr id="1748289155" name="Text Box 2"/>
+                <wp:cNvGraphicFramePr>
+                  <a:graphicFrameLocks xmlns:a="http://schemas.openxmlformats.org/drawingml/2006/main"/>
+                </wp:cNvGraphicFramePr>
+                <a:graphic xmlns:a="http://schemas.openxmlformats.org/drawingml/2006/main">
+                  <a:graphicData uri="http://schemas.microsoft.com/office/word/2010/wordprocessingShape">
+                    <wps:wsp>
+                      <wps:cNvSpPr txBox="1">
+                        <a:spLocks noChangeArrowheads="1"/>
+                      </wps:cNvSpPr>
+                      <wps:spPr bwMode="auto">
+                        <a:xfrm>
+                          <a:off x="0" y="0"/>
+                          <a:ext cx="2541905" cy="829310"/>
+                        </a:xfrm>
+                        <a:prstGeom prst="rect">
+                          <a:avLst/>
+                        </a:prstGeom>
+                        <a:noFill/>
+                        <a:ln w="9525">
+                          <a:noFill/>
+                          <a:miter lim="800000"/>
+                          <a:headEnd/>
+                          <a:tailEnd/>
+                        </a:ln>
+                      </wps:spPr>
+                      <wps:txbx>
+                        <w:txbxContent>
+                          <w:p>
+                            <w:pPr>
+                              <w:spacing w:line="180" w:lineRule="auto"/>
+                              <w:rPr>
+                                <w:rFonts w:ascii="Quantico" w:hAnsi="Quantico"/>
+                                <w:b/>
+                                <w:bCs/>
+                                <w:color w:val="FFFFFF" w:themeColor="background1"/>
+                                <w:sz w:val="28"/>
+                                <w:szCs w:val="32"/>
+                              </w:rPr>
+                            </w:pPr>
+                            <w:r>
+                              <w:rPr>
+                                <w:rFonts w:ascii="Quantico" w:hAnsi="Quantico"/>
+                                <w:b/>
+                                <w:bCs/>
+                                <w:color w:val="FFFFFF" w:themeColor="background1"/>
+                                <w:sz w:val="28"/>
+                                <w:szCs w:val="32"/>
+                              </w:rPr>
+                              <w:t>You completed the game!</w:t>
+                            </w:r>
+                          </w:p>
+                          <w:p>
+                            <w:pPr>
+                              <w:spacing w:line="180" w:lineRule="auto"/>
+                              <w:rPr>
+                                <w:rFonts w:ascii="Quantico" w:hAnsi="Quantico"/>
+                                <w:b/>
+                                <w:bCs/>
+                                <w:color w:val="FFFFFF" w:themeColor="background1"/>
+                                <w:sz w:val="26"/>
+                                <w:szCs w:val="28"/>
+                              </w:rPr>
+                            </w:pPr>
+                            <w:r>
+                              <w:rPr>
+                                <w:rFonts w:ascii="Quantico" w:hAnsi="Quantico"/>
+                                <w:b/>
+                                <w:bCs/>
+                                <w:color w:val="FFFFFF" w:themeColor="background1"/>
+                                <w:sz w:val="26"/>
+                                <w:szCs w:val="28"/>
+                              </w:rPr>
+                              <w:t xml:space="preserve">Feel free to keep the plushy! </w:t>
+                            </w:r>
+                          </w:p>
+                          <w:p>
+                            <w:pPr>
+                              <w:spacing w:line="180" w:lineRule="auto"/>
+                              <w:jc w:val="right"/>
+                              <w:rPr>
+                                <w:rFonts w:ascii="Quantico" w:hAnsi="Quantico"/>
+                                <w:b/>
+                                <w:bCs/>
+                                <w:color w:val="FFFFFF" w:themeColor="background1"/>
+                                <w:sz w:val="18"/>
+                                <w:szCs w:val="18"/>
+                              </w:rPr>
+                            </w:pPr>
+                            <w:r>
+                              <w:rPr>
+                                <w:rFonts w:ascii="Quantico" w:hAnsi="Quantico"/>
+                                <w:b/>
+                                <w:bCs/>
+                                <w:color w:val="FFFFFF" w:themeColor="background1"/>
+                                <w:sz w:val="18"/>
+                                <w:szCs w:val="18"/>
+                              </w:rPr>
+                              <w:t>Let us know what you though</w:t>
+                            </w:r>
+                            <w:r>
+                              <w:rPr>
+                                <w:rFonts w:ascii="Quantico" w:hAnsi="Quantico"/>
+                                <w:b/>
+                                <w:bCs/>
+                                <w:color w:val="FFFFFF" w:themeColor="background1"/>
+                                <w:sz w:val="18"/>
+                                <w:szCs w:val="18"/>
+                              </w:rPr>
+                              <w:t>t</w:t>
+                            </w:r>
+                            <w:r>
+                              <w:rPr>
+                                <w:rFonts w:ascii="Quantico" w:hAnsi="Quantico"/>
+                                <w:b/>
+                                <w:bCs/>
+                                <w:color w:val="FFFFFF" w:themeColor="background1"/>
+                                <w:sz w:val="18"/>
+                                <w:szCs w:val="18"/>
+                              </w:rPr>
+                              <w:t xml:space="preserve"> of the game</w:t>
+                            </w:r>
+                            <w:r>
+                              <w:rPr>
+                                <w:rFonts w:ascii="Quantico" w:hAnsi="Quantico"/>
+                                <w:b/>
+                                <w:bCs/>
+                                <w:color w:val="FFFFFF" w:themeColor="background1"/>
+                                <w:sz w:val="18"/>
+                                <w:szCs w:val="18"/>
+                              </w:rPr>
+                              <w:t xml:space="preserve"> by completing our survey</w:t>
+                            </w:r>
+                          </w:p>
+                        </w:txbxContent>
+                      </wps:txbx>
+                      <wps:bodyPr rot="0" vert="horz" wrap="square" lIns="91440" tIns="45720" rIns="91440" bIns="45720" anchor="t" anchorCtr="0">
+                        <a:noAutofit/>
+                      </wps:bodyPr>
+                    </wps:wsp>
+                  </a:graphicData>
+                </a:graphic>
+                <wp14:sizeRelH relativeFrom="margin">
+                  <wp14:pctWidth>0</wp14:pctWidth>
+                </wp14:sizeRelH>
+                <wp14:sizeRelV relativeFrom="margin">
+                  <wp14:pctHeight>0</wp14:pctHeight>
+                </wp14:sizeRelV>
+              </wp:anchor>
+            </w:drawing>
+          </mc:Choice>
+          <mc:Fallback>
+            <w:pict>
+              <v:shape w14:anchorId="7B50577A" id="_x0000_s1033" type="#_x0000_t202" style="position:absolute;margin-left:109.35pt;margin-top:242.1pt;width:200.15pt;height:65.3pt;z-index:251702272;visibility:visible;mso-wrap-style:square;mso-width-percent:0;mso-height-percent:0;mso-wrap-distance-left:9pt;mso-wrap-distance-top:3.6pt;mso-wrap-distance-right:9pt;mso-wrap-distance-bottom:3.6pt;mso-position-horizontal:absolute;mso-position-horizontal-relative:margin;mso-position-vertical:absolute;mso-position-vertical-relative:text;mso-width-percent:0;mso-height-percent:0;mso-width-relative:margin;mso-height-relative:margin;v-text-anchor:top" o:gfxdata="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" filled="f" stroked="f">
+                <v:textbox>
+                  <w:txbxContent>
+                    <w:p>
+                      <w:pPr>
+                        <w:spacing w:line="180" w:lineRule="auto"/>
+                        <w:rPr>
+                          <w:rFonts w:ascii="Quantico" w:hAnsi="Quantico"/>
+                          <w:b/>
+                          <w:bCs/>
+                          <w:color w:val="FFFFFF" w:themeColor="background1"/>
+                          <w:sz w:val="28"/>
+                          <w:szCs w:val="32"/>
+                        </w:rPr>
+                      </w:pPr>
+                      <w:r>
+                        <w:rPr>
+                          <w:rFonts w:ascii="Quantico" w:hAnsi="Quantico"/>
+                          <w:b/>
+                          <w:bCs/>
+                          <w:color w:val="FFFFFF" w:themeColor="background1"/>
+                          <w:sz w:val="28"/>
+                          <w:szCs w:val="32"/>
+                        </w:rPr>
+                        <w:t>You completed the game!</w:t>
+                      </w:r>
+                    </w:p>
+                    <w:p>
+                      <w:pPr>
+                        <w:spacing w:line="180" w:lineRule="auto"/>
+                        <w:rPr>
+                          <w:rFonts w:ascii="Quantico" w:hAnsi="Quantico"/>
+                          <w:b/>
+                          <w:bCs/>
+                          <w:color w:val="FFFFFF" w:themeColor="background1"/>
+                          <w:sz w:val="26"/>
+                          <w:szCs w:val="28"/>
+                        </w:rPr>
+                      </w:pPr>
+                      <w:r>
+                        <w:rPr>
+                          <w:rFonts w:ascii="Quantico" w:hAnsi="Quantico"/>
+                          <w:b/>
+                          <w:bCs/>
+                          <w:color w:val="FFFFFF" w:themeColor="background1"/>
+                          <w:sz w:val="26"/>
+                          <w:szCs w:val="28"/>
+                        </w:rPr>
+                        <w:t xml:space="preserve">Feel free to keep the plushy! </w:t>
+                      </w:r>
+                    </w:p>
+                    <w:p>
+                      <w:pPr>
+                        <w:spacing w:line="180" w:lineRule="auto"/>
+                        <w:jc w:val="right"/>
+                        <w:rPr>
+                          <w:rFonts w:ascii="Quantico" w:hAnsi="Quantico"/>
+                          <w:b/>
+                          <w:bCs/>
+                          <w:color w:val="FFFFFF" w:themeColor="background1"/>
+                          <w:sz w:val="18"/>
+                          <w:szCs w:val="18"/>
+                        </w:rPr>
+                      </w:pPr>
+                      <w:r>
+                        <w:rPr>
+                          <w:rFonts w:ascii="Quantico" w:hAnsi="Quantico"/>
+                          <w:b/>
+                          <w:bCs/>
+                          <w:color w:val="FFFFFF" w:themeColor="background1"/>
+                          <w:sz w:val="18"/>
+                          <w:szCs w:val="18"/>
+                        </w:rPr>
+                        <w:t>Let us know what you though</w:t>
+                      </w:r>
+                      <w:r>
+                        <w:rPr>
+                          <w:rFonts w:ascii="Quantico" w:hAnsi="Quantico"/>
+                          <w:b/>
+                          <w:bCs/>
+                          <w:color w:val="FFFFFF" w:themeColor="background1"/>
+                          <w:sz w:val="18"/>
+                          <w:szCs w:val="18"/>
+                        </w:rPr>
+                        <w:t>t</w:t>
+                      </w:r>
+                      <w:r>
+                        <w:rPr>
+                          <w:rFonts w:ascii="Quantico" w:hAnsi="Quantico"/>
+                          <w:b/>
+                          <w:bCs/>
+                          <w:color w:val="FFFFFF" w:themeColor="background1"/>
+                          <w:sz w:val="18"/>
+                          <w:szCs w:val="18"/>
+                        </w:rPr>
+                        <w:t xml:space="preserve"> of the game</w:t>
+                      </w:r>
+                      <w:r>
+                        <w:rPr>
+                          <w:rFonts w:ascii="Quantico" w:hAnsi="Quantico"/>
+                          <w:b/>
+                          <w:bCs/>
+                          <w:color w:val="FFFFFF" w:themeColor="background1"/>
+                          <w:sz w:val="18"/>
+                          <w:szCs w:val="18"/>
+                        </w:rPr>
+                        <w:t xml:space="preserve"> by completing our survey</w:t>
+                      </w:r>
+                    </w:p>
+                  </w:txbxContent>
+                </v:textbox>
+                <w10:wrap type="square" anchorx="margin"/>
+              </v:shape>
+            </w:pict>
+          </mc:Fallback>
+        </mc:AlternateContent>
+      </w:r>
+      <w:r>
+        <w:rPr>
+          <w:noProof/>
+        </w:rPr>
+        <mc:AlternateContent>
+          <mc:Choice Requires="wps">
+            <w:drawing>
+              <wp:anchor distT="45720" distB="45720" distL="114300" distR="114300" simplePos="0" relativeHeight="251689984" behindDoc="0" locked="0" layoutInCell="1" allowOverlap="1" wp14:anchorId="27CD439F" wp14:editId="408A389C">
+                <wp:simplePos x="0" y="0"/>
+                <wp:positionH relativeFrom="margin">
+                  <wp:posOffset>1288415</wp:posOffset>
+                </wp:positionH>
+                <wp:positionV relativeFrom="paragraph">
+                  <wp:posOffset>778510</wp:posOffset>
+                </wp:positionV>
+                <wp:extent cx="2891790" cy="770890"/>
+                <wp:effectExtent l="0" t="0" r="0" b="0"/>
+                <wp:wrapSquare wrapText="bothSides"/>
+                <wp:docPr id="732285342" name="Text Box 2"/>
+                <wp:cNvGraphicFramePr>
+                  <a:graphicFrameLocks xmlns:a="http://schemas.openxmlformats.org/drawingml/2006/main"/>
+                </wp:cNvGraphicFramePr>
+                <a:graphic xmlns:a="http://schemas.openxmlformats.org/drawingml/2006/main">
+                  <a:graphicData uri="http://schemas.microsoft.com/office/word/2010/wordprocessingShape">
+                    <wps:wsp>
+                      <wps:cNvSpPr txBox="1">
+                        <a:spLocks noChangeArrowheads="1"/>
+                      </wps:cNvSpPr>
+                      <wps:spPr bwMode="auto">
+                        <a:xfrm>
+                          <a:off x="0" y="0"/>
+                          <a:ext cx="2891790" cy="770890"/>
+                        </a:xfrm>
+                        <a:prstGeom prst="rect">
+                          <a:avLst/>
+                        </a:prstGeom>
+                        <a:noFill/>
+                        <a:ln w="9525">
+                          <a:noFill/>
+                          <a:miter lim="800000"/>
+                          <a:headEnd/>
+                          <a:tailEnd/>
+                        </a:ln>
+                      </wps:spPr>
+                      <wps:txbx>
+                        <w:txbxContent>
+                          <w:p>
+                            <w:pPr>
+                              <w:pStyle w:val="NoSpacing"/>
+                              <w:rPr>
+                                <w:rFonts w:ascii="Quantico" w:hAnsi="Quantico"/>
+                                <w:color w:val="FFFFFF" w:themeColor="background1"/>
+                                <w:sz w:val="28"/>
+                                <w:szCs w:val="32"/>
+                              </w:rPr>
+                            </w:pPr>
+                            <w:r>
+                              <w:rPr>
+                                <w:rFonts w:ascii="Quantico" w:hAnsi="Quantico"/>
+                                <w:color w:val="FFFFFF" w:themeColor="background1"/>
+                                <w:sz w:val="28"/>
+                                <w:szCs w:val="32"/>
+                              </w:rPr>
+                              <w:t xml:space="preserve">Enjoy the game! </w:t>
+                            </w:r>
+                          </w:p>
+                          <w:p>
+                            <w:pPr>
+                              <w:pStyle w:val="NoSpacing"/>
+                              <w:rPr>
+                                <w:rFonts w:ascii="Quantico" w:hAnsi="Quantico"/>
+                                <w:color w:val="FFFFFF" w:themeColor="background1"/>
+                                <w:sz w:val="28"/>
+                                <w:szCs w:val="32"/>
+                              </w:rPr>
+                            </w:pPr>
+                            <w:r>
+                              <w:rPr>
+                                <w:rFonts w:ascii="Quantico" w:hAnsi="Quantico"/>
+                                <w:color w:val="FFFFFF" w:themeColor="background1"/>
+                                <w:sz w:val="28"/>
+                                <w:szCs w:val="32"/>
+                              </w:rPr>
+                              <w:t>For hints</w:t>
+                            </w:r>
+                            <w:r>
+                              <w:rPr>
+                                <w:rFonts w:ascii="Quantico" w:hAnsi="Quantico"/>
+                                <w:color w:val="FFFFFF" w:themeColor="background1"/>
+                                <w:sz w:val="28"/>
+                                <w:szCs w:val="32"/>
+                              </w:rPr>
+                              <w:t xml:space="preserve">, </w:t>
+                            </w:r>
+                            <w:r>
+                              <w:rPr>
+                                <w:rFonts w:ascii="Quantico" w:hAnsi="Quantico"/>
+                                <w:color w:val="FFFFFF" w:themeColor="background1"/>
+                                <w:sz w:val="28"/>
+                                <w:szCs w:val="32"/>
+                              </w:rPr>
+                              <w:t xml:space="preserve">a timer </w:t>
+                            </w:r>
+                            <w:r>
+                              <w:rPr>
+                                <w:rFonts w:ascii="Quantico" w:hAnsi="Quantico"/>
+                                <w:color w:val="FFFFFF" w:themeColor="background1"/>
+                                <w:sz w:val="28"/>
+                                <w:szCs w:val="32"/>
+                              </w:rPr>
+                              <w:t xml:space="preserve">and more, </w:t>
+                            </w:r>
+                            <w:r>
+                              <w:rPr>
+                                <w:rFonts w:ascii="Quantico" w:hAnsi="Quantico"/>
+                                <w:color w:val="FFFFFF" w:themeColor="background1"/>
+                                <w:sz w:val="28"/>
+                                <w:szCs w:val="32"/>
+                              </w:rPr>
+                              <w:t>go to:</w:t>
+                            </w:r>
+                          </w:p>
+                          <w:p>
+                            <w:pPr>
+                              <w:pStyle w:val="NoSpacing"/>
+                              <w:rPr>
+                                <w:rFonts w:ascii="Quantico" w:hAnsi="Quantico"/>
+                                <w:color w:val="FFFFFF" w:themeColor="background1"/>
+                                <w:sz w:val="15"/>
+                                <w:szCs w:val="14"/>
+                              </w:rPr>
+                            </w:pPr>
+                            <w:r>
+                              <w:rPr>
+                                <w:rFonts w:ascii="Quantico" w:hAnsi="Quantico"/>
+                                <w:color w:val="FFFFFF" w:themeColor="background1"/>
+                                <w:sz w:val="15"/>
+                                <w:szCs w:val="14"/>
+                              </w:rPr>
+                              <w:t>https://sites.google.com/view/escapebackpack/hiking-backpack</w:t>
+                            </w:r>
+                          </w:p>
+                        </w:txbxContent>
+                      </wps:txbx>
+                      <wps:bodyPr rot="0" vert="horz" wrap="square" lIns="91440" tIns="45720" rIns="91440" bIns="45720" anchor="t" anchorCtr="0">
+                        <a:noAutofit/>
+                      </wps:bodyPr>
+                    </wps:wsp>
+                  </a:graphicData>
+                </a:graphic>
+                <wp14:sizeRelH relativeFrom="margin">
+                  <wp14:pctWidth>0</wp14:pctWidth>
+                </wp14:sizeRelH>
+                <wp14:sizeRelV relativeFrom="margin">
+                  <wp14:pctHeight>0</wp14:pctHeight>
+                </wp14:sizeRelV>
+              </wp:anchor>
+            </w:drawing>
+          </mc:Choice>
+          <mc:Fallback>
+            <w:pict>
+              <v:shape w14:anchorId="27CD439F" id="_x0000_s1034" type="#_x0000_t202" style="position:absolute;margin-left:101.45pt;margin-top:61.3pt;width:227.7pt;height:60.7pt;z-index:251689984;visibility:visible;mso-wrap-style:square;mso-width-percent:0;mso-height-percent:0;mso-wrap-distance-left:9pt;mso-wrap-distance-top:3.6pt;mso-wrap-distance-right:9pt;mso-wrap-distance-bottom:3.6pt;mso-position-horizontal:absolute;mso-position-horizontal-relative:margin;mso-position-vertical:absolute;mso-position-vertical-relative:text;mso-width-percent:0;mso-height-percent:0;mso-width-relative:margin;mso-height-relative:margin;v-text-anchor:top" o:gfxdata="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" filled="f" stroked="f">
+                <v:textbox>
+                  <w:txbxContent>
+                    <w:p>
+                      <w:pPr>
+                        <w:pStyle w:val="NoSpacing"/>
+                        <w:rPr>
+                          <w:rFonts w:ascii="Quantico" w:hAnsi="Quantico"/>
+                          <w:color w:val="FFFFFF" w:themeColor="background1"/>
+                          <w:sz w:val="28"/>
+                          <w:szCs w:val="32"/>
+                        </w:rPr>
+                      </w:pPr>
+                      <w:r>
+                        <w:rPr>
+                          <w:rFonts w:ascii="Quantico" w:hAnsi="Quantico"/>
+                          <w:color w:val="FFFFFF" w:themeColor="background1"/>
+                          <w:sz w:val="28"/>
+                          <w:szCs w:val="32"/>
+                        </w:rPr>
+                        <w:t xml:space="preserve">Enjoy the game! </w:t>
+                      </w:r>
+                    </w:p>
+                    <w:p>
+                      <w:pPr>
+                        <w:pStyle w:val="NoSpacing"/>
+                        <w:rPr>
+                          <w:rFonts w:ascii="Quantico" w:hAnsi="Quantico"/>
+                          <w:color w:val="FFFFFF" w:themeColor="background1"/>
+                          <w:sz w:val="28"/>
+                          <w:szCs w:val="32"/>
+                        </w:rPr>
+                      </w:pPr>
+                      <w:r>
+                        <w:rPr>
+                          <w:rFonts w:ascii="Quantico" w:hAnsi="Quantico"/>
+                          <w:color w:val="FFFFFF" w:themeColor="background1"/>
+                          <w:sz w:val="28"/>
+                          <w:szCs w:val="32"/>
+                        </w:rPr>
+                        <w:t>For hints</w:t>
+                      </w:r>
+                      <w:r>
+                        <w:rPr>
+                          <w:rFonts w:ascii="Quantico" w:hAnsi="Quantico"/>
+                          <w:color w:val="FFFFFF" w:themeColor="background1"/>
+                          <w:sz w:val="28"/>
+                          <w:szCs w:val="32"/>
+                        </w:rPr>
+                        <w:t xml:space="preserve">, </w:t>
+                      </w:r>
+                      <w:r>
+                        <w:rPr>
+                          <w:rFonts w:ascii="Quantico" w:hAnsi="Quantico"/>
+                          <w:color w:val="FFFFFF" w:themeColor="background1"/>
+                          <w:sz w:val="28"/>
+                          <w:szCs w:val="32"/>
+                        </w:rPr>
+                        <w:t xml:space="preserve">a timer </w:t>
+                      </w:r>
+                      <w:r>
+                        <w:rPr>
+                          <w:rFonts w:ascii="Quantico" w:hAnsi="Quantico"/>
+                          <w:color w:val="FFFFFF" w:themeColor="background1"/>
+                          <w:sz w:val="28"/>
+                          <w:szCs w:val="32"/>
+                        </w:rPr>
+                        <w:t xml:space="preserve">and more, </w:t>
+                      </w:r>
+                      <w:r>
+                        <w:rPr>
+                          <w:rFonts w:ascii="Quantico" w:hAnsi="Quantico"/>
+                          <w:color w:val="FFFFFF" w:themeColor="background1"/>
+                          <w:sz w:val="28"/>
+                          <w:szCs w:val="32"/>
+                        </w:rPr>
+                        <w:t>go to:</w:t>
+                      </w:r>
+                    </w:p>
+                    <w:p>
+                      <w:pPr>
+                        <w:pStyle w:val="NoSpacing"/>
+                        <w:rPr>
+                          <w:rFonts w:ascii="Quantico" w:hAnsi="Quantico"/>
+                          <w:color w:val="FFFFFF" w:themeColor="background1"/>
+                          <w:sz w:val="15"/>
+                          <w:szCs w:val="14"/>
+                        </w:rPr>
+                      </w:pPr>
+                      <w:r>
+                        <w:rPr>
+                          <w:rFonts w:ascii="Quantico" w:hAnsi="Quantico"/>
+                          <w:color w:val="FFFFFF" w:themeColor="background1"/>
+                          <w:sz w:val="15"/>
+                          <w:szCs w:val="14"/>
+                        </w:rPr>
+                        <w:t>https://sites.google.com/view/escapebackpack/hiking-backpack</w:t>
+                      </w:r>
+                    </w:p>
+                  </w:txbxContent>
+                </v:textbox>
+                <w10:wrap type="square" anchorx="margin"/>
+              </v:shape>
+            </w:pict>
+          </mc:Fallback>
+        </mc:AlternateContent>
+      </w:r>
+      <w:r>
+        <w:rPr>
+          <w:noProof/>
+        </w:rPr>
+        <mc:AlternateContent>
+          <mc:Choice Requires="wps">
+            <w:drawing>
+              <wp:anchor distT="0" distB="0" distL="114300" distR="114300" simplePos="0" relativeHeight="251688959" behindDoc="0" locked="0" layoutInCell="1" allowOverlap="1" wp14:anchorId="0BCA91AB" wp14:editId="08CA44CF">
                 <wp:simplePos x="0" y="0"/>
                 <wp:positionH relativeFrom="column">
-                  <wp:posOffset>1418590</wp:posOffset>
+                  <wp:posOffset>1344810</wp:posOffset>
                 </wp:positionH>
                 <wp:positionV relativeFrom="paragraph">
-                  <wp:posOffset>539713</wp:posOffset>
+                  <wp:posOffset>734678</wp:posOffset>
+                </wp:positionV>
+                <wp:extent cx="2578044" cy="749043"/>
+                <wp:effectExtent l="0" t="0" r="0" b="0"/>
+                <wp:wrapNone/>
+                <wp:docPr id="2093073344" name="Rectangle: Rounded Corners 4"/>
+                <wp:cNvGraphicFramePr/>
+                <a:graphic xmlns:a="http://schemas.openxmlformats.org/drawingml/2006/main">
+                  <a:graphicData uri="http://schemas.microsoft.com/office/word/2010/wordprocessingShape">
+                    <wps:wsp>
+                      <wps:cNvSpPr/>
+                      <wps:spPr>
+                        <a:xfrm>
+                          <a:off x="0" y="0"/>
+                          <a:ext cx="2578044" cy="749043"/>
+                        </a:xfrm>
+                        <a:prstGeom prst="roundRect">
+                          <a:avLst/>
+                        </a:prstGeom>
+                        <a:solidFill>
+                          <a:schemeClr val="tx2">
+                            <a:alpha val="65098"/>
+                          </a:schemeClr>
+                        </a:solidFill>
+                        <a:ln>
+                          <a:noFill/>
+                        </a:ln>
+                      </wps:spPr>
+                      <wps:style>
+                        <a:lnRef idx="2">
+                          <a:schemeClr val="accent1">
+                            <a:shade val="15000"/>
+                          </a:schemeClr>
+                        </a:lnRef>
+                        <a:fillRef idx="1">
+                          <a:schemeClr val="accent1"/>
+                        </a:fillRef>
+                        <a:effectRef idx="0">
+                          <a:schemeClr val="accent1"/>
+                        </a:effectRef>
+                        <a:fontRef idx="minor">
+                          <a:schemeClr val="lt1"/>
+                        </a:fontRef>
+                      </wps:style>
+                      <wps:bodyPr rot="0" spcFirstLastPara="0" vertOverflow="overflow" horzOverflow="overflow" vert="horz" wrap="square" lIns="91440" tIns="45720" rIns="91440" bIns="45720" numCol="1" spcCol="0" rtlCol="0" fromWordArt="0" anchor="ctr" anchorCtr="0" forceAA="0" compatLnSpc="1">
+                        <a:prstTxWarp prst="textNoShape">
+                          <a:avLst/>
+                        </a:prstTxWarp>
+                        <a:noAutofit/>
+                      </wps:bodyPr>
+                    </wps:wsp>
+                  </a:graphicData>
+                </a:graphic>
+                <wp14:sizeRelH relativeFrom="margin">
+                  <wp14:pctWidth>0</wp14:pctWidth>
+                </wp14:sizeRelH>
+                <wp14:sizeRelV relativeFrom="margin">
+                  <wp14:pctHeight>0</wp14:pctHeight>
+                </wp14:sizeRelV>
+              </wp:anchor>
+            </w:drawing>
+          </mc:Choice>
+          <mc:Fallback>
+            <w:pict>
+              <v:roundrect w14:anchorId="3584676F" id="Rectangle: Rounded Corners 4" o:spid="_x0000_s1026" style="position:absolute;margin-left:105.9pt;margin-top:57.85pt;width:203pt;height:59pt;z-index:251688959;visibility:visible;mso-wrap-style:square;mso-width-percent:0;mso-height-percent:0;mso-wrap-distance-left:9pt;mso-wrap-distance-top:0;mso-wrap-distance-right:9pt;mso-wrap-distance-bottom:0;mso-position-horizontal:absolute;mso-position-horizontal-relative:text;mso-position-vertical:absolute;mso-position-vertical-relative:text;mso-width-percent:0;mso-height-percent:0;mso-width-relative:margin;mso-height-relative:margin;v-text-anchor:middle" arcsize="10923f" o:gfxdata="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" fillcolor="#0e2841 [3215]" stroked="f" strokeweight="1.5pt">
+                <v:fill opacity="42662f"/>
+                <v:stroke joinstyle="miter"/>
+              </v:roundrect>
+            </w:pict>
+          </mc:Fallback>
+        </mc:AlternateContent>
+      </w:r>
+      <w:r>
+        <w:rPr>
+          <w:noProof/>
+        </w:rPr>
+        <w:drawing>
+          <wp:anchor distT="0" distB="0" distL="114300" distR="114300" simplePos="0" relativeHeight="251715584" behindDoc="0" locked="0" layoutInCell="1" allowOverlap="1" wp14:anchorId="32AEC3AD" wp14:editId="618658E6">
+            <wp:simplePos x="0" y="0"/>
+            <wp:positionH relativeFrom="column">
+              <wp:posOffset>507365</wp:posOffset>
+            </wp:positionH>
+            <wp:positionV relativeFrom="paragraph">
+              <wp:posOffset>721578</wp:posOffset>
+            </wp:positionV>
+            <wp:extent cx="791845" cy="791845"/>
+            <wp:effectExtent l="0" t="0" r="8255" b="8255"/>
+            <wp:wrapNone/>
+            <wp:docPr id="1349186345" name="Graphic 22"/>
+            <wp:cNvGraphicFramePr>
+              <a:graphicFrameLocks xmlns:a="http://schemas.openxmlformats.org/drawingml/2006/main" noChangeAspect="1"/>
+            </wp:cNvGraphicFramePr>
+            <a:graphic xmlns:a="http://schemas.openxmlformats.org/drawingml/2006/main">
+              <a:graphicData uri="http://schemas.openxmlformats.org/drawingml/2006/picture">
+                <pic:pic xmlns:pic="http://schemas.openxmlformats.org/drawingml/2006/picture">
+                  <pic:nvPicPr>
+                    <pic:cNvPr id="1349186345" name="Graphic 1349186345"/>
+                    <pic:cNvPicPr/>
+                  </pic:nvPicPr>
+                  <pic:blipFill>
+                    <a:blip r:embed="rId18">
+                      <a:extLst>
+                        <a:ext uri="{96DAC541-7B7A-43D3-8B79-37D633B846F1}">
+                          <asvg:svgBlip xmlns:asvg="http://schemas.microsoft.com/office/drawing/2016/SVG/main" r:embed="rId19"/>
+                        </a:ext>
+                      </a:extLst>
+                    </a:blip>
+                    <a:stretch>
+                      <a:fillRect/>
+                    </a:stretch>
+                  </pic:blipFill>
+                  <pic:spPr>
+                    <a:xfrm>
+                      <a:off x="0" y="0"/>
+                      <a:ext cx="791845" cy="791845"/>
+                    </a:xfrm>
+                    <a:prstGeom prst="rect">
+                      <a:avLst/>
+                    </a:prstGeom>
+                  </pic:spPr>
+                </pic:pic>
+              </a:graphicData>
+            </a:graphic>
+            <wp14:sizeRelH relativeFrom="page">
+              <wp14:pctWidth>0</wp14:pctWidth>
+            </wp14:sizeRelH>
+            <wp14:sizeRelV relativeFrom="page">
+              <wp14:pctHeight>0</wp14:pctHeight>
+            </wp14:sizeRelV>
+          </wp:anchor>
+        </w:drawing>
+      </w:r>
+      <w:r>
+        <w:rPr>
+          <w:noProof/>
+        </w:rPr>
+        <w:drawing>
+          <wp:anchor distT="0" distB="0" distL="114300" distR="114300" simplePos="0" relativeHeight="251714560" behindDoc="0" locked="0" layoutInCell="1" allowOverlap="1" wp14:anchorId="16C92785" wp14:editId="59784DE9">
+            <wp:simplePos x="0" y="0"/>
+            <wp:positionH relativeFrom="margin">
+              <wp:posOffset>1720050</wp:posOffset>
+            </wp:positionH>
+            <wp:positionV relativeFrom="paragraph">
+              <wp:posOffset>2681568</wp:posOffset>
+            </wp:positionV>
+            <wp:extent cx="251460" cy="251460"/>
+            <wp:effectExtent l="0" t="0" r="0" b="0"/>
+            <wp:wrapNone/>
+            <wp:docPr id="876116257" name="Graphic 7" descr="Hike with solid fill"/>
+            <wp:cNvGraphicFramePr>
+              <a:graphicFrameLocks xmlns:a="http://schemas.openxmlformats.org/drawingml/2006/main" noChangeAspect="1"/>
+            </wp:cNvGraphicFramePr>
+            <a:graphic xmlns:a="http://schemas.openxmlformats.org/drawingml/2006/main">
+              <a:graphicData uri="http://schemas.openxmlformats.org/drawingml/2006/picture">
+                <pic:pic xmlns:pic="http://schemas.openxmlformats.org/drawingml/2006/picture">
+                  <pic:nvPicPr>
+                    <pic:cNvPr id="875668785" name="Graphic 875668785" descr="Hike with solid fill"/>
+                    <pic:cNvPicPr/>
+                  </pic:nvPicPr>
+                  <pic:blipFill>
+                    <a:blip r:embed="rId9">
+                      <a:extLst>
+                        <a:ext uri="{96DAC541-7B7A-43D3-8B79-37D633B846F1}">
+                          <asvg:svgBlip xmlns:asvg="http://schemas.microsoft.com/office/drawing/2016/SVG/main" r:embed="rId10"/>
+                        </a:ext>
+                      </a:extLst>
+                    </a:blip>
+                    <a:stretch>
+                      <a:fillRect/>
+                    </a:stretch>
+                  </pic:blipFill>
+                  <pic:spPr>
+                    <a:xfrm>
+                      <a:off x="0" y="0"/>
+                      <a:ext cx="251460" cy="251460"/>
+                    </a:xfrm>
+                    <a:prstGeom prst="rect">
+                      <a:avLst/>
+                    </a:prstGeom>
+                  </pic:spPr>
+                </pic:pic>
+              </a:graphicData>
+            </a:graphic>
+            <wp14:sizeRelH relativeFrom="page">
+              <wp14:pctWidth>0</wp14:pctWidth>
+            </wp14:sizeRelH>
+            <wp14:sizeRelV relativeFrom="page">
+              <wp14:pctHeight>0</wp14:pctHeight>
+            </wp14:sizeRelV>
+          </wp:anchor>
+        </w:drawing>
+      </w:r>
+      <w:r>
+        <w:rPr>
+          <w:noProof/>
+        </w:rPr>
+        <mc:AlternateContent>
+          <mc:Choice Requires="wps">
+            <w:drawing>
+              <wp:anchor distT="45720" distB="45720" distL="114300" distR="114300" simplePos="0" relativeHeight="251713536" behindDoc="0" locked="0" layoutInCell="1" allowOverlap="1" wp14:anchorId="23CAFDF3" wp14:editId="7475CBAE">
+                <wp:simplePos x="0" y="0"/>
+                <wp:positionH relativeFrom="margin">
+                  <wp:posOffset>1740619</wp:posOffset>
+                </wp:positionH>
+                <wp:positionV relativeFrom="paragraph">
+                  <wp:posOffset>2430890</wp:posOffset>
+                </wp:positionV>
+                <wp:extent cx="2259965" cy="742950"/>
+                <wp:effectExtent l="0" t="0" r="0" b="0"/>
+                <wp:wrapSquare wrapText="bothSides"/>
+                <wp:docPr id="1781807364" name="Text Box 2"/>
+                <wp:cNvGraphicFramePr>
+                  <a:graphicFrameLocks xmlns:a="http://schemas.openxmlformats.org/drawingml/2006/main"/>
+                </wp:cNvGraphicFramePr>
+                <a:graphic xmlns:a="http://schemas.openxmlformats.org/drawingml/2006/main">
+                  <a:graphicData uri="http://schemas.microsoft.com/office/word/2010/wordprocessingShape">
+                    <wps:wsp>
+                      <wps:cNvSpPr txBox="1">
+                        <a:spLocks noChangeArrowheads="1"/>
+                      </wps:cNvSpPr>
+                      <wps:spPr bwMode="auto">
+                        <a:xfrm>
+                          <a:off x="0" y="0"/>
+                          <a:ext cx="2259965" cy="742950"/>
+                        </a:xfrm>
+                        <a:prstGeom prst="rect">
+                          <a:avLst/>
+                        </a:prstGeom>
+                        <a:noFill/>
+                        <a:ln w="9525">
+                          <a:noFill/>
+                          <a:miter lim="800000"/>
+                          <a:headEnd/>
+                          <a:tailEnd/>
+                        </a:ln>
+                      </wps:spPr>
+                      <wps:txbx>
+                        <w:txbxContent>
+                          <w:p>
+                            <w:pPr>
+                              <w:spacing w:after="0" w:line="168" w:lineRule="auto"/>
+                              <w:jc w:val="center"/>
+                              <w:rPr>
+                                <w:rFonts w:ascii="Quantico" w:hAnsi="Quantico"/>
+                                <w:b/>
+                                <w:bCs/>
+                                <w:color w:val="FFFFFF" w:themeColor="background1"/>
+                                <w:sz w:val="38"/>
+                                <w:szCs w:val="40"/>
+                                <w:u w:val="single"/>
+                                <w:lang w:val="en-US"/>
+                              </w:rPr>
+                            </w:pPr>
+                            <w:r>
+                              <w:rPr>
+                                <w:rFonts w:ascii="Quantico" w:hAnsi="Quantico"/>
+                                <w:b/>
+                                <w:bCs/>
+                                <w:color w:val="FFFFFF" w:themeColor="background1"/>
+                                <w:sz w:val="38"/>
+                                <w:szCs w:val="40"/>
+                                <w:u w:val="single"/>
+                                <w:lang w:val="en-US"/>
+                              </w:rPr>
+                              <w:t xml:space="preserve">Hiking Backpack </w:t>
+                            </w:r>
+                          </w:p>
+                        </w:txbxContent>
+                      </wps:txbx>
+                      <wps:bodyPr rot="0" vert="horz" wrap="square" lIns="91440" tIns="45720" rIns="91440" bIns="45720" anchor="ctr" anchorCtr="0">
+                        <a:noAutofit/>
+                      </wps:bodyPr>
+                    </wps:wsp>
+                  </a:graphicData>
+                </a:graphic>
+                <wp14:sizeRelH relativeFrom="margin">
+                  <wp14:pctWidth>0</wp14:pctWidth>
+                </wp14:sizeRelH>
+                <wp14:sizeRelV relativeFrom="margin">
+                  <wp14:pctHeight>0</wp14:pctHeight>
+                </wp14:sizeRelV>
+              </wp:anchor>
+            </w:drawing>
+          </mc:Choice>
+          <mc:Fallback>
+            <w:pict>
+              <v:shape w14:anchorId="23CAFDF3" id="_x0000_s1035" type="#_x0000_t202" style="position:absolute;margin-left:137.05pt;margin-top:191.4pt;width:177.95pt;height:58.5pt;z-index:251713536;visibility:visible;mso-wrap-style:square;mso-width-percent:0;mso-height-percent:0;mso-wrap-distance-left:9pt;mso-wrap-distance-top:3.6pt;mso-wrap-distance-right:9pt;mso-wrap-distance-bottom:3.6pt;mso-position-horizontal:absolute;mso-position-horizontal-relative:margin;mso-position-vertical:absolute;mso-position-vertical-relative:text;mso-width-percent:0;mso-height-percent:0;mso-width-relative:margin;mso-height-relative:margin;v-text-anchor:middle" o:gfxdata="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" filled="f" stroked="f">
+                <v:textbox>
+                  <w:txbxContent>
+                    <w:p>
+                      <w:pPr>
+                        <w:spacing w:after="0" w:line="168" w:lineRule="auto"/>
+                        <w:jc w:val="center"/>
+                        <w:rPr>
+                          <w:rFonts w:ascii="Quantico" w:hAnsi="Quantico"/>
+                          <w:b/>
+                          <w:bCs/>
+                          <w:color w:val="FFFFFF" w:themeColor="background1"/>
+                          <w:sz w:val="38"/>
+                          <w:szCs w:val="40"/>
+                          <w:u w:val="single"/>
+                          <w:lang w:val="en-US"/>
+                        </w:rPr>
+                      </w:pPr>
+                      <w:r>
+                        <w:rPr>
+                          <w:rFonts w:ascii="Quantico" w:hAnsi="Quantico"/>
+                          <w:b/>
+                          <w:bCs/>
+                          <w:color w:val="FFFFFF" w:themeColor="background1"/>
+                          <w:sz w:val="38"/>
+                          <w:szCs w:val="40"/>
+                          <w:u w:val="single"/>
+                          <w:lang w:val="en-US"/>
+                        </w:rPr>
+                        <w:t xml:space="preserve">Hiking Backpack </w:t>
+                      </w:r>
+                    </w:p>
+                  </w:txbxContent>
+                </v:textbox>
+                <w10:wrap type="square" anchorx="margin"/>
+              </v:shape>
+            </w:pict>
+          </mc:Fallback>
+        </mc:AlternateContent>
+      </w:r>
+      <w:r>
+        <w:rPr>
+          <w:noProof/>
+        </w:rPr>
+        <mc:AlternateContent>
+          <mc:Choice Requires="wps">
+            <w:drawing>
+              <wp:anchor distT="0" distB="0" distL="114300" distR="114300" simplePos="0" relativeHeight="251712512" behindDoc="0" locked="0" layoutInCell="1" allowOverlap="1" wp14:anchorId="52BBD2A6" wp14:editId="327D5CE3">
+                <wp:simplePos x="0" y="0"/>
+                <wp:positionH relativeFrom="column">
+                  <wp:posOffset>1663689</wp:posOffset>
+                </wp:positionH>
+                <wp:positionV relativeFrom="paragraph">
+                  <wp:posOffset>2662181</wp:posOffset>
+                </wp:positionV>
+                <wp:extent cx="2140647" cy="295003"/>
+                <wp:effectExtent l="0" t="0" r="0" b="0"/>
+                <wp:wrapNone/>
+                <wp:docPr id="1171198375" name="Rectangle: Rounded Corners 4"/>
+                <wp:cNvGraphicFramePr/>
+                <a:graphic xmlns:a="http://schemas.openxmlformats.org/drawingml/2006/main">
+                  <a:graphicData uri="http://schemas.microsoft.com/office/word/2010/wordprocessingShape">
+                    <wps:wsp>
+                      <wps:cNvSpPr/>
+                      <wps:spPr>
+                        <a:xfrm>
+                          <a:off x="0" y="0"/>
+                          <a:ext cx="2140647" cy="295003"/>
+                        </a:xfrm>
+                        <a:prstGeom prst="roundRect">
+                          <a:avLst/>
+                        </a:prstGeom>
+                        <a:solidFill>
+                          <a:schemeClr val="tx2">
+                            <a:alpha val="65098"/>
+                          </a:schemeClr>
+                        </a:solidFill>
+                        <a:ln>
+                          <a:noFill/>
+                        </a:ln>
+                      </wps:spPr>
+                      <wps:style>
+                        <a:lnRef idx="2">
+                          <a:schemeClr val="accent1">
+                            <a:shade val="15000"/>
+                          </a:schemeClr>
+                        </a:lnRef>
+                        <a:fillRef idx="1">
+                          <a:schemeClr val="accent1"/>
+                        </a:fillRef>
+                        <a:effectRef idx="0">
+                          <a:schemeClr val="accent1"/>
+                        </a:effectRef>
+                        <a:fontRef idx="minor">
+                          <a:schemeClr val="lt1"/>
+                        </a:fontRef>
+                      </wps:style>
+                      <wps:bodyPr rot="0" spcFirstLastPara="0" vertOverflow="overflow" horzOverflow="overflow" vert="horz" wrap="square" lIns="91440" tIns="45720" rIns="91440" bIns="45720" numCol="1" spcCol="0" rtlCol="0" fromWordArt="0" anchor="ctr" anchorCtr="0" forceAA="0" compatLnSpc="1">
+                        <a:prstTxWarp prst="textNoShape">
+                          <a:avLst/>
+                        </a:prstTxWarp>
+                        <a:noAutofit/>
+                      </wps:bodyPr>
+                    </wps:wsp>
+                  </a:graphicData>
+                </a:graphic>
+                <wp14:sizeRelH relativeFrom="margin">
+                  <wp14:pctWidth>0</wp14:pctWidth>
+                </wp14:sizeRelH>
+                <wp14:sizeRelV relativeFrom="margin">
+                  <wp14:pctHeight>0</wp14:pctHeight>
+                </wp14:sizeRelV>
+              </wp:anchor>
+            </w:drawing>
+          </mc:Choice>
+          <mc:Fallback>
+            <w:pict>
+              <v:roundrect w14:anchorId="53C4DB8C" id="Rectangle: Rounded Corners 4" o:spid="_x0000_s1026" style="position:absolute;margin-left:131pt;margin-top:209.6pt;width:168.55pt;height:23.25pt;z-index:251712512;visibility:visible;mso-wrap-style:square;mso-width-percent:0;mso-height-percent:0;mso-wrap-distance-left:9pt;mso-wrap-distance-top:0;mso-wrap-distance-right:9pt;mso-wrap-distance-bottom:0;mso-position-horizontal:absolute;mso-position-horizontal-relative:text;mso-position-vertical:absolute;mso-position-vertical-relative:text;mso-width-percent:0;mso-height-percent:0;mso-width-relative:margin;mso-height-relative:margin;v-text-anchor:middle" arcsize="10923f" o:gfxdata="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" fillcolor="#0e2841 [3215]" stroked="f" strokeweight="1.5pt">
+                <v:fill opacity="42662f"/>
+                <v:stroke joinstyle="miter"/>
+              </v:roundrect>
+            </w:pict>
+          </mc:Fallback>
+        </mc:AlternateContent>
+      </w:r>
+      <w:r>
+        <w:rPr>
+          <w:noProof/>
+        </w:rPr>
+        <mc:AlternateContent>
+          <mc:Choice Requires="wps">
+            <w:drawing>
+              <wp:anchor distT="0" distB="0" distL="114300" distR="114300" simplePos="0" relativeHeight="251701247" behindDoc="0" locked="0" layoutInCell="1" allowOverlap="1" wp14:anchorId="3D4DC879" wp14:editId="4ADEDBA1">
+                <wp:simplePos x="0" y="0"/>
+                <wp:positionH relativeFrom="column">
+                  <wp:posOffset>1420495</wp:posOffset>
+                </wp:positionH>
+                <wp:positionV relativeFrom="paragraph">
+                  <wp:posOffset>3053080</wp:posOffset>
+                </wp:positionV>
+                <wp:extent cx="2489493" cy="792000"/>
+                <wp:effectExtent l="0" t="0" r="6350" b="8255"/>
+                <wp:wrapNone/>
+                <wp:docPr id="1911675260" name="Rectangle: Rounded Corners 4"/>
+                <wp:cNvGraphicFramePr/>
+                <a:graphic xmlns:a="http://schemas.openxmlformats.org/drawingml/2006/main">
+                  <a:graphicData uri="http://schemas.microsoft.com/office/word/2010/wordprocessingShape">
+                    <wps:wsp>
+                      <wps:cNvSpPr/>
+                      <wps:spPr>
+                        <a:xfrm>
+                          <a:off x="0" y="0"/>
+                          <a:ext cx="2489493" cy="792000"/>
+                        </a:xfrm>
+                        <a:prstGeom prst="roundRect">
+                          <a:avLst/>
+                        </a:prstGeom>
+                        <a:solidFill>
+                          <a:schemeClr val="tx2">
+                            <a:alpha val="65098"/>
+                          </a:schemeClr>
+                        </a:solidFill>
+                        <a:ln>
+                          <a:noFill/>
+                        </a:ln>
+                      </wps:spPr>
+                      <wps:style>
+                        <a:lnRef idx="2">
+                          <a:schemeClr val="accent1">
+                            <a:shade val="15000"/>
+                          </a:schemeClr>
+                        </a:lnRef>
+                        <a:fillRef idx="1">
+                          <a:schemeClr val="accent1"/>
+                        </a:fillRef>
+                        <a:effectRef idx="0">
+                          <a:schemeClr val="accent1"/>
+                        </a:effectRef>
+                        <a:fontRef idx="minor">
+                          <a:schemeClr val="lt1"/>
+                        </a:fontRef>
+                      </wps:style>
+                      <wps:bodyPr rot="0" spcFirstLastPara="0" vertOverflow="overflow" horzOverflow="overflow" vert="horz" wrap="square" lIns="91440" tIns="45720" rIns="91440" bIns="45720" numCol="1" spcCol="0" rtlCol="0" fromWordArt="0" anchor="ctr" anchorCtr="0" forceAA="0" compatLnSpc="1">
+                        <a:prstTxWarp prst="textNoShape">
+                          <a:avLst/>
+                        </a:prstTxWarp>
+                        <a:noAutofit/>
+                      </wps:bodyPr>
+                    </wps:wsp>
+                  </a:graphicData>
+                </a:graphic>
+                <wp14:sizeRelH relativeFrom="margin">
+                  <wp14:pctWidth>0</wp14:pctWidth>
+                </wp14:sizeRelH>
+                <wp14:sizeRelV relativeFrom="margin">
+                  <wp14:pctHeight>0</wp14:pctHeight>
+                </wp14:sizeRelV>
+              </wp:anchor>
+            </w:drawing>
+          </mc:Choice>
+          <mc:Fallback>
+            <w:pict>
+              <v:roundrect w14:anchorId="1E8A764B" id="Rectangle: Rounded Corners 4" o:spid="_x0000_s1026" style="position:absolute;margin-left:111.85pt;margin-top:240.4pt;width:196pt;height:62.35pt;z-index:251701247;visibility:visible;mso-wrap-style:square;mso-width-percent:0;mso-height-percent:0;mso-wrap-distance-left:9pt;mso-wrap-distance-top:0;mso-wrap-distance-right:9pt;mso-wrap-distance-bottom:0;mso-position-horizontal:absolute;mso-position-horizontal-relative:text;mso-position-vertical:absolute;mso-position-vertical-relative:text;mso-width-percent:0;mso-height-percent:0;mso-width-relative:margin;mso-height-relative:margin;v-text-anchor:middle" arcsize="10923f" o:gfxdata="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" fillcolor="#0e2841 [3215]" stroked="f" strokeweight="1.5pt">
+                <v:fill opacity="42662f"/>
+                <v:stroke joinstyle="miter"/>
+              </v:roundrect>
+            </w:pict>
+          </mc:Fallback>
+        </mc:AlternateContent>
+      </w:r>
+      <w:r>
+        <w:rPr>
+          <w:noProof/>
+        </w:rPr>
+        <w:drawing>
+          <wp:anchor distT="0" distB="0" distL="114300" distR="114300" simplePos="0" relativeHeight="251706368" behindDoc="0" locked="0" layoutInCell="1" allowOverlap="1" wp14:anchorId="61764798" wp14:editId="55656555">
+            <wp:simplePos x="0" y="0"/>
+            <wp:positionH relativeFrom="column">
+              <wp:posOffset>554355</wp:posOffset>
+            </wp:positionH>
+            <wp:positionV relativeFrom="paragraph">
+              <wp:posOffset>3057319</wp:posOffset>
+            </wp:positionV>
+            <wp:extent cx="791845" cy="791845"/>
+            <wp:effectExtent l="0" t="0" r="8255" b="8255"/>
+            <wp:wrapNone/>
+            <wp:docPr id="1718780205" name="Graphic 21"/>
+            <wp:cNvGraphicFramePr>
+              <a:graphicFrameLocks xmlns:a="http://schemas.openxmlformats.org/drawingml/2006/main" noChangeAspect="1"/>
+            </wp:cNvGraphicFramePr>
+            <a:graphic xmlns:a="http://schemas.openxmlformats.org/drawingml/2006/main">
+              <a:graphicData uri="http://schemas.openxmlformats.org/drawingml/2006/picture">
+                <pic:pic xmlns:pic="http://schemas.openxmlformats.org/drawingml/2006/picture">
+                  <pic:nvPicPr>
+                    <pic:cNvPr id="1718780205" name="Graphic 1718780205"/>
+                    <pic:cNvPicPr/>
+                  </pic:nvPicPr>
+                  <pic:blipFill>
+                    <a:blip r:embed="rId20">
+                      <a:extLst>
+                        <a:ext uri="{96DAC541-7B7A-43D3-8B79-37D633B846F1}">
+                          <asvg:svgBlip xmlns:asvg="http://schemas.microsoft.com/office/drawing/2016/SVG/main" r:embed="rId21"/>
+                        </a:ext>
+                      </a:extLst>
+                    </a:blip>
+                    <a:stretch>
+                      <a:fillRect/>
+                    </a:stretch>
+                  </pic:blipFill>
+                  <pic:spPr>
+                    <a:xfrm>
+                      <a:off x="0" y="0"/>
+                      <a:ext cx="791845" cy="791845"/>
+                    </a:xfrm>
+                    <a:prstGeom prst="rect">
+                      <a:avLst/>
+                    </a:prstGeom>
+                  </pic:spPr>
+                </pic:pic>
+              </a:graphicData>
+            </a:graphic>
+            <wp14:sizeRelH relativeFrom="page">
+              <wp14:pctWidth>0</wp14:pctWidth>
+            </wp14:sizeRelH>
+            <wp14:sizeRelV relativeFrom="page">
+              <wp14:pctHeight>0</wp14:pctHeight>
+            </wp14:sizeRelV>
+          </wp:anchor>
+        </w:drawing>
+      </w:r>
+      <w:r>
+        <w:rPr>
+          <w:noProof/>
+        </w:rPr>
+        <mc:AlternateContent>
+          <mc:Choice Requires="wps">
+            <w:drawing>
+              <wp:anchor distT="45720" distB="45720" distL="114300" distR="114300" simplePos="0" relativeHeight="251704320" behindDoc="0" locked="0" layoutInCell="1" allowOverlap="1" wp14:anchorId="06EE3D87" wp14:editId="4F56935F">
+                <wp:simplePos x="0" y="0"/>
+                <wp:positionH relativeFrom="margin">
+                  <wp:posOffset>1066165</wp:posOffset>
+                </wp:positionH>
+                <wp:positionV relativeFrom="paragraph">
+                  <wp:posOffset>2075180</wp:posOffset>
+                </wp:positionV>
+                <wp:extent cx="2632075" cy="537210"/>
+                <wp:effectExtent l="0" t="0" r="0" b="0"/>
+                <wp:wrapSquare wrapText="bothSides"/>
+                <wp:docPr id="2044505726" name="Text Box 2"/>
+                <wp:cNvGraphicFramePr>
+                  <a:graphicFrameLocks xmlns:a="http://schemas.openxmlformats.org/drawingml/2006/main"/>
+                </wp:cNvGraphicFramePr>
+                <a:graphic xmlns:a="http://schemas.openxmlformats.org/drawingml/2006/main">
+                  <a:graphicData uri="http://schemas.microsoft.com/office/word/2010/wordprocessingShape">
+                    <wps:wsp>
+                      <wps:cNvSpPr txBox="1">
+                        <a:spLocks noChangeArrowheads="1"/>
+                      </wps:cNvSpPr>
+                      <wps:spPr bwMode="auto">
+                        <a:xfrm>
+                          <a:off x="0" y="0"/>
+                          <a:ext cx="2632075" cy="537210"/>
+                        </a:xfrm>
+                        <a:prstGeom prst="rect">
+                          <a:avLst/>
+                        </a:prstGeom>
+                        <a:noFill/>
+                        <a:ln w="9525">
+                          <a:noFill/>
+                          <a:miter lim="800000"/>
+                          <a:headEnd/>
+                          <a:tailEnd/>
+                        </a:ln>
+                      </wps:spPr>
+                      <wps:txbx>
+                        <w:txbxContent>
+                          <w:p>
+                            <w:pPr>
+                              <w:jc w:val="center"/>
+                              <w:rPr>
+                                <w:rFonts w:ascii="Quantico" w:hAnsi="Quantico"/>
+                                <w:b/>
+                                <w:bCs/>
+                                <w:color w:val="FFFFFF" w:themeColor="background1"/>
+                                <w:sz w:val="46"/>
+                                <w:szCs w:val="52"/>
+                              </w:rPr>
+                            </w:pPr>
+                            <w:r>
+                              <w:rPr>
+                                <w:rFonts w:ascii="Quantico" w:hAnsi="Quantico"/>
+                                <w:b/>
+                                <w:bCs/>
+                                <w:color w:val="FFFFFF" w:themeColor="background1"/>
+                                <w:sz w:val="46"/>
+                                <w:szCs w:val="52"/>
+                              </w:rPr>
+                              <w:t>Congratulations!</w:t>
+                            </w:r>
+                          </w:p>
+                        </w:txbxContent>
+                      </wps:txbx>
+                      <wps:bodyPr rot="0" vert="horz" wrap="square" lIns="91440" tIns="45720" rIns="91440" bIns="45720" anchor="t" anchorCtr="0">
+                        <a:noAutofit/>
+                      </wps:bodyPr>
+                    </wps:wsp>
+                  </a:graphicData>
+                </a:graphic>
+                <wp14:sizeRelH relativeFrom="margin">
+                  <wp14:pctWidth>0</wp14:pctWidth>
+                </wp14:sizeRelH>
+                <wp14:sizeRelV relativeFrom="margin">
+                  <wp14:pctHeight>0</wp14:pctHeight>
+                </wp14:sizeRelV>
+              </wp:anchor>
+            </w:drawing>
+          </mc:Choice>
+          <mc:Fallback>
+            <w:pict>
+              <v:shape w14:anchorId="06EE3D87" id="_x0000_s1036" type="#_x0000_t202" style="position:absolute;margin-left:83.95pt;margin-top:163.4pt;width:207.25pt;height:42.3pt;z-index:251704320;visibility:visible;mso-wrap-style:square;mso-width-percent:0;mso-height-percent:0;mso-wrap-distance-left:9pt;mso-wrap-distance-top:3.6pt;mso-wrap-distance-right:9pt;mso-wrap-distance-bottom:3.6pt;mso-position-horizontal:absolute;mso-position-horizontal-relative:margin;mso-position-vertical:absolute;mso-position-vertical-relative:text;mso-width-percent:0;mso-height-percent:0;mso-width-relative:margin;mso-height-relative:margin;v-text-anchor:top" o:gfxdata="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" filled="f" stroked="f">
+                <v:textbox>
+                  <w:txbxContent>
+                    <w:p>
+                      <w:pPr>
+                        <w:jc w:val="center"/>
+                        <w:rPr>
+                          <w:rFonts w:ascii="Quantico" w:hAnsi="Quantico"/>
+                          <w:b/>
+                          <w:bCs/>
+                          <w:color w:val="FFFFFF" w:themeColor="background1"/>
+                          <w:sz w:val="46"/>
+                          <w:szCs w:val="52"/>
+                        </w:rPr>
+                      </w:pPr>
+                      <w:r>
+                        <w:rPr>
+                          <w:rFonts w:ascii="Quantico" w:hAnsi="Quantico"/>
+                          <w:b/>
+                          <w:bCs/>
+                          <w:color w:val="FFFFFF" w:themeColor="background1"/>
+                          <w:sz w:val="46"/>
+                          <w:szCs w:val="52"/>
+                        </w:rPr>
+                        <w:t>Congratulations!</w:t>
+                      </w:r>
+                    </w:p>
+                  </w:txbxContent>
+                </v:textbox>
+                <w10:wrap type="square" anchorx="margin"/>
+              </v:shape>
+            </w:pict>
+          </mc:Fallback>
+        </mc:AlternateContent>
+      </w:r>
+      <w:r>
+        <w:rPr>
+          <w:noProof/>
+        </w:rPr>
+        <w:drawing>
+          <wp:anchor distT="0" distB="0" distL="114300" distR="114300" simplePos="0" relativeHeight="251700224" behindDoc="0" locked="0" layoutInCell="1" allowOverlap="1" wp14:anchorId="1D1381D8" wp14:editId="7DEF11C4">
+            <wp:simplePos x="0" y="0"/>
+            <wp:positionH relativeFrom="column">
+              <wp:posOffset>3492706</wp:posOffset>
+            </wp:positionH>
+            <wp:positionV relativeFrom="paragraph">
+              <wp:posOffset>1830070</wp:posOffset>
+            </wp:positionV>
+            <wp:extent cx="398780" cy="398780"/>
+            <wp:effectExtent l="0" t="0" r="0" b="1270"/>
+            <wp:wrapNone/>
+            <wp:docPr id="841224834" name="Graphic 2" descr="Confetti ball with solid fill"/>
+            <wp:cNvGraphicFramePr>
+              <a:graphicFrameLocks xmlns:a="http://schemas.openxmlformats.org/drawingml/2006/main" noChangeAspect="1"/>
+            </wp:cNvGraphicFramePr>
+            <a:graphic xmlns:a="http://schemas.openxmlformats.org/drawingml/2006/main">
+              <a:graphicData uri="http://schemas.openxmlformats.org/drawingml/2006/picture">
+                <pic:pic xmlns:pic="http://schemas.openxmlformats.org/drawingml/2006/picture">
+                  <pic:nvPicPr>
+                    <pic:cNvPr id="764364432" name="Graphic 764364432" descr="Confetti ball with solid fill"/>
+                    <pic:cNvPicPr/>
+                  </pic:nvPicPr>
+                  <pic:blipFill>
+                    <a:blip r:embed="rId12">
+                      <a:extLst>
+                        <a:ext uri="{96DAC541-7B7A-43D3-8B79-37D633B846F1}">
+                          <asvg:svgBlip xmlns:asvg="http://schemas.microsoft.com/office/drawing/2016/SVG/main" r:embed="rId13"/>
+                        </a:ext>
+                      </a:extLst>
+                    </a:blip>
+                    <a:stretch>
+                      <a:fillRect/>
+                    </a:stretch>
+                  </pic:blipFill>
+                  <pic:spPr>
+                    <a:xfrm>
+                      <a:off x="0" y="0"/>
+                      <a:ext cx="398780" cy="398780"/>
+                    </a:xfrm>
+                    <a:prstGeom prst="rect">
+                      <a:avLst/>
+                    </a:prstGeom>
+                  </pic:spPr>
+                </pic:pic>
+              </a:graphicData>
+            </a:graphic>
+            <wp14:sizeRelH relativeFrom="page">
+              <wp14:pctWidth>0</wp14:pctWidth>
+            </wp14:sizeRelH>
+            <wp14:sizeRelV relativeFrom="page">
+              <wp14:pctHeight>0</wp14:pctHeight>
+            </wp14:sizeRelV>
+          </wp:anchor>
+        </w:drawing>
+      </w:r>
+      <w:r>
+        <w:rPr>
+          <w:noProof/>
+        </w:rPr>
+        <w:drawing>
+          <wp:anchor distT="0" distB="0" distL="114300" distR="114300" simplePos="0" relativeHeight="251698176" behindDoc="0" locked="0" layoutInCell="1" allowOverlap="1" wp14:anchorId="5D78D749" wp14:editId="7C80A904">
+            <wp:simplePos x="0" y="0"/>
+            <wp:positionH relativeFrom="column">
+              <wp:posOffset>462030</wp:posOffset>
+            </wp:positionH>
+            <wp:positionV relativeFrom="paragraph">
+              <wp:posOffset>1782294</wp:posOffset>
+            </wp:positionV>
+            <wp:extent cx="720000" cy="720000"/>
+            <wp:effectExtent l="0" t="0" r="0" b="4445"/>
+            <wp:wrapNone/>
+            <wp:docPr id="1078997861" name="Graphic 1" descr="Shooting star with solid fill"/>
+            <wp:cNvGraphicFramePr>
+              <a:graphicFrameLocks xmlns:a="http://schemas.openxmlformats.org/drawingml/2006/main" noChangeAspect="1"/>
+            </wp:cNvGraphicFramePr>
+            <a:graphic xmlns:a="http://schemas.openxmlformats.org/drawingml/2006/main">
+              <a:graphicData uri="http://schemas.openxmlformats.org/drawingml/2006/picture">
+                <pic:pic xmlns:pic="http://schemas.openxmlformats.org/drawingml/2006/picture">
+                  <pic:nvPicPr>
+                    <pic:cNvPr id="1524755068" name="Graphic 1524755068" descr="Shooting star with solid fill"/>
+                    <pic:cNvPicPr/>
+                  </pic:nvPicPr>
+                  <pic:blipFill>
+                    <a:blip r:embed="rId15">
+                      <a:extLst>
+                        <a:ext uri="{96DAC541-7B7A-43D3-8B79-37D633B846F1}">
+                          <asvg:svgBlip xmlns:asvg="http://schemas.microsoft.com/office/drawing/2016/SVG/main" r:embed="rId16"/>
+                        </a:ext>
+                      </a:extLst>
+                    </a:blip>
+                    <a:stretch>
+                      <a:fillRect/>
+                    </a:stretch>
+                  </pic:blipFill>
+                  <pic:spPr>
+                    <a:xfrm>
+                      <a:off x="0" y="0"/>
+                      <a:ext cx="720000" cy="720000"/>
+                    </a:xfrm>
+                    <a:prstGeom prst="rect">
+                      <a:avLst/>
+                    </a:prstGeom>
+                  </pic:spPr>
+                </pic:pic>
+              </a:graphicData>
+            </a:graphic>
+            <wp14:sizeRelH relativeFrom="page">
+              <wp14:pctWidth>0</wp14:pctWidth>
+            </wp14:sizeRelH>
+            <wp14:sizeRelV relativeFrom="page">
+              <wp14:pctHeight>0</wp14:pctHeight>
+            </wp14:sizeRelV>
+          </wp:anchor>
+        </w:drawing>
+      </w:r>
+      <w:r>
+        <w:rPr>
+          <w:noProof/>
+        </w:rPr>
+        <w:drawing>
+          <wp:anchor distT="0" distB="0" distL="114300" distR="114300" simplePos="0" relativeHeight="251694080" behindDoc="0" locked="0" layoutInCell="1" allowOverlap="1" wp14:anchorId="7B70B757" wp14:editId="581DE592">
+            <wp:simplePos x="0" y="0"/>
+            <wp:positionH relativeFrom="margin">
+              <wp:align>center</wp:align>
+            </wp:positionH>
+            <wp:positionV relativeFrom="paragraph">
+              <wp:posOffset>1771089</wp:posOffset>
+            </wp:positionV>
+            <wp:extent cx="3525361" cy="2160000"/>
+            <wp:effectExtent l="0" t="0" r="0" b="0"/>
+            <wp:wrapNone/>
+            <wp:docPr id="1276372622" name="Picture 9"/>
+            <wp:cNvGraphicFramePr>
+              <a:graphicFrameLocks xmlns:a="http://schemas.openxmlformats.org/drawingml/2006/main" noChangeAspect="1"/>
+            </wp:cNvGraphicFramePr>
+            <a:graphic xmlns:a="http://schemas.openxmlformats.org/drawingml/2006/main">
+              <a:graphicData uri="http://schemas.openxmlformats.org/drawingml/2006/picture">
+                <pic:pic xmlns:pic="http://schemas.openxmlformats.org/drawingml/2006/picture">
+                  <pic:nvPicPr>
+                    <pic:cNvPr id="1582992251" name="Picture 1582992251"/>
+                    <pic:cNvPicPr/>
+                  </pic:nvPicPr>
+                  <pic:blipFill rotWithShape="1">
+                    <a:blip r:embed="rId17" cstate="print">
+                      <a:extLst>
+                        <a:ext uri="{28A0092B-C50C-407E-A947-70E740481C1C}">
+                          <a14:useLocalDpi xmlns:a14="http://schemas.microsoft.com/office/drawing/2010/main" val="0"/>
+                        </a:ext>
+                      </a:extLst>
+                    </a:blip>
+                    <a:srcRect b="8101"/>
+                    <a:stretch>
+                      <a:fillRect/>
+                    </a:stretch>
+                  </pic:blipFill>
+                  <pic:spPr bwMode="auto">
+                    <a:xfrm>
+                      <a:off x="0" y="0"/>
+                      <a:ext cx="3525361" cy="2160000"/>
+                    </a:xfrm>
+                    <a:prstGeom prst="rect">
+                      <a:avLst/>
+                    </a:prstGeom>
+                    <a:ln>
+                      <a:noFill/>
+                    </a:ln>
+                    <a:extLst>
+                      <a:ext uri="{53640926-AAD7-44D8-BBD7-CCE9431645EC}">
+                        <a14:shadowObscured xmlns:a14="http://schemas.microsoft.com/office/drawing/2010/main"/>
+                      </a:ext>
+                    </a:extLst>
+                  </pic:spPr>
+                </pic:pic>
+              </a:graphicData>
+            </a:graphic>
+            <wp14:sizeRelH relativeFrom="page">
+              <wp14:pctWidth>0</wp14:pctWidth>
+            </wp14:sizeRelH>
+            <wp14:sizeRelV relativeFrom="page">
+              <wp14:pctHeight>0</wp14:pctHeight>
+            </wp14:sizeRelV>
+          </wp:anchor>
+        </w:drawing>
+      </w:r>
+      <w:r>
+        <w:rPr>
+          <w:noProof/>
+        </w:rPr>
+        <w:drawing>
+          <wp:anchor distT="0" distB="0" distL="114300" distR="114300" simplePos="0" relativeHeight="251692032" behindDoc="0" locked="0" layoutInCell="1" allowOverlap="1" wp14:anchorId="106D30F3" wp14:editId="34A9BA97">
+            <wp:simplePos x="0" y="0"/>
+            <wp:positionH relativeFrom="margin">
+              <wp:posOffset>1660044</wp:posOffset>
+            </wp:positionH>
+            <wp:positionV relativeFrom="paragraph">
+              <wp:posOffset>400028</wp:posOffset>
+            </wp:positionV>
+            <wp:extent cx="251460" cy="251460"/>
+            <wp:effectExtent l="0" t="0" r="0" b="0"/>
+            <wp:wrapNone/>
+            <wp:docPr id="1328043669" name="Graphic 7" descr="Hike with solid fill"/>
+            <wp:cNvGraphicFramePr>
+              <a:graphicFrameLocks xmlns:a="http://schemas.openxmlformats.org/drawingml/2006/main" noChangeAspect="1"/>
+            </wp:cNvGraphicFramePr>
+            <a:graphic xmlns:a="http://schemas.openxmlformats.org/drawingml/2006/main">
+              <a:graphicData uri="http://schemas.openxmlformats.org/drawingml/2006/picture">
+                <pic:pic xmlns:pic="http://schemas.openxmlformats.org/drawingml/2006/picture">
+                  <pic:nvPicPr>
+                    <pic:cNvPr id="875668785" name="Graphic 875668785" descr="Hike with solid fill"/>
+                    <pic:cNvPicPr/>
+                  </pic:nvPicPr>
+                  <pic:blipFill>
+                    <a:blip r:embed="rId9">
+                      <a:extLst>
+                        <a:ext uri="{96DAC541-7B7A-43D3-8B79-37D633B846F1}">
+                          <asvg:svgBlip xmlns:asvg="http://schemas.microsoft.com/office/drawing/2016/SVG/main" r:embed="rId10"/>
+                        </a:ext>
+                      </a:extLst>
+                    </a:blip>
+                    <a:stretch>
+                      <a:fillRect/>
+                    </a:stretch>
+                  </pic:blipFill>
+                  <pic:spPr>
+                    <a:xfrm>
+                      <a:off x="0" y="0"/>
+                      <a:ext cx="251460" cy="251460"/>
+                    </a:xfrm>
+                    <a:prstGeom prst="rect">
+                      <a:avLst/>
+                    </a:prstGeom>
+                  </pic:spPr>
+                </pic:pic>
+              </a:graphicData>
+            </a:graphic>
+            <wp14:sizeRelH relativeFrom="page">
+              <wp14:pctWidth>0</wp14:pctWidth>
+            </wp14:sizeRelH>
+            <wp14:sizeRelV relativeFrom="page">
+              <wp14:pctHeight>0</wp14:pctHeight>
+            </wp14:sizeRelV>
+          </wp:anchor>
+        </w:drawing>
+      </w:r>
+      <w:r>
+        <w:rPr>
+          <w:noProof/>
+        </w:rPr>
+        <mc:AlternateContent>
+          <mc:Choice Requires="wps">
+            <w:drawing>
+              <wp:anchor distT="0" distB="0" distL="114300" distR="114300" simplePos="0" relativeHeight="251686911" behindDoc="0" locked="0" layoutInCell="1" allowOverlap="1" wp14:anchorId="50B77C80" wp14:editId="7BD52FFF">
+                <wp:simplePos x="0" y="0"/>
+                <wp:positionH relativeFrom="column">
+                  <wp:posOffset>1635297</wp:posOffset>
+                </wp:positionH>
+                <wp:positionV relativeFrom="paragraph">
+                  <wp:posOffset>380549</wp:posOffset>
                 </wp:positionV>
                 <wp:extent cx="2095500" cy="323850"/>
                 <wp:effectExtent l="0" t="0" r="0" b="0"/>
@@ -1907,7 +3433,7 @@
           </mc:Choice>
           <mc:Fallback>
             <w:pict>
-              <v:roundrect w14:anchorId="18068521" id="Rectangle: Rounded Corners 4" o:spid="_x0000_s1026" style="position:absolute;margin-left:111.7pt;margin-top:42.5pt;width:165pt;height:25.5pt;z-index:251686911;visibility:visible;mso-wrap-style:square;mso-width-percent:0;mso-height-percent:0;mso-wrap-distance-left:9pt;mso-wrap-distance-top:0;mso-wrap-distance-right:9pt;mso-wrap-distance-bottom:0;mso-position-horizontal:absolute;mso-position-horizontal-relative:text;mso-position-vertical:absolute;mso-position-vertical-relative:text;mso-width-percent:0;mso-height-percent:0;mso-width-relative:margin;mso-height-relative:margin;v-text-anchor:middle" arcsize="10923f" o:gfxdata="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" fillcolor="#0e2841 [3215]" stroked="f" strokeweight="1.5pt">
+              <v:roundrect w14:anchorId="46992049" id="Rectangle: Rounded Corners 4" o:spid="_x0000_s1026" style="position:absolute;margin-left:128.75pt;margin-top:29.95pt;width:165pt;height:25.5pt;z-index:251686911;visibility:visible;mso-wrap-style:square;mso-width-percent:0;mso-height-percent:0;mso-wrap-distance-left:9pt;mso-wrap-distance-top:0;mso-wrap-distance-right:9pt;mso-wrap-distance-bottom:0;mso-position-horizontal:absolute;mso-position-horizontal-relative:text;mso-position-vertical:absolute;mso-position-vertical-relative:text;mso-width-percent:0;mso-height-percent:0;mso-width-relative:margin;mso-height-relative:margin;v-text-anchor:middle" arcsize="10923f" o:gfxdata="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" fillcolor="#0e2841 [3215]" stroked="f" strokeweight="1.5pt">
                 <v:fill opacity="42662f"/>
                 <v:stroke joinstyle="miter"/>
               </v:roundrect>
@@ -1919,78 +3445,18 @@
         <w:rPr>
           <w:noProof/>
         </w:rPr>
-        <w:drawing>
-          <wp:anchor distT="0" distB="0" distL="114300" distR="114300" simplePos="0" relativeHeight="251692032" behindDoc="0" locked="0" layoutInCell="1" allowOverlap="1" wp14:anchorId="106D30F3" wp14:editId="75F71DC1">
-            <wp:simplePos x="0" y="0"/>
-            <wp:positionH relativeFrom="margin">
-              <wp:posOffset>1427497</wp:posOffset>
-            </wp:positionH>
-            <wp:positionV relativeFrom="paragraph">
-              <wp:posOffset>563880</wp:posOffset>
-            </wp:positionV>
-            <wp:extent cx="251460" cy="251460"/>
-            <wp:effectExtent l="0" t="0" r="0" b="0"/>
-            <wp:wrapNone/>
-            <wp:docPr id="1328043669" name="Graphic 7" descr="Hike with solid fill"/>
-            <wp:cNvGraphicFramePr>
-              <a:graphicFrameLocks xmlns:a="http://schemas.openxmlformats.org/drawingml/2006/main" noChangeAspect="1"/>
-            </wp:cNvGraphicFramePr>
-            <a:graphic xmlns:a="http://schemas.openxmlformats.org/drawingml/2006/main">
-              <a:graphicData uri="http://schemas.openxmlformats.org/drawingml/2006/picture">
-                <pic:pic xmlns:pic="http://schemas.openxmlformats.org/drawingml/2006/picture">
-                  <pic:nvPicPr>
-                    <pic:cNvPr id="875668785" name="Graphic 875668785" descr="Hike with solid fill"/>
-                    <pic:cNvPicPr/>
-                  </pic:nvPicPr>
-                  <pic:blipFill>
-                    <a:blip r:embed="rId9">
-                      <a:extLst>
-                        <a:ext uri="{96DAC541-7B7A-43D3-8B79-37D633B846F1}">
-                          <asvg:svgBlip xmlns:asvg="http://schemas.microsoft.com/office/drawing/2016/SVG/main" r:embed="rId10"/>
-                        </a:ext>
-                      </a:extLst>
-                    </a:blip>
-                    <a:stretch>
-                      <a:fillRect/>
-                    </a:stretch>
-                  </pic:blipFill>
-                  <pic:spPr>
-                    <a:xfrm>
-                      <a:off x="0" y="0"/>
-                      <a:ext cx="251460" cy="251460"/>
-                    </a:xfrm>
-                    <a:prstGeom prst="rect">
-                      <a:avLst/>
-                    </a:prstGeom>
-                  </pic:spPr>
-                </pic:pic>
-              </a:graphicData>
-            </a:graphic>
-            <wp14:sizeRelH relativeFrom="page">
-              <wp14:pctWidth>0</wp14:pctWidth>
-            </wp14:sizeRelH>
-            <wp14:sizeRelV relativeFrom="page">
-              <wp14:pctHeight>0</wp14:pctHeight>
-            </wp14:sizeRelV>
-          </wp:anchor>
-        </w:drawing>
-      </w:r>
-      <w:r>
-        <w:rPr>
-          <w:noProof/>
-        </w:rPr>
         <mc:AlternateContent>
           <mc:Choice Requires="wps">
             <w:drawing>
-              <wp:anchor distT="45720" distB="45720" distL="114300" distR="114300" simplePos="0" relativeHeight="251687936" behindDoc="0" locked="0" layoutInCell="1" allowOverlap="1" wp14:anchorId="64D3ECDA" wp14:editId="7BFA7CAF">
+              <wp:anchor distT="45720" distB="45720" distL="114300" distR="114300" simplePos="0" relativeHeight="251687936" behindDoc="0" locked="0" layoutInCell="1" allowOverlap="1" wp14:anchorId="64D3ECDA" wp14:editId="13258CCE">
                 <wp:simplePos x="0" y="0"/>
                 <wp:positionH relativeFrom="margin">
-                  <wp:posOffset>1526798</wp:posOffset>
+                  <wp:posOffset>1642110</wp:posOffset>
                 </wp:positionH>
                 <wp:positionV relativeFrom="paragraph">
-                  <wp:posOffset>331470</wp:posOffset>
+                  <wp:posOffset>172085</wp:posOffset>
                 </wp:positionV>
-                <wp:extent cx="2080260" cy="742950"/>
+                <wp:extent cx="2259965" cy="742950"/>
                 <wp:effectExtent l="0" t="0" r="0" b="0"/>
                 <wp:wrapSquare wrapText="bothSides"/>
                 <wp:docPr id="524883371" name="Text Box 2"/>
@@ -2006,7 +3472,7 @@
                       <wps:spPr bwMode="auto">
                         <a:xfrm>
                           <a:off x="0" y="0"/>
-                          <a:ext cx="2080260" cy="742950"/>
+                          <a:ext cx="2259965" cy="742950"/>
                         </a:xfrm>
                         <a:prstGeom prst="rect">
                           <a:avLst/>
@@ -2030,8 +3496,8 @@
                                 <w:b/>
                                 <w:bCs/>
                                 <w:color w:val="FFFFFF" w:themeColor="background1"/>
-                                <w:sz w:val="36"/>
-                                <w:szCs w:val="36"/>
+                                <w:sz w:val="38"/>
+                                <w:szCs w:val="40"/>
                                 <w:u w:val="single"/>
                                 <w:lang w:val="en-US"/>
                               </w:rPr>
@@ -2042,8 +3508,8 @@
                                 <w:b/>
                                 <w:bCs/>
                                 <w:color w:val="FFFFFF" w:themeColor="background1"/>
-                                <w:sz w:val="36"/>
-                                <w:szCs w:val="36"/>
+                                <w:sz w:val="38"/>
+                                <w:szCs w:val="40"/>
                                 <w:u w:val="single"/>
                                 <w:lang w:val="en-US"/>
                               </w:rPr>
@@ -2069,7 +3535,7 @@
           </mc:Choice>
           <mc:Fallback>
             <w:pict>
-              <v:shape w14:anchorId="64D3ECDA" id="_x0000_s1033" type="#_x0000_t202" style="position:absolute;margin-left:120.2pt;margin-top:26.1pt;width:163.8pt;height:58.5pt;z-index:251687936;visibility:visible;mso-wrap-style:square;mso-width-percent:0;mso-height-percent:0;mso-wrap-distance-left:9pt;mso-wrap-distance-top:3.6pt;mso-wrap-distance-right:9pt;mso-wrap-distance-bottom:3.6pt;mso-position-horizontal:absolute;mso-position-horizontal-relative:margin;mso-position-vertical:absolute;mso-position-vertical-relative:text;mso-width-percent:0;mso-height-percent:0;mso-width-relative:margin;mso-height-relative:margin;v-text-anchor:middle" o:gfxdata="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" filled="f" stroked="f">
+              <v:shape w14:anchorId="64D3ECDA" id="_x0000_s1037" type="#_x0000_t202" style="position:absolute;margin-left:129.3pt;margin-top:13.55pt;width:177.95pt;height:58.5pt;z-index:251687936;visibility:visible;mso-wrap-style:square;mso-width-percent:0;mso-height-percent:0;mso-wrap-distance-left:9pt;mso-wrap-distance-top:3.6pt;mso-wrap-distance-right:9pt;mso-wrap-distance-bottom:3.6pt;mso-position-horizontal:absolute;mso-position-horizontal-relative:margin;mso-position-vertical:absolute;mso-position-vertical-relative:text;mso-width-percent:0;mso-height-percent:0;mso-width-relative:margin;mso-height-relative:margin;v-text-anchor:middle" o:gfxdata="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" filled="f" stroked="f">
                 <v:textbox>
                   <w:txbxContent>
                     <w:p>
@@ -2081,8 +3547,8 @@
                           <w:b/>
                           <w:bCs/>
                           <w:color w:val="FFFFFF" w:themeColor="background1"/>
-                          <w:sz w:val="36"/>
-                          <w:szCs w:val="36"/>
+                          <w:sz w:val="38"/>
+                          <w:szCs w:val="40"/>
                           <w:u w:val="single"/>
                           <w:lang w:val="en-US"/>
                         </w:rPr>
@@ -2093,8 +3559,8 @@
                           <w:b/>
                           <w:bCs/>
                           <w:color w:val="FFFFFF" w:themeColor="background1"/>
-                          <w:sz w:val="36"/>
-                          <w:szCs w:val="36"/>
+                          <w:sz w:val="38"/>
+                          <w:szCs w:val="40"/>
                           <w:u w:val="single"/>
                           <w:lang w:val="en-US"/>
                         </w:rPr>
@@ -2109,1024 +3575,11 @@
           </mc:Fallback>
         </mc:AlternateContent>
       </w:r>
-      <w:r>
-        <w:rPr>
-          <w:noProof/>
-        </w:rPr>
-        <mc:AlternateContent>
-          <mc:Choice Requires="wps">
-            <w:drawing>
-              <wp:anchor distT="45720" distB="45720" distL="114300" distR="114300" simplePos="0" relativeHeight="251702272" behindDoc="0" locked="0" layoutInCell="1" allowOverlap="1" wp14:anchorId="7B50577A" wp14:editId="4DE6864A">
-                <wp:simplePos x="0" y="0"/>
-                <wp:positionH relativeFrom="margin">
-                  <wp:posOffset>1387046</wp:posOffset>
-                </wp:positionH>
-                <wp:positionV relativeFrom="paragraph">
-                  <wp:posOffset>2878301</wp:posOffset>
-                </wp:positionV>
-                <wp:extent cx="2111375" cy="831850"/>
-                <wp:effectExtent l="0" t="0" r="0" b="6350"/>
-                <wp:wrapSquare wrapText="bothSides"/>
-                <wp:docPr id="1748289155" name="Text Box 2"/>
-                <wp:cNvGraphicFramePr>
-                  <a:graphicFrameLocks xmlns:a="http://schemas.openxmlformats.org/drawingml/2006/main"/>
-                </wp:cNvGraphicFramePr>
-                <a:graphic xmlns:a="http://schemas.openxmlformats.org/drawingml/2006/main">
-                  <a:graphicData uri="http://schemas.microsoft.com/office/word/2010/wordprocessingShape">
-                    <wps:wsp>
-                      <wps:cNvSpPr txBox="1">
-                        <a:spLocks noChangeArrowheads="1"/>
-                      </wps:cNvSpPr>
-                      <wps:spPr bwMode="auto">
-                        <a:xfrm>
-                          <a:off x="0" y="0"/>
-                          <a:ext cx="2111375" cy="831850"/>
-                        </a:xfrm>
-                        <a:prstGeom prst="rect">
-                          <a:avLst/>
-                        </a:prstGeom>
-                        <a:noFill/>
-                        <a:ln w="9525">
-                          <a:noFill/>
-                          <a:miter lim="800000"/>
-                          <a:headEnd/>
-                          <a:tailEnd/>
-                        </a:ln>
-                      </wps:spPr>
-                      <wps:txbx>
-                        <w:txbxContent>
-                          <w:p>
-                            <w:pPr>
-                              <w:spacing w:line="180" w:lineRule="auto"/>
-                              <w:rPr>
-                                <w:rFonts w:ascii="Quantico" w:hAnsi="Quantico"/>
-                                <w:b/>
-                                <w:bCs/>
-                                <w:color w:val="FFFFFF" w:themeColor="background1"/>
-                              </w:rPr>
-                            </w:pPr>
-                            <w:r>
-                              <w:rPr>
-                                <w:rFonts w:ascii="Quantico" w:hAnsi="Quantico"/>
-                                <w:b/>
-                                <w:bCs/>
-                                <w:color w:val="FFFFFF" w:themeColor="background1"/>
-                              </w:rPr>
-                              <w:t>You completed the game!</w:t>
-                            </w:r>
-                          </w:p>
-                          <w:p>
-                            <w:pPr>
-                              <w:spacing w:line="180" w:lineRule="auto"/>
-                              <w:rPr>
-                                <w:rFonts w:ascii="Quantico" w:hAnsi="Quantico"/>
-                                <w:b/>
-                                <w:bCs/>
-                                <w:color w:val="FFFFFF" w:themeColor="background1"/>
-                                <w:sz w:val="22"/>
-                                <w:szCs w:val="22"/>
-                              </w:rPr>
-                            </w:pPr>
-                            <w:r>
-                              <w:rPr>
-                                <w:rFonts w:ascii="Quantico" w:hAnsi="Quantico"/>
-                                <w:b/>
-                                <w:bCs/>
-                                <w:color w:val="FFFFFF" w:themeColor="background1"/>
-                                <w:sz w:val="22"/>
-                                <w:szCs w:val="22"/>
-                              </w:rPr>
-                              <w:t xml:space="preserve">Feel free to keep the plushy! </w:t>
-                            </w:r>
-                          </w:p>
-                          <w:p>
-                            <w:pPr>
-                              <w:spacing w:line="180" w:lineRule="auto"/>
-                              <w:jc w:val="right"/>
-                              <w:rPr>
-                                <w:rFonts w:ascii="Quantico" w:hAnsi="Quantico"/>
-                                <w:b/>
-                                <w:bCs/>
-                                <w:color w:val="FFFFFF" w:themeColor="background1"/>
-                                <w:sz w:val="14"/>
-                                <w:szCs w:val="14"/>
-                              </w:rPr>
-                            </w:pPr>
-                            <w:r>
-                              <w:rPr>
-                                <w:rFonts w:ascii="Quantico" w:hAnsi="Quantico"/>
-                                <w:b/>
-                                <w:bCs/>
-                                <w:color w:val="FFFFFF" w:themeColor="background1"/>
-                                <w:sz w:val="14"/>
-                                <w:szCs w:val="14"/>
-                              </w:rPr>
-                              <w:t>Let us know what you though of the game</w:t>
-                            </w:r>
-                          </w:p>
-                        </w:txbxContent>
-                      </wps:txbx>
-                      <wps:bodyPr rot="0" vert="horz" wrap="square" lIns="91440" tIns="45720" rIns="91440" bIns="45720" anchor="t" anchorCtr="0">
-                        <a:noAutofit/>
-                      </wps:bodyPr>
-                    </wps:wsp>
-                  </a:graphicData>
-                </a:graphic>
-                <wp14:sizeRelH relativeFrom="margin">
-                  <wp14:pctWidth>0</wp14:pctWidth>
-                </wp14:sizeRelH>
-                <wp14:sizeRelV relativeFrom="margin">
-                  <wp14:pctHeight>0</wp14:pctHeight>
-                </wp14:sizeRelV>
-              </wp:anchor>
-            </w:drawing>
-          </mc:Choice>
-          <mc:Fallback>
-            <w:pict>
-              <v:shape w14:anchorId="7B50577A" id="_x0000_s1034" type="#_x0000_t202" style="position:absolute;margin-left:109.2pt;margin-top:226.65pt;width:166.25pt;height:65.5pt;z-index:251702272;visibility:visible;mso-wrap-style:square;mso-width-percent:0;mso-height-percent:0;mso-wrap-distance-left:9pt;mso-wrap-distance-top:3.6pt;mso-wrap-distance-right:9pt;mso-wrap-distance-bottom:3.6pt;mso-position-horizontal:absolute;mso-position-horizontal-relative:margin;mso-position-vertical:absolute;mso-position-vertical-relative:text;mso-width-percent:0;mso-height-percent:0;mso-width-relative:margin;mso-height-relative:margin;v-text-anchor:top" o:gfxdata="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" filled="f" stroked="f">
-                <v:textbox>
-                  <w:txbxContent>
-                    <w:p>
-                      <w:pPr>
-                        <w:spacing w:line="180" w:lineRule="auto"/>
-                        <w:rPr>
-                          <w:rFonts w:ascii="Quantico" w:hAnsi="Quantico"/>
-                          <w:b/>
-                          <w:bCs/>
-                          <w:color w:val="FFFFFF" w:themeColor="background1"/>
-                        </w:rPr>
-                      </w:pPr>
-                      <w:r>
-                        <w:rPr>
-                          <w:rFonts w:ascii="Quantico" w:hAnsi="Quantico"/>
-                          <w:b/>
-                          <w:bCs/>
-                          <w:color w:val="FFFFFF" w:themeColor="background1"/>
-                        </w:rPr>
-                        <w:t>You completed the game!</w:t>
-                      </w:r>
-                    </w:p>
-                    <w:p>
-                      <w:pPr>
-                        <w:spacing w:line="180" w:lineRule="auto"/>
-                        <w:rPr>
-                          <w:rFonts w:ascii="Quantico" w:hAnsi="Quantico"/>
-                          <w:b/>
-                          <w:bCs/>
-                          <w:color w:val="FFFFFF" w:themeColor="background1"/>
-                          <w:sz w:val="22"/>
-                          <w:szCs w:val="22"/>
-                        </w:rPr>
-                      </w:pPr>
-                      <w:r>
-                        <w:rPr>
-                          <w:rFonts w:ascii="Quantico" w:hAnsi="Quantico"/>
-                          <w:b/>
-                          <w:bCs/>
-                          <w:color w:val="FFFFFF" w:themeColor="background1"/>
-                          <w:sz w:val="22"/>
-                          <w:szCs w:val="22"/>
-                        </w:rPr>
-                        <w:t xml:space="preserve">Feel free to keep the plushy! </w:t>
-                      </w:r>
-                    </w:p>
-                    <w:p>
-                      <w:pPr>
-                        <w:spacing w:line="180" w:lineRule="auto"/>
-                        <w:jc w:val="right"/>
-                        <w:rPr>
-                          <w:rFonts w:ascii="Quantico" w:hAnsi="Quantico"/>
-                          <w:b/>
-                          <w:bCs/>
-                          <w:color w:val="FFFFFF" w:themeColor="background1"/>
-                          <w:sz w:val="14"/>
-                          <w:szCs w:val="14"/>
-                        </w:rPr>
-                      </w:pPr>
-                      <w:r>
-                        <w:rPr>
-                          <w:rFonts w:ascii="Quantico" w:hAnsi="Quantico"/>
-                          <w:b/>
-                          <w:bCs/>
-                          <w:color w:val="FFFFFF" w:themeColor="background1"/>
-                          <w:sz w:val="14"/>
-                          <w:szCs w:val="14"/>
-                        </w:rPr>
-                        <w:t>Let us know what you though of the game</w:t>
-                      </w:r>
-                    </w:p>
-                  </w:txbxContent>
-                </v:textbox>
-                <w10:wrap type="square" anchorx="margin"/>
-              </v:shape>
-            </w:pict>
-          </mc:Fallback>
-        </mc:AlternateContent>
-      </w:r>
-      <w:r>
-        <w:rPr>
-          <w:noProof/>
-        </w:rPr>
-        <mc:AlternateContent>
-          <mc:Choice Requires="wps">
-            <w:drawing>
-              <wp:anchor distT="0" distB="0" distL="114300" distR="114300" simplePos="0" relativeHeight="251701247" behindDoc="0" locked="0" layoutInCell="1" allowOverlap="1" wp14:anchorId="3D4DC879" wp14:editId="6961A192">
-                <wp:simplePos x="0" y="0"/>
-                <wp:positionH relativeFrom="column">
-                  <wp:posOffset>1386840</wp:posOffset>
-                </wp:positionH>
-                <wp:positionV relativeFrom="paragraph">
-                  <wp:posOffset>2874267</wp:posOffset>
-                </wp:positionV>
-                <wp:extent cx="2070787" cy="716692"/>
-                <wp:effectExtent l="0" t="0" r="5715" b="7620"/>
-                <wp:wrapNone/>
-                <wp:docPr id="1911675260" name="Rectangle: Rounded Corners 4"/>
-                <wp:cNvGraphicFramePr/>
-                <a:graphic xmlns:a="http://schemas.openxmlformats.org/drawingml/2006/main">
-                  <a:graphicData uri="http://schemas.microsoft.com/office/word/2010/wordprocessingShape">
-                    <wps:wsp>
-                      <wps:cNvSpPr/>
-                      <wps:spPr>
-                        <a:xfrm>
-                          <a:off x="0" y="0"/>
-                          <a:ext cx="2070787" cy="716692"/>
-                        </a:xfrm>
-                        <a:prstGeom prst="roundRect">
-                          <a:avLst/>
-                        </a:prstGeom>
-                        <a:solidFill>
-                          <a:schemeClr val="tx2">
-                            <a:alpha val="65098"/>
-                          </a:schemeClr>
-                        </a:solidFill>
-                        <a:ln>
-                          <a:noFill/>
-                        </a:ln>
-                      </wps:spPr>
-                      <wps:style>
-                        <a:lnRef idx="2">
-                          <a:schemeClr val="accent1">
-                            <a:shade val="15000"/>
-                          </a:schemeClr>
-                        </a:lnRef>
-                        <a:fillRef idx="1">
-                          <a:schemeClr val="accent1"/>
-                        </a:fillRef>
-                        <a:effectRef idx="0">
-                          <a:schemeClr val="accent1"/>
-                        </a:effectRef>
-                        <a:fontRef idx="minor">
-                          <a:schemeClr val="lt1"/>
-                        </a:fontRef>
-                      </wps:style>
-                      <wps:bodyPr rot="0" spcFirstLastPara="0" vertOverflow="overflow" horzOverflow="overflow" vert="horz" wrap="square" lIns="91440" tIns="45720" rIns="91440" bIns="45720" numCol="1" spcCol="0" rtlCol="0" fromWordArt="0" anchor="ctr" anchorCtr="0" forceAA="0" compatLnSpc="1">
-                        <a:prstTxWarp prst="textNoShape">
-                          <a:avLst/>
-                        </a:prstTxWarp>
-                        <a:noAutofit/>
-                      </wps:bodyPr>
-                    </wps:wsp>
-                  </a:graphicData>
-                </a:graphic>
-                <wp14:sizeRelH relativeFrom="margin">
-                  <wp14:pctWidth>0</wp14:pctWidth>
-                </wp14:sizeRelH>
-                <wp14:sizeRelV relativeFrom="margin">
-                  <wp14:pctHeight>0</wp14:pctHeight>
-                </wp14:sizeRelV>
-              </wp:anchor>
-            </w:drawing>
-          </mc:Choice>
-          <mc:Fallback>
-            <w:pict>
-              <v:roundrect w14:anchorId="22BB21BA" id="Rectangle: Rounded Corners 4" o:spid="_x0000_s1026" style="position:absolute;margin-left:109.2pt;margin-top:226.3pt;width:163.05pt;height:56.45pt;z-index:251701247;visibility:visible;mso-wrap-style:square;mso-width-percent:0;mso-height-percent:0;mso-wrap-distance-left:9pt;mso-wrap-distance-top:0;mso-wrap-distance-right:9pt;mso-wrap-distance-bottom:0;mso-position-horizontal:absolute;mso-position-horizontal-relative:text;mso-position-vertical:absolute;mso-position-vertical-relative:text;mso-width-percent:0;mso-height-percent:0;mso-width-relative:margin;mso-height-relative:margin;v-text-anchor:middle" arcsize="10923f" o:gfxdata="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" fillcolor="#0e2841 [3215]" stroked="f" strokeweight="1.5pt">
-                <v:fill opacity="42662f"/>
-                <v:stroke joinstyle="miter"/>
-              </v:roundrect>
-            </w:pict>
-          </mc:Fallback>
-        </mc:AlternateContent>
-      </w:r>
-      <w:r>
-        <w:rPr>
-          <w:noProof/>
-        </w:rPr>
-        <mc:AlternateContent>
-          <mc:Choice Requires="wps">
-            <w:drawing>
-              <wp:anchor distT="45720" distB="45720" distL="114300" distR="114300" simplePos="0" relativeHeight="251689984" behindDoc="0" locked="0" layoutInCell="1" allowOverlap="1" wp14:anchorId="27CD439F" wp14:editId="540FF436">
-                <wp:simplePos x="0" y="0"/>
-                <wp:positionH relativeFrom="margin">
-                  <wp:posOffset>1369695</wp:posOffset>
-                </wp:positionH>
-                <wp:positionV relativeFrom="paragraph">
-                  <wp:posOffset>926482</wp:posOffset>
-                </wp:positionV>
-                <wp:extent cx="2133600" cy="612775"/>
-                <wp:effectExtent l="0" t="0" r="0" b="0"/>
-                <wp:wrapSquare wrapText="bothSides"/>
-                <wp:docPr id="732285342" name="Text Box 2"/>
-                <wp:cNvGraphicFramePr>
-                  <a:graphicFrameLocks xmlns:a="http://schemas.openxmlformats.org/drawingml/2006/main"/>
-                </wp:cNvGraphicFramePr>
-                <a:graphic xmlns:a="http://schemas.openxmlformats.org/drawingml/2006/main">
-                  <a:graphicData uri="http://schemas.microsoft.com/office/word/2010/wordprocessingShape">
-                    <wps:wsp>
-                      <wps:cNvSpPr txBox="1">
-                        <a:spLocks noChangeArrowheads="1"/>
-                      </wps:cNvSpPr>
-                      <wps:spPr bwMode="auto">
-                        <a:xfrm>
-                          <a:off x="0" y="0"/>
-                          <a:ext cx="2133600" cy="612775"/>
-                        </a:xfrm>
-                        <a:prstGeom prst="rect">
-                          <a:avLst/>
-                        </a:prstGeom>
-                        <a:noFill/>
-                        <a:ln w="9525">
-                          <a:noFill/>
-                          <a:miter lim="800000"/>
-                          <a:headEnd/>
-                          <a:tailEnd/>
-                        </a:ln>
-                      </wps:spPr>
-                      <wps:txbx>
-                        <w:txbxContent>
-                          <w:p>
-                            <w:pPr>
-                              <w:pStyle w:val="NoSpacing"/>
-                              <w:rPr>
-                                <w:rFonts w:ascii="Quantico" w:hAnsi="Quantico"/>
-                                <w:color w:val="FFFFFF" w:themeColor="background1"/>
-                                <w:sz w:val="22"/>
-                                <w:szCs w:val="22"/>
-                              </w:rPr>
-                            </w:pPr>
-                            <w:r>
-                              <w:rPr>
-                                <w:rFonts w:ascii="Quantico" w:hAnsi="Quantico"/>
-                                <w:color w:val="FFFFFF" w:themeColor="background1"/>
-                                <w:sz w:val="22"/>
-                                <w:szCs w:val="22"/>
-                              </w:rPr>
-                              <w:t xml:space="preserve">Enjoy the game! </w:t>
-                            </w:r>
-                          </w:p>
-                          <w:p>
-                            <w:pPr>
-                              <w:pStyle w:val="NoSpacing"/>
-                              <w:rPr>
-                                <w:rFonts w:ascii="Quantico" w:hAnsi="Quantico"/>
-                                <w:color w:val="FFFFFF" w:themeColor="background1"/>
-                                <w:sz w:val="22"/>
-                                <w:szCs w:val="22"/>
-                              </w:rPr>
-                            </w:pPr>
-                            <w:r>
-                              <w:rPr>
-                                <w:rFonts w:ascii="Quantico" w:hAnsi="Quantico"/>
-                                <w:color w:val="FFFFFF" w:themeColor="background1"/>
-                                <w:sz w:val="22"/>
-                                <w:szCs w:val="22"/>
-                              </w:rPr>
-                              <w:t>For help, go to our website</w:t>
-                            </w:r>
-                          </w:p>
-                          <w:p>
-                            <w:pPr>
-                              <w:pStyle w:val="NoSpacing"/>
-                              <w:rPr>
-                                <w:rFonts w:ascii="Quantico" w:hAnsi="Quantico"/>
-                                <w:color w:val="FFFFFF" w:themeColor="background1"/>
-                                <w:sz w:val="12"/>
-                                <w:szCs w:val="12"/>
-                              </w:rPr>
-                            </w:pPr>
-                            <w:r>
-                              <w:rPr>
-                                <w:rFonts w:ascii="Quantico" w:hAnsi="Quantico"/>
-                                <w:color w:val="FFFFFF" w:themeColor="background1"/>
-                                <w:sz w:val="12"/>
-                                <w:szCs w:val="12"/>
-                              </w:rPr>
-                              <w:t>https://sites.google.com/view/escapebackpack/home</w:t>
-                            </w:r>
-                          </w:p>
-                        </w:txbxContent>
-                      </wps:txbx>
-                      <wps:bodyPr rot="0" vert="horz" wrap="square" lIns="91440" tIns="45720" rIns="91440" bIns="45720" anchor="t" anchorCtr="0">
-                        <a:noAutofit/>
-                      </wps:bodyPr>
-                    </wps:wsp>
-                  </a:graphicData>
-                </a:graphic>
-                <wp14:sizeRelH relativeFrom="margin">
-                  <wp14:pctWidth>0</wp14:pctWidth>
-                </wp14:sizeRelH>
-                <wp14:sizeRelV relativeFrom="margin">
-                  <wp14:pctHeight>0</wp14:pctHeight>
-                </wp14:sizeRelV>
-              </wp:anchor>
-            </w:drawing>
-          </mc:Choice>
-          <mc:Fallback>
-            <w:pict>
-              <v:shape w14:anchorId="27CD439F" id="_x0000_s1035" type="#_x0000_t202" style="position:absolute;margin-left:107.85pt;margin-top:72.95pt;width:168pt;height:48.25pt;z-index:251689984;visibility:visible;mso-wrap-style:square;mso-width-percent:0;mso-height-percent:0;mso-wrap-distance-left:9pt;mso-wrap-distance-top:3.6pt;mso-wrap-distance-right:9pt;mso-wrap-distance-bottom:3.6pt;mso-position-horizontal:absolute;mso-position-horizontal-relative:margin;mso-position-vertical:absolute;mso-position-vertical-relative:text;mso-width-percent:0;mso-height-percent:0;mso-width-relative:margin;mso-height-relative:margin;v-text-anchor:top" o:gfxdata="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" filled="f" stroked="f">
-                <v:textbox>
-                  <w:txbxContent>
-                    <w:p>
-                      <w:pPr>
-                        <w:pStyle w:val="NoSpacing"/>
-                        <w:rPr>
-                          <w:rFonts w:ascii="Quantico" w:hAnsi="Quantico"/>
-                          <w:color w:val="FFFFFF" w:themeColor="background1"/>
-                          <w:sz w:val="22"/>
-                          <w:szCs w:val="22"/>
-                        </w:rPr>
-                      </w:pPr>
-                      <w:r>
-                        <w:rPr>
-                          <w:rFonts w:ascii="Quantico" w:hAnsi="Quantico"/>
-                          <w:color w:val="FFFFFF" w:themeColor="background1"/>
-                          <w:sz w:val="22"/>
-                          <w:szCs w:val="22"/>
-                        </w:rPr>
-                        <w:t xml:space="preserve">Enjoy the game! </w:t>
-                      </w:r>
-                    </w:p>
-                    <w:p>
-                      <w:pPr>
-                        <w:pStyle w:val="NoSpacing"/>
-                        <w:rPr>
-                          <w:rFonts w:ascii="Quantico" w:hAnsi="Quantico"/>
-                          <w:color w:val="FFFFFF" w:themeColor="background1"/>
-                          <w:sz w:val="22"/>
-                          <w:szCs w:val="22"/>
-                        </w:rPr>
-                      </w:pPr>
-                      <w:r>
-                        <w:rPr>
-                          <w:rFonts w:ascii="Quantico" w:hAnsi="Quantico"/>
-                          <w:color w:val="FFFFFF" w:themeColor="background1"/>
-                          <w:sz w:val="22"/>
-                          <w:szCs w:val="22"/>
-                        </w:rPr>
-                        <w:t>For help, go to our website</w:t>
-                      </w:r>
-                    </w:p>
-                    <w:p>
-                      <w:pPr>
-                        <w:pStyle w:val="NoSpacing"/>
-                        <w:rPr>
-                          <w:rFonts w:ascii="Quantico" w:hAnsi="Quantico"/>
-                          <w:color w:val="FFFFFF" w:themeColor="background1"/>
-                          <w:sz w:val="12"/>
-                          <w:szCs w:val="12"/>
-                        </w:rPr>
-                      </w:pPr>
-                      <w:r>
-                        <w:rPr>
-                          <w:rFonts w:ascii="Quantico" w:hAnsi="Quantico"/>
-                          <w:color w:val="FFFFFF" w:themeColor="background1"/>
-                          <w:sz w:val="12"/>
-                          <w:szCs w:val="12"/>
-                        </w:rPr>
-                        <w:t>https://sites.google.com/view/escapebackpack/home</w:t>
-                      </w:r>
-                    </w:p>
-                  </w:txbxContent>
-                </v:textbox>
-                <w10:wrap type="square" anchorx="margin"/>
-              </v:shape>
-            </w:pict>
-          </mc:Fallback>
-        </mc:AlternateContent>
-      </w:r>
-      <w:r>
-        <w:rPr>
-          <w:noProof/>
-        </w:rPr>
-        <w:drawing>
-          <wp:anchor distT="0" distB="0" distL="114300" distR="114300" simplePos="0" relativeHeight="251700224" behindDoc="0" locked="0" layoutInCell="1" allowOverlap="1" wp14:anchorId="1D1381D8" wp14:editId="43928254">
-            <wp:simplePos x="0" y="0"/>
-            <wp:positionH relativeFrom="column">
-              <wp:posOffset>3126105</wp:posOffset>
-            </wp:positionH>
-            <wp:positionV relativeFrom="paragraph">
-              <wp:posOffset>1830688</wp:posOffset>
-            </wp:positionV>
-            <wp:extent cx="398780" cy="398780"/>
-            <wp:effectExtent l="0" t="0" r="0" b="1270"/>
-            <wp:wrapNone/>
-            <wp:docPr id="841224834" name="Graphic 2" descr="Confetti ball with solid fill"/>
-            <wp:cNvGraphicFramePr>
-              <a:graphicFrameLocks xmlns:a="http://schemas.openxmlformats.org/drawingml/2006/main" noChangeAspect="1"/>
-            </wp:cNvGraphicFramePr>
-            <a:graphic xmlns:a="http://schemas.openxmlformats.org/drawingml/2006/main">
-              <a:graphicData uri="http://schemas.openxmlformats.org/drawingml/2006/picture">
-                <pic:pic xmlns:pic="http://schemas.openxmlformats.org/drawingml/2006/picture">
-                  <pic:nvPicPr>
-                    <pic:cNvPr id="764364432" name="Graphic 764364432" descr="Confetti ball with solid fill"/>
-                    <pic:cNvPicPr/>
-                  </pic:nvPicPr>
-                  <pic:blipFill>
-                    <a:blip r:embed="rId12">
-                      <a:extLst>
-                        <a:ext uri="{96DAC541-7B7A-43D3-8B79-37D633B846F1}">
-                          <asvg:svgBlip xmlns:asvg="http://schemas.microsoft.com/office/drawing/2016/SVG/main" r:embed="rId13"/>
-                        </a:ext>
-                      </a:extLst>
-                    </a:blip>
-                    <a:stretch>
-                      <a:fillRect/>
-                    </a:stretch>
-                  </pic:blipFill>
-                  <pic:spPr>
-                    <a:xfrm>
-                      <a:off x="0" y="0"/>
-                      <a:ext cx="398780" cy="398780"/>
-                    </a:xfrm>
-                    <a:prstGeom prst="rect">
-                      <a:avLst/>
-                    </a:prstGeom>
-                  </pic:spPr>
-                </pic:pic>
-              </a:graphicData>
-            </a:graphic>
-            <wp14:sizeRelH relativeFrom="page">
-              <wp14:pctWidth>0</wp14:pctWidth>
-            </wp14:sizeRelH>
-            <wp14:sizeRelV relativeFrom="page">
-              <wp14:pctHeight>0</wp14:pctHeight>
-            </wp14:sizeRelV>
-          </wp:anchor>
-        </w:drawing>
-      </w:r>
-      <w:r>
-        <w:rPr>
-          <w:noProof/>
-        </w:rPr>
-        <mc:AlternateContent>
-          <mc:Choice Requires="wps">
-            <w:drawing>
-              <wp:anchor distT="45720" distB="45720" distL="114300" distR="114300" simplePos="0" relativeHeight="251704320" behindDoc="0" locked="0" layoutInCell="1" allowOverlap="1" wp14:anchorId="06EE3D87" wp14:editId="325E7E70">
-                <wp:simplePos x="0" y="0"/>
-                <wp:positionH relativeFrom="margin">
-                  <wp:posOffset>1065135</wp:posOffset>
-                </wp:positionH>
-                <wp:positionV relativeFrom="paragraph">
-                  <wp:posOffset>2077720</wp:posOffset>
-                </wp:positionV>
-                <wp:extent cx="2479040" cy="537210"/>
-                <wp:effectExtent l="0" t="0" r="0" b="0"/>
-                <wp:wrapSquare wrapText="bothSides"/>
-                <wp:docPr id="2044505726" name="Text Box 2"/>
-                <wp:cNvGraphicFramePr>
-                  <a:graphicFrameLocks xmlns:a="http://schemas.openxmlformats.org/drawingml/2006/main"/>
-                </wp:cNvGraphicFramePr>
-                <a:graphic xmlns:a="http://schemas.openxmlformats.org/drawingml/2006/main">
-                  <a:graphicData uri="http://schemas.microsoft.com/office/word/2010/wordprocessingShape">
-                    <wps:wsp>
-                      <wps:cNvSpPr txBox="1">
-                        <a:spLocks noChangeArrowheads="1"/>
-                      </wps:cNvSpPr>
-                      <wps:spPr bwMode="auto">
-                        <a:xfrm>
-                          <a:off x="0" y="0"/>
-                          <a:ext cx="2479040" cy="537210"/>
-                        </a:xfrm>
-                        <a:prstGeom prst="rect">
-                          <a:avLst/>
-                        </a:prstGeom>
-                        <a:noFill/>
-                        <a:ln w="9525">
-                          <a:noFill/>
-                          <a:miter lim="800000"/>
-                          <a:headEnd/>
-                          <a:tailEnd/>
-                        </a:ln>
-                      </wps:spPr>
-                      <wps:txbx>
-                        <w:txbxContent>
-                          <w:p>
-                            <w:pPr>
-                              <w:jc w:val="center"/>
-                              <w:rPr>
-                                <w:rFonts w:ascii="Quantico" w:hAnsi="Quantico"/>
-                                <w:b/>
-                                <w:bCs/>
-                                <w:color w:val="FFFFFF" w:themeColor="background1"/>
-                                <w:sz w:val="40"/>
-                                <w:szCs w:val="40"/>
-                              </w:rPr>
-                            </w:pPr>
-                            <w:r>
-                              <w:rPr>
-                                <w:rFonts w:ascii="Quantico" w:hAnsi="Quantico"/>
-                                <w:b/>
-                                <w:bCs/>
-                                <w:color w:val="FFFFFF" w:themeColor="background1"/>
-                                <w:sz w:val="40"/>
-                                <w:szCs w:val="40"/>
-                              </w:rPr>
-                              <w:t>Congratulations!</w:t>
-                            </w:r>
-                          </w:p>
-                        </w:txbxContent>
-                      </wps:txbx>
-                      <wps:bodyPr rot="0" vert="horz" wrap="square" lIns="91440" tIns="45720" rIns="91440" bIns="45720" anchor="t" anchorCtr="0">
-                        <a:noAutofit/>
-                      </wps:bodyPr>
-                    </wps:wsp>
-                  </a:graphicData>
-                </a:graphic>
-                <wp14:sizeRelH relativeFrom="margin">
-                  <wp14:pctWidth>0</wp14:pctWidth>
-                </wp14:sizeRelH>
-                <wp14:sizeRelV relativeFrom="margin">
-                  <wp14:pctHeight>0</wp14:pctHeight>
-                </wp14:sizeRelV>
-              </wp:anchor>
-            </w:drawing>
-          </mc:Choice>
-          <mc:Fallback>
-            <w:pict>
-              <v:shape w14:anchorId="06EE3D87" id="_x0000_s1036" type="#_x0000_t202" style="position:absolute;margin-left:83.85pt;margin-top:163.6pt;width:195.2pt;height:42.3pt;z-index:251704320;visibility:visible;mso-wrap-style:square;mso-width-percent:0;mso-height-percent:0;mso-wrap-distance-left:9pt;mso-wrap-distance-top:3.6pt;mso-wrap-distance-right:9pt;mso-wrap-distance-bottom:3.6pt;mso-position-horizontal:absolute;mso-position-horizontal-relative:margin;mso-position-vertical:absolute;mso-position-vertical-relative:text;mso-width-percent:0;mso-height-percent:0;mso-width-relative:margin;mso-height-relative:margin;v-text-anchor:top" o:gfxdata="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" filled="f" stroked="f">
-                <v:textbox>
-                  <w:txbxContent>
-                    <w:p>
-                      <w:pPr>
-                        <w:jc w:val="center"/>
-                        <w:rPr>
-                          <w:rFonts w:ascii="Quantico" w:hAnsi="Quantico"/>
-                          <w:b/>
-                          <w:bCs/>
-                          <w:color w:val="FFFFFF" w:themeColor="background1"/>
-                          <w:sz w:val="40"/>
-                          <w:szCs w:val="40"/>
-                        </w:rPr>
-                      </w:pPr>
-                      <w:r>
-                        <w:rPr>
-                          <w:rFonts w:ascii="Quantico" w:hAnsi="Quantico"/>
-                          <w:b/>
-                          <w:bCs/>
-                          <w:color w:val="FFFFFF" w:themeColor="background1"/>
-                          <w:sz w:val="40"/>
-                          <w:szCs w:val="40"/>
-                        </w:rPr>
-                        <w:t>Congratulations!</w:t>
-                      </w:r>
-                    </w:p>
-                  </w:txbxContent>
-                </v:textbox>
-                <w10:wrap type="square" anchorx="margin"/>
-              </v:shape>
-            </w:pict>
-          </mc:Fallback>
-        </mc:AlternateContent>
-      </w:r>
-      <w:r>
-        <w:rPr>
-          <w:noProof/>
-        </w:rPr>
-        <w:drawing>
-          <wp:anchor distT="0" distB="0" distL="114300" distR="114300" simplePos="0" relativeHeight="251698176" behindDoc="0" locked="0" layoutInCell="1" allowOverlap="1" wp14:anchorId="5D78D749" wp14:editId="45506B53">
-            <wp:simplePos x="0" y="0"/>
-            <wp:positionH relativeFrom="column">
-              <wp:posOffset>600384</wp:posOffset>
-            </wp:positionH>
-            <wp:positionV relativeFrom="paragraph">
-              <wp:posOffset>1835202</wp:posOffset>
-            </wp:positionV>
-            <wp:extent cx="720000" cy="720000"/>
-            <wp:effectExtent l="0" t="0" r="0" b="4445"/>
-            <wp:wrapNone/>
-            <wp:docPr id="1078997861" name="Graphic 1" descr="Shooting star with solid fill"/>
-            <wp:cNvGraphicFramePr>
-              <a:graphicFrameLocks xmlns:a="http://schemas.openxmlformats.org/drawingml/2006/main" noChangeAspect="1"/>
-            </wp:cNvGraphicFramePr>
-            <a:graphic xmlns:a="http://schemas.openxmlformats.org/drawingml/2006/main">
-              <a:graphicData uri="http://schemas.openxmlformats.org/drawingml/2006/picture">
-                <pic:pic xmlns:pic="http://schemas.openxmlformats.org/drawingml/2006/picture">
-                  <pic:nvPicPr>
-                    <pic:cNvPr id="1524755068" name="Graphic 1524755068" descr="Shooting star with solid fill"/>
-                    <pic:cNvPicPr/>
-                  </pic:nvPicPr>
-                  <pic:blipFill>
-                    <a:blip r:embed="rId15">
-                      <a:extLst>
-                        <a:ext uri="{96DAC541-7B7A-43D3-8B79-37D633B846F1}">
-                          <asvg:svgBlip xmlns:asvg="http://schemas.microsoft.com/office/drawing/2016/SVG/main" r:embed="rId16"/>
-                        </a:ext>
-                      </a:extLst>
-                    </a:blip>
-                    <a:stretch>
-                      <a:fillRect/>
-                    </a:stretch>
-                  </pic:blipFill>
-                  <pic:spPr>
-                    <a:xfrm>
-                      <a:off x="0" y="0"/>
-                      <a:ext cx="720000" cy="720000"/>
-                    </a:xfrm>
-                    <a:prstGeom prst="rect">
-                      <a:avLst/>
-                    </a:prstGeom>
-                  </pic:spPr>
-                </pic:pic>
-              </a:graphicData>
-            </a:graphic>
-            <wp14:sizeRelH relativeFrom="page">
-              <wp14:pctWidth>0</wp14:pctWidth>
-            </wp14:sizeRelH>
-            <wp14:sizeRelV relativeFrom="page">
-              <wp14:pctHeight>0</wp14:pctHeight>
-            </wp14:sizeRelV>
-          </wp:anchor>
-        </w:drawing>
-      </w:r>
-      <w:r>
-        <w:rPr>
-          <w:noProof/>
-        </w:rPr>
-        <w:drawing>
-          <wp:anchor distT="0" distB="0" distL="114300" distR="114300" simplePos="0" relativeHeight="251696128" behindDoc="0" locked="0" layoutInCell="1" allowOverlap="1" wp14:anchorId="05FF19B4" wp14:editId="72A5D569">
-            <wp:simplePos x="0" y="0"/>
-            <wp:positionH relativeFrom="margin">
-              <wp:posOffset>641607</wp:posOffset>
-            </wp:positionH>
-            <wp:positionV relativeFrom="paragraph">
-              <wp:posOffset>2947017</wp:posOffset>
-            </wp:positionV>
-            <wp:extent cx="648000" cy="648000"/>
-            <wp:effectExtent l="0" t="0" r="0" b="0"/>
-            <wp:wrapNone/>
-            <wp:docPr id="959278986" name="Picture 7" descr="A qr code on a black background&#10;&#10;AI-generated content may be incorrect."/>
-            <wp:cNvGraphicFramePr>
-              <a:graphicFrameLocks xmlns:a="http://schemas.openxmlformats.org/drawingml/2006/main" noChangeAspect="1"/>
-            </wp:cNvGraphicFramePr>
-            <a:graphic xmlns:a="http://schemas.openxmlformats.org/drawingml/2006/main">
-              <a:graphicData uri="http://schemas.openxmlformats.org/drawingml/2006/picture">
-                <pic:pic xmlns:pic="http://schemas.openxmlformats.org/drawingml/2006/picture">
-                  <pic:nvPicPr>
-                    <pic:cNvPr id="1971158344" name="Picture 7" descr="A qr code on a black background&#10;&#10;AI-generated content may be incorrect."/>
-                    <pic:cNvPicPr/>
-                  </pic:nvPicPr>
-                  <pic:blipFill>
-                    <a:blip r:embed="rId11" cstate="print">
-                      <a:extLst>
-                        <a:ext uri="{28A0092B-C50C-407E-A947-70E740481C1C}">
-                          <a14:useLocalDpi xmlns:a14="http://schemas.microsoft.com/office/drawing/2010/main" val="0"/>
-                        </a:ext>
-                      </a:extLst>
-                    </a:blip>
-                    <a:stretch>
-                      <a:fillRect/>
-                    </a:stretch>
-                  </pic:blipFill>
-                  <pic:spPr>
-                    <a:xfrm>
-                      <a:off x="0" y="0"/>
-                      <a:ext cx="648000" cy="648000"/>
-                    </a:xfrm>
-                    <a:prstGeom prst="rect">
-                      <a:avLst/>
-                    </a:prstGeom>
-                  </pic:spPr>
-                </pic:pic>
-              </a:graphicData>
-            </a:graphic>
-            <wp14:sizeRelH relativeFrom="page">
-              <wp14:pctWidth>0</wp14:pctWidth>
-            </wp14:sizeRelH>
-            <wp14:sizeRelV relativeFrom="page">
-              <wp14:pctHeight>0</wp14:pctHeight>
-            </wp14:sizeRelV>
-          </wp:anchor>
-        </w:drawing>
-      </w:r>
-      <w:r>
-        <w:rPr>
-          <w:noProof/>
-        </w:rPr>
-        <w:drawing>
-          <wp:anchor distT="0" distB="0" distL="114300" distR="114300" simplePos="0" relativeHeight="251694080" behindDoc="0" locked="0" layoutInCell="1" allowOverlap="1" wp14:anchorId="7B70B757" wp14:editId="01EB9BAD">
-            <wp:simplePos x="0" y="0"/>
-            <wp:positionH relativeFrom="column">
-              <wp:posOffset>575619</wp:posOffset>
-            </wp:positionH>
-            <wp:positionV relativeFrom="paragraph">
-              <wp:posOffset>1834909</wp:posOffset>
-            </wp:positionV>
-            <wp:extent cx="2969260" cy="1819275"/>
-            <wp:effectExtent l="0" t="0" r="2540" b="9525"/>
-            <wp:wrapNone/>
-            <wp:docPr id="1276372622" name="Picture 9"/>
-            <wp:cNvGraphicFramePr>
-              <a:graphicFrameLocks xmlns:a="http://schemas.openxmlformats.org/drawingml/2006/main" noChangeAspect="1"/>
-            </wp:cNvGraphicFramePr>
-            <a:graphic xmlns:a="http://schemas.openxmlformats.org/drawingml/2006/main">
-              <a:graphicData uri="http://schemas.openxmlformats.org/drawingml/2006/picture">
-                <pic:pic xmlns:pic="http://schemas.openxmlformats.org/drawingml/2006/picture">
-                  <pic:nvPicPr>
-                    <pic:cNvPr id="1582992251" name="Picture 1582992251"/>
-                    <pic:cNvPicPr/>
-                  </pic:nvPicPr>
-                  <pic:blipFill rotWithShape="1">
-                    <a:blip r:embed="rId17" cstate="print">
-                      <a:extLst>
-                        <a:ext uri="{28A0092B-C50C-407E-A947-70E740481C1C}">
-                          <a14:useLocalDpi xmlns:a14="http://schemas.microsoft.com/office/drawing/2010/main" val="0"/>
-                        </a:ext>
-                      </a:extLst>
-                    </a:blip>
-                    <a:srcRect b="8101"/>
-                    <a:stretch>
-                      <a:fillRect/>
-                    </a:stretch>
-                  </pic:blipFill>
-                  <pic:spPr bwMode="auto">
-                    <a:xfrm>
-                      <a:off x="0" y="0"/>
-                      <a:ext cx="2969260" cy="1819275"/>
-                    </a:xfrm>
-                    <a:prstGeom prst="rect">
-                      <a:avLst/>
-                    </a:prstGeom>
-                    <a:ln>
-                      <a:noFill/>
-                    </a:ln>
-                    <a:extLst>
-                      <a:ext uri="{53640926-AAD7-44D8-BBD7-CCE9431645EC}">
-                        <a14:shadowObscured xmlns:a14="http://schemas.microsoft.com/office/drawing/2010/main"/>
-                      </a:ext>
-                    </a:extLst>
-                  </pic:spPr>
-                </pic:pic>
-              </a:graphicData>
-            </a:graphic>
-            <wp14:sizeRelH relativeFrom="page">
-              <wp14:pctWidth>0</wp14:pctWidth>
-            </wp14:sizeRelH>
-            <wp14:sizeRelV relativeFrom="page">
-              <wp14:pctHeight>0</wp14:pctHeight>
-            </wp14:sizeRelV>
-          </wp:anchor>
-        </w:drawing>
-      </w:r>
-      <w:r>
-        <w:rPr>
-          <w:noProof/>
-        </w:rPr>
-        <mc:AlternateContent>
-          <mc:Choice Requires="wps">
-            <w:drawing>
-              <wp:anchor distT="0" distB="0" distL="114300" distR="114300" simplePos="0" relativeHeight="251688959" behindDoc="0" locked="0" layoutInCell="1" allowOverlap="1" wp14:anchorId="0BCA91AB" wp14:editId="0ABC2C1C">
-                <wp:simplePos x="0" y="0"/>
-                <wp:positionH relativeFrom="column">
-                  <wp:posOffset>1383665</wp:posOffset>
-                </wp:positionH>
-                <wp:positionV relativeFrom="paragraph">
-                  <wp:posOffset>967741</wp:posOffset>
-                </wp:positionV>
-                <wp:extent cx="2095500" cy="527050"/>
-                <wp:effectExtent l="0" t="0" r="0" b="6350"/>
-                <wp:wrapNone/>
-                <wp:docPr id="2093073344" name="Rectangle: Rounded Corners 4"/>
-                <wp:cNvGraphicFramePr/>
-                <a:graphic xmlns:a="http://schemas.openxmlformats.org/drawingml/2006/main">
-                  <a:graphicData uri="http://schemas.microsoft.com/office/word/2010/wordprocessingShape">
-                    <wps:wsp>
-                      <wps:cNvSpPr/>
-                      <wps:spPr>
-                        <a:xfrm>
-                          <a:off x="0" y="0"/>
-                          <a:ext cx="2095500" cy="527050"/>
-                        </a:xfrm>
-                        <a:prstGeom prst="roundRect">
-                          <a:avLst/>
-                        </a:prstGeom>
-                        <a:solidFill>
-                          <a:schemeClr val="tx2">
-                            <a:alpha val="65098"/>
-                          </a:schemeClr>
-                        </a:solidFill>
-                        <a:ln>
-                          <a:noFill/>
-                        </a:ln>
-                      </wps:spPr>
-                      <wps:style>
-                        <a:lnRef idx="2">
-                          <a:schemeClr val="accent1">
-                            <a:shade val="15000"/>
-                          </a:schemeClr>
-                        </a:lnRef>
-                        <a:fillRef idx="1">
-                          <a:schemeClr val="accent1"/>
-                        </a:fillRef>
-                        <a:effectRef idx="0">
-                          <a:schemeClr val="accent1"/>
-                        </a:effectRef>
-                        <a:fontRef idx="minor">
-                          <a:schemeClr val="lt1"/>
-                        </a:fontRef>
-                      </wps:style>
-                      <wps:bodyPr rot="0" spcFirstLastPara="0" vertOverflow="overflow" horzOverflow="overflow" vert="horz" wrap="square" lIns="91440" tIns="45720" rIns="91440" bIns="45720" numCol="1" spcCol="0" rtlCol="0" fromWordArt="0" anchor="ctr" anchorCtr="0" forceAA="0" compatLnSpc="1">
-                        <a:prstTxWarp prst="textNoShape">
-                          <a:avLst/>
-                        </a:prstTxWarp>
-                        <a:noAutofit/>
-                      </wps:bodyPr>
-                    </wps:wsp>
-                  </a:graphicData>
-                </a:graphic>
-                <wp14:sizeRelH relativeFrom="margin">
-                  <wp14:pctWidth>0</wp14:pctWidth>
-                </wp14:sizeRelH>
-                <wp14:sizeRelV relativeFrom="margin">
-                  <wp14:pctHeight>0</wp14:pctHeight>
-                </wp14:sizeRelV>
-              </wp:anchor>
-            </w:drawing>
-          </mc:Choice>
-          <mc:Fallback>
-            <w:pict>
-              <v:roundrect w14:anchorId="62F5DA83" id="Rectangle: Rounded Corners 4" o:spid="_x0000_s1026" style="position:absolute;margin-left:108.95pt;margin-top:76.2pt;width:165pt;height:41.5pt;z-index:251688959;visibility:visible;mso-wrap-style:square;mso-width-percent:0;mso-height-percent:0;mso-wrap-distance-left:9pt;mso-wrap-distance-top:0;mso-wrap-distance-right:9pt;mso-wrap-distance-bottom:0;mso-position-horizontal:absolute;mso-position-horizontal-relative:text;mso-position-vertical:absolute;mso-position-vertical-relative:text;mso-width-percent:0;mso-height-percent:0;mso-width-relative:margin;mso-height-relative:margin;v-text-anchor:middle" arcsize="10923f" o:gfxdata="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" fillcolor="#0e2841 [3215]" stroked="f" strokeweight="1.5pt">
-                <v:fill opacity="42662f"/>
-                <v:stroke joinstyle="miter"/>
-              </v:roundrect>
-            </w:pict>
-          </mc:Fallback>
-        </mc:AlternateContent>
-      </w:r>
-      <w:r>
-        <w:rPr>
-          <w:noProof/>
-        </w:rPr>
-        <w:drawing>
-          <wp:anchor distT="0" distB="0" distL="114300" distR="114300" simplePos="0" relativeHeight="251685888" behindDoc="0" locked="0" layoutInCell="1" allowOverlap="1" wp14:anchorId="1BC8E17C" wp14:editId="7983E8B7">
-            <wp:simplePos x="0" y="0"/>
-            <wp:positionH relativeFrom="margin">
-              <wp:posOffset>628650</wp:posOffset>
-            </wp:positionH>
-            <wp:positionV relativeFrom="paragraph">
-              <wp:posOffset>844550</wp:posOffset>
-            </wp:positionV>
-            <wp:extent cx="648000" cy="648000"/>
-            <wp:effectExtent l="0" t="0" r="0" b="0"/>
-            <wp:wrapNone/>
-            <wp:docPr id="1186193593" name="Picture 7" descr="A qr code on a black background&#10;&#10;AI-generated content may be incorrect."/>
-            <wp:cNvGraphicFramePr>
-              <a:graphicFrameLocks xmlns:a="http://schemas.openxmlformats.org/drawingml/2006/main" noChangeAspect="1"/>
-            </wp:cNvGraphicFramePr>
-            <a:graphic xmlns:a="http://schemas.openxmlformats.org/drawingml/2006/main">
-              <a:graphicData uri="http://schemas.openxmlformats.org/drawingml/2006/picture">
-                <pic:pic xmlns:pic="http://schemas.openxmlformats.org/drawingml/2006/picture">
-                  <pic:nvPicPr>
-                    <pic:cNvPr id="1971158344" name="Picture 7" descr="A qr code on a black background&#10;&#10;AI-generated content may be incorrect."/>
-                    <pic:cNvPicPr/>
-                  </pic:nvPicPr>
-                  <pic:blipFill>
-                    <a:blip r:embed="rId11" cstate="print">
-                      <a:extLst>
-                        <a:ext uri="{28A0092B-C50C-407E-A947-70E740481C1C}">
-                          <a14:useLocalDpi xmlns:a14="http://schemas.microsoft.com/office/drawing/2010/main" val="0"/>
-                        </a:ext>
-                      </a:extLst>
-                    </a:blip>
-                    <a:stretch>
-                      <a:fillRect/>
-                    </a:stretch>
-                  </pic:blipFill>
-                  <pic:spPr>
-                    <a:xfrm>
-                      <a:off x="0" y="0"/>
-                      <a:ext cx="648000" cy="648000"/>
-                    </a:xfrm>
-                    <a:prstGeom prst="rect">
-                      <a:avLst/>
-                    </a:prstGeom>
-                  </pic:spPr>
-                </pic:pic>
-              </a:graphicData>
-            </a:graphic>
-            <wp14:sizeRelH relativeFrom="page">
-              <wp14:pctWidth>0</wp14:pctWidth>
-            </wp14:sizeRelH>
-            <wp14:sizeRelV relativeFrom="page">
-              <wp14:pctHeight>0</wp14:pctHeight>
-            </wp14:sizeRelV>
-          </wp:anchor>
-        </w:drawing>
-      </w:r>
     </w:p>
     <w:sectPr>
-      <w:headerReference w:type="even" r:id="rId18"/>
-      <w:headerReference w:type="default" r:id="rId19"/>
-      <w:headerReference w:type="first" r:id="rId20"/>
+      <w:headerReference w:type="even" r:id="rId22"/>
+      <w:headerReference w:type="default" r:id="rId23"/>
+      <w:headerReference w:type="first" r:id="rId24"/>
       <w:pgSz w:w="8675" w:h="8675"/>
       <w:pgMar w:top="851" w:right="851" w:bottom="953" w:left="851" w:header="709" w:footer="709" w:gutter="0"/>
       <w:cols w:space="708"/>
@@ -3275,8 +3728,7 @@
               <v:stroke joinstyle="miter"/>
               <v:path gradientshapeok="t" o:connecttype="rect"/>
             </v:shapetype>
-            <v:shape id="_x0000_s1037" type="#_x0000_t202" alt="UNCLASSIFIED - NON CLASSIFIÉ" style="position:absolute;margin-left:139.4pt;margin-top:0;width:190.6pt;height:31.95pt;z-index:251659264;visibility:visible;mso-wrap-style:none;mso-wrap-distance-left:0;mso-wrap-distance-top:0;mso-wrap-distance-right:0;mso-wrap-distance-bottom:0;mso-position-horizontal:right;mso-position-horizontal-relative:page;mso-position-vertical:top;mso-position-vertical-relative:page;v-text-anchor:top" o:gfxdata="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" filled="f" stroked="f">
-              <v:fill o:detectmouseclick="t"/>
+            <v:shape id="_x0000_s1038" type="#_x0000_t202" alt="UNCLASSIFIED - NON CLASSIFIÉ" style="position:absolute;margin-left:139.4pt;margin-top:0;width:190.6pt;height:31.95pt;z-index:251659264;visibility:visible;mso-wrap-style:none;mso-wrap-distance-left:0;mso-wrap-distance-top:0;mso-wrap-distance-right:0;mso-wrap-distance-bottom:0;mso-position-horizontal:right;mso-position-horizontal-relative:page;mso-position-vertical:top;mso-position-vertical-relative:page;v-text-anchor:top" o:gfxdata="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" filled="f" stroked="f">
               <v:textbox style="mso-fit-shape-to-text:t" inset="0,15pt,20pt,0">
                 <w:txbxContent>
                   <w:p>
@@ -3369,14 +3821,6 @@
                               <w:color w:val="000000"/>
                             </w:rPr>
                           </w:pPr>
-                          <w:r>
-                            <w:rPr>
-                              <w:rFonts w:ascii="Aptos" w:eastAsia="Aptos" w:hAnsi="Aptos" w:cs="Aptos"/>
-                              <w:noProof/>
-                              <w:color w:val="000000"/>
-                            </w:rPr>
-                            <w:t>UNCLASSIFIED - NON CLASSIFIÉ</w:t>
-                          </w:r>
                         </w:p>
                       </w:txbxContent>
                     </wps:txbx>
@@ -3398,8 +3842,7 @@
               <v:stroke joinstyle="miter"/>
               <v:path gradientshapeok="t" o:connecttype="rect"/>
             </v:shapetype>
-            <v:shape id="Text Box 3" o:spid="_x0000_s1038" type="#_x0000_t202" alt="UNCLASSIFIED - NON CLASSIFIÉ" style="position:absolute;margin-left:139.4pt;margin-top:0;width:190.6pt;height:31.95pt;z-index:251660288;visibility:visible;mso-wrap-style:none;mso-wrap-distance-left:0;mso-wrap-distance-top:0;mso-wrap-distance-right:0;mso-wrap-distance-bottom:0;mso-position-horizontal:right;mso-position-horizontal-relative:page;mso-position-vertical:top;mso-position-vertical-relative:page;v-text-anchor:top" o:gfxdata="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" filled="f" stroked="f">
-              <v:fill o:detectmouseclick="t"/>
+            <v:shape id="Text Box 3" o:spid="_x0000_s1039" type="#_x0000_t202" alt="UNCLASSIFIED - NON CLASSIFIÉ" style="position:absolute;margin-left:139.4pt;margin-top:0;width:190.6pt;height:31.95pt;z-index:251660288;visibility:visible;mso-wrap-style:none;mso-wrap-distance-left:0;mso-wrap-distance-top:0;mso-wrap-distance-right:0;mso-wrap-distance-bottom:0;mso-position-horizontal:right;mso-position-horizontal-relative:page;mso-position-vertical:top;mso-position-vertical-relative:page;v-text-anchor:top" o:gfxdata="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" filled="f" stroked="f">
               <v:textbox style="mso-fit-shape-to-text:t" inset="0,15pt,20pt,0">
                 <w:txbxContent>
                   <w:p>
@@ -3411,14 +3854,6 @@
                         <w:color w:val="000000"/>
                       </w:rPr>
                     </w:pPr>
-                    <w:r>
-                      <w:rPr>
-                        <w:rFonts w:ascii="Aptos" w:eastAsia="Aptos" w:hAnsi="Aptos" w:cs="Aptos"/>
-                        <w:noProof/>
-                        <w:color w:val="000000"/>
-                      </w:rPr>
-                      <w:t>UNCLASSIFIED - NON CLASSIFIÉ</w:t>
-                    </w:r>
                   </w:p>
                 </w:txbxContent>
               </v:textbox>
@@ -3521,8 +3956,7 @@
               <v:stroke joinstyle="miter"/>
               <v:path gradientshapeok="t" o:connecttype="rect"/>
             </v:shapetype>
-            <v:shape id="Text Box 1" o:spid="_x0000_s1039" type="#_x0000_t202" alt="UNCLASSIFIED - NON CLASSIFIÉ" style="position:absolute;margin-left:139.4pt;margin-top:0;width:190.6pt;height:31.95pt;z-index:251658240;visibility:visible;mso-wrap-style:none;mso-wrap-distance-left:0;mso-wrap-distance-top:0;mso-wrap-distance-right:0;mso-wrap-distance-bottom:0;mso-position-horizontal:right;mso-position-horizontal-relative:page;mso-position-vertical:top;mso-position-vertical-relative:page;v-text-anchor:top" o:gfxdata="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" filled="f" stroked="f">
-              <v:fill o:detectmouseclick="t"/>
+            <v:shape id="Text Box 1" o:spid="_x0000_s1040" type="#_x0000_t202" alt="UNCLASSIFIED - NON CLASSIFIÉ" style="position:absolute;margin-left:139.4pt;margin-top:0;width:190.6pt;height:31.95pt;z-index:251658240;visibility:visible;mso-wrap-style:none;mso-wrap-distance-left:0;mso-wrap-distance-top:0;mso-wrap-distance-right:0;mso-wrap-distance-bottom:0;mso-position-horizontal:right;mso-position-horizontal-relative:page;mso-position-vertical:top;mso-position-vertical-relative:page;v-text-anchor:top" o:gfxdata="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" filled="f" stroked="f">
               <v:textbox style="mso-fit-shape-to-text:t" inset="0,15pt,20pt,0">
                 <w:txbxContent>
                   <w:p>
@@ -4521,6 +4955,28 @@
     <w:uiPriority w:val="99"/>
     <w:rsid w:val="00E3195F"/>
   </w:style>
+  <w:style w:type="paragraph" w:styleId="Footer">
+    <w:name w:val="footer"/>
+    <w:basedOn w:val="Normal"/>
+    <w:link w:val="FooterChar"/>
+    <w:uiPriority w:val="99"/>
+    <w:unhideWhenUsed/>
+    <w:rsid w:val="00D421AE"/>
+    <w:pPr>
+      <w:tabs>
+        <w:tab w:val="center" w:pos="4680"/>
+        <w:tab w:val="right" w:pos="9360"/>
+      </w:tabs>
+      <w:spacing w:after="0" w:line="240" w:lineRule="auto"/>
+    </w:pPr>
+  </w:style>
+  <w:style w:type="character" w:customStyle="1" w:styleId="FooterChar">
+    <w:name w:val="Footer Char"/>
+    <w:basedOn w:val="DefaultParagraphFont"/>
+    <w:link w:val="Footer"/>
+    <w:uiPriority w:val="99"/>
+    <w:rsid w:val="00D421AE"/>
+  </w:style>
 </w:styles>
 </file>
 

--- a/Hiking_Trip/8. Cards.docx
+++ b/Hiking_Trip/8. Cards.docx
@@ -297,7 +297,7 @@
         <mc:AlternateContent>
           <mc:Choice Requires="wps">
             <w:drawing>
-              <wp:anchor distT="45720" distB="45720" distL="114300" distR="114300" simplePos="0" relativeHeight="251676672" behindDoc="0" locked="0" layoutInCell="1" allowOverlap="1" wp14:anchorId="1A584453" wp14:editId="2EA93EA1">
+              <wp:anchor distT="45720" distB="45720" distL="114300" distR="114300" simplePos="0" relativeHeight="251676672" behindDoc="0" locked="0" layoutInCell="1" allowOverlap="1" wp14:anchorId="1A584453" wp14:editId="7A98E8F5">
                 <wp:simplePos x="0" y="0"/>
                 <wp:positionH relativeFrom="margin">
                   <wp:align>center</wp:align>
@@ -470,7 +470,7 @@
         <mc:AlternateContent>
           <mc:Choice Requires="wps">
             <w:drawing>
-              <wp:anchor distT="45720" distB="45720" distL="114300" distR="114300" simplePos="0" relativeHeight="251678720" behindDoc="0" locked="0" layoutInCell="1" allowOverlap="1" wp14:anchorId="5B9AAC6A" wp14:editId="6C849C10">
+              <wp:anchor distT="45720" distB="45720" distL="114300" distR="114300" simplePos="0" relativeHeight="251678720" behindDoc="0" locked="0" layoutInCell="1" allowOverlap="1" wp14:anchorId="5B9AAC6A" wp14:editId="20E868E9">
                 <wp:simplePos x="0" y="0"/>
                 <wp:positionH relativeFrom="margin">
                   <wp:posOffset>535940</wp:posOffset>
@@ -658,7 +658,7 @@
         <mc:AlternateContent>
           <mc:Choice Requires="wps">
             <w:drawing>
-              <wp:anchor distT="45720" distB="45720" distL="114300" distR="114300" simplePos="0" relativeHeight="251668991" behindDoc="0" locked="0" layoutInCell="1" allowOverlap="1" wp14:anchorId="1A292C96" wp14:editId="21EB4579">
+              <wp:anchor distT="45720" distB="45720" distL="114300" distR="114300" simplePos="0" relativeHeight="251668991" behindDoc="0" locked="0" layoutInCell="1" allowOverlap="1" wp14:anchorId="1A292C96" wp14:editId="484AC34D">
                 <wp:simplePos x="0" y="0"/>
                 <wp:positionH relativeFrom="margin">
                   <wp:posOffset>313055</wp:posOffset>
@@ -847,66 +847,6 @@
           </mc:Fallback>
         </mc:AlternateContent>
       </w:r>
-      <w:r>
-        <w:rPr>
-          <w:noProof/>
-        </w:rPr>
-        <w:drawing>
-          <wp:anchor distT="0" distB="0" distL="114300" distR="114300" simplePos="0" relativeHeight="251662336" behindDoc="0" locked="0" layoutInCell="1" allowOverlap="1" wp14:anchorId="35B856C1" wp14:editId="21D0397B">
-            <wp:simplePos x="0" y="0"/>
-            <wp:positionH relativeFrom="margin">
-              <wp:posOffset>2745840</wp:posOffset>
-            </wp:positionH>
-            <wp:positionV relativeFrom="paragraph">
-              <wp:posOffset>120449</wp:posOffset>
-            </wp:positionV>
-            <wp:extent cx="648000" cy="648000"/>
-            <wp:effectExtent l="0" t="0" r="0" b="0"/>
-            <wp:wrapNone/>
-            <wp:docPr id="1971158344" name="Picture 7" descr="A qr code on a black background&#10;&#10;AI-generated content may be incorrect."/>
-            <wp:cNvGraphicFramePr>
-              <a:graphicFrameLocks xmlns:a="http://schemas.openxmlformats.org/drawingml/2006/main" noChangeAspect="1"/>
-            </wp:cNvGraphicFramePr>
-            <a:graphic xmlns:a="http://schemas.openxmlformats.org/drawingml/2006/main">
-              <a:graphicData uri="http://schemas.openxmlformats.org/drawingml/2006/picture">
-                <pic:pic xmlns:pic="http://schemas.openxmlformats.org/drawingml/2006/picture">
-                  <pic:nvPicPr>
-                    <pic:cNvPr id="1971158344" name="Picture 7" descr="A qr code on a black background&#10;&#10;AI-generated content may be incorrect."/>
-                    <pic:cNvPicPr/>
-                  </pic:nvPicPr>
-                  <pic:blipFill>
-                    <a:blip r:embed="rId11" cstate="print">
-                      <a:extLst>
-                        <a:ext uri="{28A0092B-C50C-407E-A947-70E740481C1C}">
-                          <a14:useLocalDpi xmlns:a14="http://schemas.microsoft.com/office/drawing/2010/main" val="0"/>
-                        </a:ext>
-                      </a:extLst>
-                    </a:blip>
-                    <a:stretch>
-                      <a:fillRect/>
-                    </a:stretch>
-                  </pic:blipFill>
-                  <pic:spPr>
-                    <a:xfrm>
-                      <a:off x="0" y="0"/>
-                      <a:ext cx="648000" cy="648000"/>
-                    </a:xfrm>
-                    <a:prstGeom prst="rect">
-                      <a:avLst/>
-                    </a:prstGeom>
-                  </pic:spPr>
-                </pic:pic>
-              </a:graphicData>
-            </a:graphic>
-            <wp14:sizeRelH relativeFrom="page">
-              <wp14:pctWidth>0</wp14:pctWidth>
-            </wp14:sizeRelH>
-            <wp14:sizeRelV relativeFrom="page">
-              <wp14:pctHeight>0</wp14:pctHeight>
-            </wp14:sizeRelV>
-          </wp:anchor>
-        </w:drawing>
-      </w:r>
     </w:p>
     <w:p/>
     <w:p/>
@@ -916,7 +856,7 @@
           <w:noProof/>
         </w:rPr>
         <w:drawing>
-          <wp:anchor distT="0" distB="0" distL="114300" distR="114300" simplePos="0" relativeHeight="251669504" behindDoc="0" locked="0" layoutInCell="1" allowOverlap="1" wp14:anchorId="45678BCF" wp14:editId="700AA190">
+          <wp:anchor distT="0" distB="0" distL="114300" distR="114300" simplePos="0" relativeHeight="251669504" behindDoc="0" locked="0" layoutInCell="1" allowOverlap="1" wp14:anchorId="45678BCF" wp14:editId="3CC773F8">
             <wp:simplePos x="0" y="0"/>
             <wp:positionH relativeFrom="column">
               <wp:posOffset>3000375</wp:posOffset>
@@ -939,10 +879,10 @@
                     <pic:cNvPicPr/>
                   </pic:nvPicPr>
                   <pic:blipFill>
-                    <a:blip r:embed="rId12">
+                    <a:blip r:embed="rId11">
                       <a:extLst>
                         <a:ext uri="{96DAC541-7B7A-43D3-8B79-37D633B846F1}">
-                          <asvg:svgBlip xmlns:asvg="http://schemas.microsoft.com/office/drawing/2016/SVG/main" r:embed="rId13"/>
+                          <asvg:svgBlip xmlns:asvg="http://schemas.microsoft.com/office/drawing/2016/SVG/main" r:embed="rId12"/>
                         </a:ext>
                       </a:extLst>
                     </a:blip>
@@ -1135,7 +1075,7 @@
         <mc:AlternateContent>
           <mc:Choice Requires="wps">
             <w:drawing>
-              <wp:anchor distT="45720" distB="45720" distL="114300" distR="114300" simplePos="0" relativeHeight="251667456" behindDoc="0" locked="0" layoutInCell="1" allowOverlap="1" wp14:anchorId="3C59F2FC" wp14:editId="2F4E70AB">
+              <wp:anchor distT="45720" distB="45720" distL="114300" distR="114300" simplePos="0" relativeHeight="251667456" behindDoc="0" locked="0" layoutInCell="1" allowOverlap="1" wp14:anchorId="3C59F2FC" wp14:editId="3E3EEF39">
                 <wp:simplePos x="0" y="0"/>
                 <wp:positionH relativeFrom="margin">
                   <wp:posOffset>805930</wp:posOffset>
@@ -1510,7 +1450,7 @@
                     <pic:cNvPicPr/>
                   </pic:nvPicPr>
                   <pic:blipFill>
-                    <a:blip r:embed="rId11" cstate="print">
+                    <a:blip r:embed="rId17" cstate="print">
                       <a:extLst>
                         <a:ext uri="{28A0092B-C50C-407E-A947-70E740481C1C}">
                           <a14:useLocalDpi xmlns:a14="http://schemas.microsoft.com/office/drawing/2010/main" val="0"/>
@@ -1557,7 +1497,7 @@
         <mc:AlternateContent>
           <mc:Choice Requires="wps">
             <w:drawing>
-              <wp:anchor distT="45720" distB="45720" distL="114300" distR="114300" simplePos="0" relativeHeight="251683840" behindDoc="0" locked="0" layoutInCell="1" allowOverlap="1" wp14:anchorId="57CED0A1" wp14:editId="64C7A4C7">
+              <wp:anchor distT="45720" distB="45720" distL="114300" distR="114300" simplePos="0" relativeHeight="251683840" behindDoc="0" locked="0" layoutInCell="1" allowOverlap="1" wp14:anchorId="57CED0A1" wp14:editId="3597AA44">
                 <wp:simplePos x="0" y="0"/>
                 <wp:positionH relativeFrom="margin">
                   <wp:posOffset>1185339</wp:posOffset>
@@ -1815,7 +1755,7 @@
                     <pic:cNvPicPr/>
                   </pic:nvPicPr>
                   <pic:blipFill rotWithShape="1">
-                    <a:blip r:embed="rId17" cstate="print">
+                    <a:blip r:embed="rId18" cstate="print">
                       <a:extLst>
                         <a:ext uri="{28A0092B-C50C-407E-A947-70E740481C1C}">
                           <a14:useLocalDpi xmlns:a14="http://schemas.microsoft.com/office/drawing/2010/main" val="0"/>
@@ -1858,6 +1798,66 @@
       </w:r>
     </w:p>
     <w:p>
+      <w:r>
+        <w:rPr>
+          <w:noProof/>
+        </w:rPr>
+        <w:drawing>
+          <wp:anchor distT="0" distB="0" distL="114300" distR="114300" simplePos="0" relativeHeight="251716608" behindDoc="0" locked="0" layoutInCell="1" allowOverlap="1" wp14:anchorId="7A8AD863" wp14:editId="7812548C">
+            <wp:simplePos x="0" y="0"/>
+            <wp:positionH relativeFrom="margin">
+              <wp:posOffset>521713</wp:posOffset>
+            </wp:positionH>
+            <wp:positionV relativeFrom="paragraph">
+              <wp:posOffset>730266</wp:posOffset>
+            </wp:positionV>
+            <wp:extent cx="792000" cy="792000"/>
+            <wp:effectExtent l="0" t="0" r="8255" b="8255"/>
+            <wp:wrapNone/>
+            <wp:docPr id="2010578892" name="Graphic 23"/>
+            <wp:cNvGraphicFramePr>
+              <a:graphicFrameLocks xmlns:a="http://schemas.openxmlformats.org/drawingml/2006/main" noChangeAspect="1"/>
+            </wp:cNvGraphicFramePr>
+            <a:graphic xmlns:a="http://schemas.openxmlformats.org/drawingml/2006/main">
+              <a:graphicData uri="http://schemas.openxmlformats.org/drawingml/2006/picture">
+                <pic:pic xmlns:pic="http://schemas.openxmlformats.org/drawingml/2006/picture">
+                  <pic:nvPicPr>
+                    <pic:cNvPr id="2010578892" name="Graphic 2010578892"/>
+                    <pic:cNvPicPr/>
+                  </pic:nvPicPr>
+                  <pic:blipFill>
+                    <a:blip r:embed="rId19">
+                      <a:extLst>
+                        <a:ext uri="{96DAC541-7B7A-43D3-8B79-37D633B846F1}">
+                          <asvg:svgBlip xmlns:asvg="http://schemas.microsoft.com/office/drawing/2016/SVG/main" r:embed="rId20"/>
+                        </a:ext>
+                      </a:extLst>
+                    </a:blip>
+                    <a:stretch>
+                      <a:fillRect/>
+                    </a:stretch>
+                  </pic:blipFill>
+                  <pic:spPr>
+                    <a:xfrm>
+                      <a:off x="0" y="0"/>
+                      <a:ext cx="792000" cy="792000"/>
+                    </a:xfrm>
+                    <a:prstGeom prst="rect">
+                      <a:avLst/>
+                    </a:prstGeom>
+                  </pic:spPr>
+                </pic:pic>
+              </a:graphicData>
+            </a:graphic>
+            <wp14:sizeRelH relativeFrom="page">
+              <wp14:pctWidth>0</wp14:pctWidth>
+            </wp14:sizeRelH>
+            <wp14:sizeRelV relativeFrom="page">
+              <wp14:pctHeight>0</wp14:pctHeight>
+            </wp14:sizeRelV>
+          </wp:anchor>
+        </w:drawing>
+      </w:r>
       <w:r>
         <w:rPr>
           <w:noProof/>
@@ -2527,10 +2527,10 @@
                     <pic:cNvPicPr/>
                   </pic:nvPicPr>
                   <pic:blipFill>
-                    <a:blip r:embed="rId18">
+                    <a:blip r:embed="rId21">
                       <a:extLst>
                         <a:ext uri="{96DAC541-7B7A-43D3-8B79-37D633B846F1}">
-                          <asvg:svgBlip xmlns:asvg="http://schemas.microsoft.com/office/drawing/2016/SVG/main" r:embed="rId19"/>
+                          <asvg:svgBlip xmlns:asvg="http://schemas.microsoft.com/office/drawing/2016/SVG/main" r:embed="rId22"/>
                         </a:ext>
                       </a:extLst>
                     </a:blip>
@@ -2951,10 +2951,10 @@
                     <pic:cNvPicPr/>
                   </pic:nvPicPr>
                   <pic:blipFill>
-                    <a:blip r:embed="rId20">
+                    <a:blip r:embed="rId23">
                       <a:extLst>
                         <a:ext uri="{96DAC541-7B7A-43D3-8B79-37D633B846F1}">
-                          <asvg:svgBlip xmlns:asvg="http://schemas.microsoft.com/office/drawing/2016/SVG/main" r:embed="rId21"/>
+                          <asvg:svgBlip xmlns:asvg="http://schemas.microsoft.com/office/drawing/2016/SVG/main" r:embed="rId24"/>
                         </a:ext>
                       </a:extLst>
                     </a:blip>
@@ -3135,10 +3135,10 @@
                     <pic:cNvPicPr/>
                   </pic:nvPicPr>
                   <pic:blipFill>
-                    <a:blip r:embed="rId12">
+                    <a:blip r:embed="rId11">
                       <a:extLst>
                         <a:ext uri="{96DAC541-7B7A-43D3-8B79-37D633B846F1}">
-                          <asvg:svgBlip xmlns:asvg="http://schemas.microsoft.com/office/drawing/2016/SVG/main" r:embed="rId13"/>
+                          <asvg:svgBlip xmlns:asvg="http://schemas.microsoft.com/office/drawing/2016/SVG/main" r:embed="rId12"/>
                         </a:ext>
                       </a:extLst>
                     </a:blip>
@@ -3255,7 +3255,7 @@
                     <pic:cNvPicPr/>
                   </pic:nvPicPr>
                   <pic:blipFill rotWithShape="1">
-                    <a:blip r:embed="rId17" cstate="print">
+                    <a:blip r:embed="rId18" cstate="print">
                       <a:extLst>
                         <a:ext uri="{28A0092B-C50C-407E-A947-70E740481C1C}">
                           <a14:useLocalDpi xmlns:a14="http://schemas.microsoft.com/office/drawing/2010/main" val="0"/>
@@ -3577,9 +3577,9 @@
       </w:r>
     </w:p>
     <w:sectPr>
-      <w:headerReference w:type="even" r:id="rId22"/>
-      <w:headerReference w:type="default" r:id="rId23"/>
-      <w:headerReference w:type="first" r:id="rId24"/>
+      <w:headerReference w:type="even" r:id="rId25"/>
+      <w:headerReference w:type="default" r:id="rId26"/>
+      <w:headerReference w:type="first" r:id="rId27"/>
       <w:pgSz w:w="8675" w:h="8675"/>
       <w:pgMar w:top="851" w:right="851" w:bottom="953" w:left="851" w:header="709" w:footer="709" w:gutter="0"/>
       <w:cols w:space="708"/>

--- a/Hiking_Trip/8. Cards.docx
+++ b/Hiking_Trip/8. Cards.docx
@@ -1497,16 +1497,16 @@
         <mc:AlternateContent>
           <mc:Choice Requires="wps">
             <w:drawing>
-              <wp:anchor distT="45720" distB="45720" distL="114300" distR="114300" simplePos="0" relativeHeight="251683840" behindDoc="0" locked="0" layoutInCell="1" allowOverlap="1" wp14:anchorId="57CED0A1" wp14:editId="3597AA44">
+              <wp:anchor distT="45720" distB="45720" distL="114300" distR="114300" simplePos="0" relativeHeight="251683840" behindDoc="0" locked="0" layoutInCell="1" allowOverlap="1" wp14:anchorId="57CED0A1" wp14:editId="35AE5E4F">
                 <wp:simplePos x="0" y="0"/>
                 <wp:positionH relativeFrom="margin">
-                  <wp:posOffset>1185339</wp:posOffset>
+                  <wp:posOffset>1185545</wp:posOffset>
                 </wp:positionH>
                 <wp:positionV relativeFrom="paragraph">
-                  <wp:posOffset>68580</wp:posOffset>
+                  <wp:posOffset>65405</wp:posOffset>
                 </wp:positionV>
-                <wp:extent cx="2837815" cy="565150"/>
-                <wp:effectExtent l="0" t="0" r="0" b="6350"/>
+                <wp:extent cx="2837815" cy="637540"/>
+                <wp:effectExtent l="0" t="0" r="0" b="0"/>
                 <wp:wrapSquare wrapText="bothSides"/>
                 <wp:docPr id="1649123467" name="Text Box 2"/>
                 <wp:cNvGraphicFramePr>
@@ -1521,7 +1521,7 @@
                       <wps:spPr bwMode="auto">
                         <a:xfrm>
                           <a:off x="0" y="0"/>
-                          <a:ext cx="2837815" cy="565150"/>
+                          <a:ext cx="2837815" cy="637540"/>
                         </a:xfrm>
                         <a:prstGeom prst="rect">
                           <a:avLst/>
@@ -1605,7 +1605,7 @@
           </mc:Choice>
           <mc:Fallback>
             <w:pict>
-              <v:shape w14:anchorId="57CED0A1" id="_x0000_s1032" type="#_x0000_t202" style="position:absolute;margin-left:93.35pt;margin-top:5.4pt;width:223.45pt;height:44.5pt;z-index:251683840;visibility:visible;mso-wrap-style:square;mso-width-percent:0;mso-height-percent:0;mso-wrap-distance-left:9pt;mso-wrap-distance-top:3.6pt;mso-wrap-distance-right:9pt;mso-wrap-distance-bottom:3.6pt;mso-position-horizontal:absolute;mso-position-horizontal-relative:margin;mso-position-vertical:absolute;mso-position-vertical-relative:text;mso-width-percent:0;mso-height-percent:0;mso-width-relative:margin;mso-height-relative:margin;v-text-anchor:middle" o:gfxdata="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" filled="f" stroked="f">
+              <v:shape w14:anchorId="57CED0A1" id="_x0000_s1032" type="#_x0000_t202" style="position:absolute;margin-left:93.35pt;margin-top:5.15pt;width:223.45pt;height:50.2pt;z-index:251683840;visibility:visible;mso-wrap-style:square;mso-width-percent:0;mso-height-percent:0;mso-wrap-distance-left:9pt;mso-wrap-distance-top:3.6pt;mso-wrap-distance-right:9pt;mso-wrap-distance-bottom:3.6pt;mso-position-horizontal:absolute;mso-position-horizontal-relative:margin;mso-position-vertical:absolute;mso-position-vertical-relative:text;mso-width-percent:0;mso-height-percent:0;mso-width-relative:margin;mso-height-relative:margin;v-text-anchor:middle" o:gfxdata="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" filled="f" stroked="f">
                 <v:textbox>
                   <w:txbxContent>
                     <w:p>
@@ -1803,18 +1803,18 @@
           <w:noProof/>
         </w:rPr>
         <w:drawing>
-          <wp:anchor distT="0" distB="0" distL="114300" distR="114300" simplePos="0" relativeHeight="251716608" behindDoc="0" locked="0" layoutInCell="1" allowOverlap="1" wp14:anchorId="7A8AD863" wp14:editId="7812548C">
+          <wp:anchor distT="0" distB="0" distL="114300" distR="114300" simplePos="0" relativeHeight="251717632" behindDoc="0" locked="0" layoutInCell="1" allowOverlap="1" wp14:anchorId="55CA5DA2" wp14:editId="6714FA6F">
             <wp:simplePos x="0" y="0"/>
-            <wp:positionH relativeFrom="margin">
-              <wp:posOffset>521713</wp:posOffset>
+            <wp:positionH relativeFrom="column">
+              <wp:posOffset>535660</wp:posOffset>
             </wp:positionH>
             <wp:positionV relativeFrom="paragraph">
-              <wp:posOffset>730266</wp:posOffset>
+              <wp:posOffset>3053792</wp:posOffset>
             </wp:positionV>
             <wp:extent cx="792000" cy="792000"/>
             <wp:effectExtent l="0" t="0" r="8255" b="8255"/>
             <wp:wrapNone/>
-            <wp:docPr id="2010578892" name="Graphic 23"/>
+            <wp:docPr id="808012529" name="Graphic 1"/>
             <wp:cNvGraphicFramePr>
               <a:graphicFrameLocks xmlns:a="http://schemas.openxmlformats.org/drawingml/2006/main" noChangeAspect="1"/>
             </wp:cNvGraphicFramePr>
@@ -1822,7 +1822,7 @@
               <a:graphicData uri="http://schemas.openxmlformats.org/drawingml/2006/picture">
                 <pic:pic xmlns:pic="http://schemas.openxmlformats.org/drawingml/2006/picture">
                   <pic:nvPicPr>
-                    <pic:cNvPr id="2010578892" name="Graphic 2010578892"/>
+                    <pic:cNvPr id="808012529" name="Graphic 808012529"/>
                     <pic:cNvPicPr/>
                   </pic:nvPicPr>
                   <pic:blipFill>
@@ -1862,10 +1862,70 @@
         <w:rPr>
           <w:noProof/>
         </w:rPr>
+        <w:drawing>
+          <wp:anchor distT="0" distB="0" distL="114300" distR="114300" simplePos="0" relativeHeight="251716608" behindDoc="0" locked="0" layoutInCell="1" allowOverlap="1" wp14:anchorId="41091E91" wp14:editId="278F7EE5">
+            <wp:simplePos x="0" y="0"/>
+            <wp:positionH relativeFrom="column">
+              <wp:posOffset>499745</wp:posOffset>
+            </wp:positionH>
+            <wp:positionV relativeFrom="paragraph">
+              <wp:posOffset>696900</wp:posOffset>
+            </wp:positionV>
+            <wp:extent cx="828000" cy="828000"/>
+            <wp:effectExtent l="0" t="0" r="0" b="0"/>
+            <wp:wrapNone/>
+            <wp:docPr id="556028457" name="Graphic 2"/>
+            <wp:cNvGraphicFramePr>
+              <a:graphicFrameLocks xmlns:a="http://schemas.openxmlformats.org/drawingml/2006/main" noChangeAspect="1"/>
+            </wp:cNvGraphicFramePr>
+            <a:graphic xmlns:a="http://schemas.openxmlformats.org/drawingml/2006/main">
+              <a:graphicData uri="http://schemas.openxmlformats.org/drawingml/2006/picture">
+                <pic:pic xmlns:pic="http://schemas.openxmlformats.org/drawingml/2006/picture">
+                  <pic:nvPicPr>
+                    <pic:cNvPr id="556028457" name="Graphic 556028457"/>
+                    <pic:cNvPicPr/>
+                  </pic:nvPicPr>
+                  <pic:blipFill>
+                    <a:blip r:embed="rId21">
+                      <a:extLst>
+                        <a:ext uri="{96DAC541-7B7A-43D3-8B79-37D633B846F1}">
+                          <asvg:svgBlip xmlns:asvg="http://schemas.microsoft.com/office/drawing/2016/SVG/main" r:embed="rId22"/>
+                        </a:ext>
+                      </a:extLst>
+                    </a:blip>
+                    <a:stretch>
+                      <a:fillRect/>
+                    </a:stretch>
+                  </pic:blipFill>
+                  <pic:spPr>
+                    <a:xfrm>
+                      <a:off x="0" y="0"/>
+                      <a:ext cx="828000" cy="828000"/>
+                    </a:xfrm>
+                    <a:prstGeom prst="rect">
+                      <a:avLst/>
+                    </a:prstGeom>
+                  </pic:spPr>
+                </pic:pic>
+              </a:graphicData>
+            </a:graphic>
+            <wp14:sizeRelH relativeFrom="page">
+              <wp14:pctWidth>0</wp14:pctWidth>
+            </wp14:sizeRelH>
+            <wp14:sizeRelV relativeFrom="page">
+              <wp14:pctHeight>0</wp14:pctHeight>
+            </wp14:sizeRelV>
+          </wp:anchor>
+        </w:drawing>
+      </w:r>
+      <w:r>
+        <w:rPr>
+          <w:noProof/>
+        </w:rPr>
         <mc:AlternateContent>
           <mc:Choice Requires="wps">
             <w:drawing>
-              <wp:anchor distT="45720" distB="45720" distL="114300" distR="114300" simplePos="0" relativeHeight="251702272" behindDoc="0" locked="0" layoutInCell="1" allowOverlap="1" wp14:anchorId="7B50577A" wp14:editId="7608313A">
+              <wp:anchor distT="45720" distB="45720" distL="114300" distR="114300" simplePos="0" relativeHeight="251702272" behindDoc="0" locked="0" layoutInCell="1" allowOverlap="1" wp14:anchorId="7B50577A" wp14:editId="011CE892">
                 <wp:simplePos x="0" y="0"/>
                 <wp:positionH relativeFrom="margin">
                   <wp:posOffset>1388745</wp:posOffset>
@@ -1961,8 +2021,8 @@
                                 <w:b/>
                                 <w:bCs/>
                                 <w:color w:val="FFFFFF" w:themeColor="background1"/>
-                                <w:sz w:val="18"/>
-                                <w:szCs w:val="18"/>
+                                <w:sz w:val="10"/>
+                                <w:szCs w:val="10"/>
                               </w:rPr>
                             </w:pPr>
                             <w:r>
@@ -1971,8 +2031,8 @@
                                 <w:b/>
                                 <w:bCs/>
                                 <w:color w:val="FFFFFF" w:themeColor="background1"/>
-                                <w:sz w:val="18"/>
-                                <w:szCs w:val="18"/>
+                                <w:sz w:val="10"/>
+                                <w:szCs w:val="10"/>
                               </w:rPr>
                               <w:t>Let us know what you though</w:t>
                             </w:r>
@@ -1982,8 +2042,8 @@
                                 <w:b/>
                                 <w:bCs/>
                                 <w:color w:val="FFFFFF" w:themeColor="background1"/>
-                                <w:sz w:val="18"/>
-                                <w:szCs w:val="18"/>
+                                <w:sz w:val="10"/>
+                                <w:szCs w:val="10"/>
                               </w:rPr>
                               <w:t>t</w:t>
                             </w:r>
@@ -1993,8 +2053,8 @@
                                 <w:b/>
                                 <w:bCs/>
                                 <w:color w:val="FFFFFF" w:themeColor="background1"/>
-                                <w:sz w:val="18"/>
-                                <w:szCs w:val="18"/>
+                                <w:sz w:val="10"/>
+                                <w:szCs w:val="10"/>
                               </w:rPr>
                               <w:t xml:space="preserve"> of the game</w:t>
                             </w:r>
@@ -2004,8 +2064,8 @@
                                 <w:b/>
                                 <w:bCs/>
                                 <w:color w:val="FFFFFF" w:themeColor="background1"/>
-                                <w:sz w:val="18"/>
-                                <w:szCs w:val="18"/>
+                                <w:sz w:val="10"/>
+                                <w:szCs w:val="10"/>
                               </w:rPr>
                               <w:t xml:space="preserve"> by completing our survey</w:t>
                             </w:r>
@@ -2089,8 +2149,8 @@
                           <w:b/>
                           <w:bCs/>
                           <w:color w:val="FFFFFF" w:themeColor="background1"/>
-                          <w:sz w:val="18"/>
-                          <w:szCs w:val="18"/>
+                          <w:sz w:val="10"/>
+                          <w:szCs w:val="10"/>
                         </w:rPr>
                       </w:pPr>
                       <w:r>
@@ -2099,8 +2159,8 @@
                           <w:b/>
                           <w:bCs/>
                           <w:color w:val="FFFFFF" w:themeColor="background1"/>
-                          <w:sz w:val="18"/>
-                          <w:szCs w:val="18"/>
+                          <w:sz w:val="10"/>
+                          <w:szCs w:val="10"/>
                         </w:rPr>
                         <w:t>Let us know what you though</w:t>
                       </w:r>
@@ -2110,8 +2170,8 @@
                           <w:b/>
                           <w:bCs/>
                           <w:color w:val="FFFFFF" w:themeColor="background1"/>
-                          <w:sz w:val="18"/>
-                          <w:szCs w:val="18"/>
+                          <w:sz w:val="10"/>
+                          <w:szCs w:val="10"/>
                         </w:rPr>
                         <w:t>t</w:t>
                       </w:r>
@@ -2121,8 +2181,8 @@
                           <w:b/>
                           <w:bCs/>
                           <w:color w:val="FFFFFF" w:themeColor="background1"/>
-                          <w:sz w:val="18"/>
-                          <w:szCs w:val="18"/>
+                          <w:sz w:val="10"/>
+                          <w:szCs w:val="10"/>
                         </w:rPr>
                         <w:t xml:space="preserve"> of the game</w:t>
                       </w:r>
@@ -2132,8 +2192,8 @@
                           <w:b/>
                           <w:bCs/>
                           <w:color w:val="FFFFFF" w:themeColor="background1"/>
-                          <w:sz w:val="18"/>
-                          <w:szCs w:val="18"/>
+                          <w:sz w:val="10"/>
+                          <w:szCs w:val="10"/>
                         </w:rPr>
                         <w:t xml:space="preserve"> by completing our survey</w:t>
                       </w:r>
@@ -2218,16 +2278,14 @@
                               <w:rPr>
                                 <w:rFonts w:ascii="Quantico" w:hAnsi="Quantico"/>
                                 <w:color w:val="FFFFFF" w:themeColor="background1"/>
-                                <w:sz w:val="28"/>
-                                <w:szCs w:val="32"/>
+                                <w:szCs w:val="28"/>
                               </w:rPr>
                             </w:pPr>
                             <w:r>
                               <w:rPr>
                                 <w:rFonts w:ascii="Quantico" w:hAnsi="Quantico"/>
                                 <w:color w:val="FFFFFF" w:themeColor="background1"/>
-                                <w:sz w:val="28"/>
-                                <w:szCs w:val="32"/>
+                                <w:szCs w:val="28"/>
                               </w:rPr>
                               <w:t>For hints</w:t>
                             </w:r>
@@ -2235,8 +2293,7 @@
                               <w:rPr>
                                 <w:rFonts w:ascii="Quantico" w:hAnsi="Quantico"/>
                                 <w:color w:val="FFFFFF" w:themeColor="background1"/>
-                                <w:sz w:val="28"/>
-                                <w:szCs w:val="32"/>
+                                <w:szCs w:val="28"/>
                               </w:rPr>
                               <w:t xml:space="preserve">, </w:t>
                             </w:r>
@@ -2244,8 +2301,7 @@
                               <w:rPr>
                                 <w:rFonts w:ascii="Quantico" w:hAnsi="Quantico"/>
                                 <w:color w:val="FFFFFF" w:themeColor="background1"/>
-                                <w:sz w:val="28"/>
-                                <w:szCs w:val="32"/>
+                                <w:szCs w:val="28"/>
                               </w:rPr>
                               <w:t xml:space="preserve">a timer </w:t>
                             </w:r>
@@ -2253,8 +2309,7 @@
                               <w:rPr>
                                 <w:rFonts w:ascii="Quantico" w:hAnsi="Quantico"/>
                                 <w:color w:val="FFFFFF" w:themeColor="background1"/>
-                                <w:sz w:val="28"/>
-                                <w:szCs w:val="32"/>
+                                <w:szCs w:val="28"/>
                               </w:rPr>
                               <w:t xml:space="preserve">and more, </w:t>
                             </w:r>
@@ -2262,8 +2317,7 @@
                               <w:rPr>
                                 <w:rFonts w:ascii="Quantico" w:hAnsi="Quantico"/>
                                 <w:color w:val="FFFFFF" w:themeColor="background1"/>
-                                <w:sz w:val="28"/>
-                                <w:szCs w:val="32"/>
+                                <w:szCs w:val="28"/>
                               </w:rPr>
                               <w:t>go to:</w:t>
                             </w:r>
@@ -2274,18 +2328,18 @@
                               <w:rPr>
                                 <w:rFonts w:ascii="Quantico" w:hAnsi="Quantico"/>
                                 <w:color w:val="FFFFFF" w:themeColor="background1"/>
-                                <w:sz w:val="15"/>
-                                <w:szCs w:val="14"/>
+                                <w:sz w:val="11"/>
+                                <w:szCs w:val="10"/>
                               </w:rPr>
                             </w:pPr>
                             <w:r>
                               <w:rPr>
                                 <w:rFonts w:ascii="Quantico" w:hAnsi="Quantico"/>
                                 <w:color w:val="FFFFFF" w:themeColor="background1"/>
-                                <w:sz w:val="15"/>
-                                <w:szCs w:val="14"/>
+                                <w:sz w:val="11"/>
+                                <w:szCs w:val="10"/>
                               </w:rPr>
-                              <w:t>https://sites.google.com/view/escapebackpack/hiking-backpack</w:t>
+                              <w:t>https://ottawavisuals.github.io/escape-backpack-games/hiking-hints.html</w:t>
                             </w:r>
                           </w:p>
                         </w:txbxContent>
@@ -2336,16 +2390,14 @@
                         <w:rPr>
                           <w:rFonts w:ascii="Quantico" w:hAnsi="Quantico"/>
                           <w:color w:val="FFFFFF" w:themeColor="background1"/>
-                          <w:sz w:val="28"/>
-                          <w:szCs w:val="32"/>
+                          <w:szCs w:val="28"/>
                         </w:rPr>
                       </w:pPr>
                       <w:r>
                         <w:rPr>
                           <w:rFonts w:ascii="Quantico" w:hAnsi="Quantico"/>
                           <w:color w:val="FFFFFF" w:themeColor="background1"/>
-                          <w:sz w:val="28"/>
-                          <w:szCs w:val="32"/>
+                          <w:szCs w:val="28"/>
                         </w:rPr>
                         <w:t>For hints</w:t>
                       </w:r>
@@ -2353,8 +2405,7 @@
                         <w:rPr>
                           <w:rFonts w:ascii="Quantico" w:hAnsi="Quantico"/>
                           <w:color w:val="FFFFFF" w:themeColor="background1"/>
-                          <w:sz w:val="28"/>
-                          <w:szCs w:val="32"/>
+                          <w:szCs w:val="28"/>
                         </w:rPr>
                         <w:t xml:space="preserve">, </w:t>
                       </w:r>
@@ -2362,8 +2413,7 @@
                         <w:rPr>
                           <w:rFonts w:ascii="Quantico" w:hAnsi="Quantico"/>
                           <w:color w:val="FFFFFF" w:themeColor="background1"/>
-                          <w:sz w:val="28"/>
-                          <w:szCs w:val="32"/>
+                          <w:szCs w:val="28"/>
                         </w:rPr>
                         <w:t xml:space="preserve">a timer </w:t>
                       </w:r>
@@ -2371,8 +2421,7 @@
                         <w:rPr>
                           <w:rFonts w:ascii="Quantico" w:hAnsi="Quantico"/>
                           <w:color w:val="FFFFFF" w:themeColor="background1"/>
-                          <w:sz w:val="28"/>
-                          <w:szCs w:val="32"/>
+                          <w:szCs w:val="28"/>
                         </w:rPr>
                         <w:t xml:space="preserve">and more, </w:t>
                       </w:r>
@@ -2380,8 +2429,7 @@
                         <w:rPr>
                           <w:rFonts w:ascii="Quantico" w:hAnsi="Quantico"/>
                           <w:color w:val="FFFFFF" w:themeColor="background1"/>
-                          <w:sz w:val="28"/>
-                          <w:szCs w:val="32"/>
+                          <w:szCs w:val="28"/>
                         </w:rPr>
                         <w:t>go to:</w:t>
                       </w:r>
@@ -2392,18 +2440,18 @@
                         <w:rPr>
                           <w:rFonts w:ascii="Quantico" w:hAnsi="Quantico"/>
                           <w:color w:val="FFFFFF" w:themeColor="background1"/>
-                          <w:sz w:val="15"/>
-                          <w:szCs w:val="14"/>
+                          <w:sz w:val="11"/>
+                          <w:szCs w:val="10"/>
                         </w:rPr>
                       </w:pPr>
                       <w:r>
                         <w:rPr>
                           <w:rFonts w:ascii="Quantico" w:hAnsi="Quantico"/>
                           <w:color w:val="FFFFFF" w:themeColor="background1"/>
-                          <w:sz w:val="15"/>
-                          <w:szCs w:val="14"/>
+                          <w:sz w:val="11"/>
+                          <w:szCs w:val="10"/>
                         </w:rPr>
-                        <w:t>https://sites.google.com/view/escapebackpack/hiking-backpack</w:t>
+                        <w:t>https://ottawavisuals.github.io/escape-backpack-games/hiking-hints.html</w:t>
                       </w:r>
                     </w:p>
                   </w:txbxContent>
@@ -2504,67 +2552,7 @@
           <w:noProof/>
         </w:rPr>
         <w:drawing>
-          <wp:anchor distT="0" distB="0" distL="114300" distR="114300" simplePos="0" relativeHeight="251715584" behindDoc="0" locked="0" layoutInCell="1" allowOverlap="1" wp14:anchorId="32AEC3AD" wp14:editId="618658E6">
-            <wp:simplePos x="0" y="0"/>
-            <wp:positionH relativeFrom="column">
-              <wp:posOffset>507365</wp:posOffset>
-            </wp:positionH>
-            <wp:positionV relativeFrom="paragraph">
-              <wp:posOffset>721578</wp:posOffset>
-            </wp:positionV>
-            <wp:extent cx="791845" cy="791845"/>
-            <wp:effectExtent l="0" t="0" r="8255" b="8255"/>
-            <wp:wrapNone/>
-            <wp:docPr id="1349186345" name="Graphic 22"/>
-            <wp:cNvGraphicFramePr>
-              <a:graphicFrameLocks xmlns:a="http://schemas.openxmlformats.org/drawingml/2006/main" noChangeAspect="1"/>
-            </wp:cNvGraphicFramePr>
-            <a:graphic xmlns:a="http://schemas.openxmlformats.org/drawingml/2006/main">
-              <a:graphicData uri="http://schemas.openxmlformats.org/drawingml/2006/picture">
-                <pic:pic xmlns:pic="http://schemas.openxmlformats.org/drawingml/2006/picture">
-                  <pic:nvPicPr>
-                    <pic:cNvPr id="1349186345" name="Graphic 1349186345"/>
-                    <pic:cNvPicPr/>
-                  </pic:nvPicPr>
-                  <pic:blipFill>
-                    <a:blip r:embed="rId21">
-                      <a:extLst>
-                        <a:ext uri="{96DAC541-7B7A-43D3-8B79-37D633B846F1}">
-                          <asvg:svgBlip xmlns:asvg="http://schemas.microsoft.com/office/drawing/2016/SVG/main" r:embed="rId22"/>
-                        </a:ext>
-                      </a:extLst>
-                    </a:blip>
-                    <a:stretch>
-                      <a:fillRect/>
-                    </a:stretch>
-                  </pic:blipFill>
-                  <pic:spPr>
-                    <a:xfrm>
-                      <a:off x="0" y="0"/>
-                      <a:ext cx="791845" cy="791845"/>
-                    </a:xfrm>
-                    <a:prstGeom prst="rect">
-                      <a:avLst/>
-                    </a:prstGeom>
-                  </pic:spPr>
-                </pic:pic>
-              </a:graphicData>
-            </a:graphic>
-            <wp14:sizeRelH relativeFrom="page">
-              <wp14:pctWidth>0</wp14:pctWidth>
-            </wp14:sizeRelH>
-            <wp14:sizeRelV relativeFrom="page">
-              <wp14:pctHeight>0</wp14:pctHeight>
-            </wp14:sizeRelV>
-          </wp:anchor>
-        </w:drawing>
-      </w:r>
-      <w:r>
-        <w:rPr>
-          <w:noProof/>
-        </w:rPr>
-        <w:drawing>
-          <wp:anchor distT="0" distB="0" distL="114300" distR="114300" simplePos="0" relativeHeight="251714560" behindDoc="0" locked="0" layoutInCell="1" allowOverlap="1" wp14:anchorId="16C92785" wp14:editId="59784DE9">
+          <wp:anchor distT="0" distB="0" distL="114300" distR="114300" simplePos="0" relativeHeight="251714560" behindDoc="0" locked="0" layoutInCell="1" allowOverlap="1" wp14:anchorId="16C92785" wp14:editId="5EB1EEDC">
             <wp:simplePos x="0" y="0"/>
             <wp:positionH relativeFrom="margin">
               <wp:posOffset>1720050</wp:posOffset>
@@ -2927,70 +2915,10 @@
         <w:rPr>
           <w:noProof/>
         </w:rPr>
-        <w:drawing>
-          <wp:anchor distT="0" distB="0" distL="114300" distR="114300" simplePos="0" relativeHeight="251706368" behindDoc="0" locked="0" layoutInCell="1" allowOverlap="1" wp14:anchorId="61764798" wp14:editId="55656555">
-            <wp:simplePos x="0" y="0"/>
-            <wp:positionH relativeFrom="column">
-              <wp:posOffset>554355</wp:posOffset>
-            </wp:positionH>
-            <wp:positionV relativeFrom="paragraph">
-              <wp:posOffset>3057319</wp:posOffset>
-            </wp:positionV>
-            <wp:extent cx="791845" cy="791845"/>
-            <wp:effectExtent l="0" t="0" r="8255" b="8255"/>
-            <wp:wrapNone/>
-            <wp:docPr id="1718780205" name="Graphic 21"/>
-            <wp:cNvGraphicFramePr>
-              <a:graphicFrameLocks xmlns:a="http://schemas.openxmlformats.org/drawingml/2006/main" noChangeAspect="1"/>
-            </wp:cNvGraphicFramePr>
-            <a:graphic xmlns:a="http://schemas.openxmlformats.org/drawingml/2006/main">
-              <a:graphicData uri="http://schemas.openxmlformats.org/drawingml/2006/picture">
-                <pic:pic xmlns:pic="http://schemas.openxmlformats.org/drawingml/2006/picture">
-                  <pic:nvPicPr>
-                    <pic:cNvPr id="1718780205" name="Graphic 1718780205"/>
-                    <pic:cNvPicPr/>
-                  </pic:nvPicPr>
-                  <pic:blipFill>
-                    <a:blip r:embed="rId23">
-                      <a:extLst>
-                        <a:ext uri="{96DAC541-7B7A-43D3-8B79-37D633B846F1}">
-                          <asvg:svgBlip xmlns:asvg="http://schemas.microsoft.com/office/drawing/2016/SVG/main" r:embed="rId24"/>
-                        </a:ext>
-                      </a:extLst>
-                    </a:blip>
-                    <a:stretch>
-                      <a:fillRect/>
-                    </a:stretch>
-                  </pic:blipFill>
-                  <pic:spPr>
-                    <a:xfrm>
-                      <a:off x="0" y="0"/>
-                      <a:ext cx="791845" cy="791845"/>
-                    </a:xfrm>
-                    <a:prstGeom prst="rect">
-                      <a:avLst/>
-                    </a:prstGeom>
-                  </pic:spPr>
-                </pic:pic>
-              </a:graphicData>
-            </a:graphic>
-            <wp14:sizeRelH relativeFrom="page">
-              <wp14:pctWidth>0</wp14:pctWidth>
-            </wp14:sizeRelH>
-            <wp14:sizeRelV relativeFrom="page">
-              <wp14:pctHeight>0</wp14:pctHeight>
-            </wp14:sizeRelV>
-          </wp:anchor>
-        </w:drawing>
-      </w:r>
-      <w:r>
-        <w:rPr>
-          <w:noProof/>
-        </w:rPr>
         <mc:AlternateContent>
           <mc:Choice Requires="wps">
             <w:drawing>
-              <wp:anchor distT="45720" distB="45720" distL="114300" distR="114300" simplePos="0" relativeHeight="251704320" behindDoc="0" locked="0" layoutInCell="1" allowOverlap="1" wp14:anchorId="06EE3D87" wp14:editId="4F56935F">
+              <wp:anchor distT="45720" distB="45720" distL="114300" distR="114300" simplePos="0" relativeHeight="251704320" behindDoc="0" locked="0" layoutInCell="1" allowOverlap="1" wp14:anchorId="06EE3D87" wp14:editId="658BDDAE">
                 <wp:simplePos x="0" y="0"/>
                 <wp:positionH relativeFrom="margin">
                   <wp:posOffset>1066165</wp:posOffset>
@@ -3577,9 +3505,9 @@
       </w:r>
     </w:p>
     <w:sectPr>
-      <w:headerReference w:type="even" r:id="rId25"/>
-      <w:headerReference w:type="default" r:id="rId26"/>
-      <w:headerReference w:type="first" r:id="rId27"/>
+      <w:headerReference w:type="even" r:id="rId23"/>
+      <w:headerReference w:type="default" r:id="rId24"/>
+      <w:headerReference w:type="first" r:id="rId25"/>
       <w:pgSz w:w="8675" w:h="8675"/>
       <w:pgMar w:top="851" w:right="851" w:bottom="953" w:left="851" w:header="709" w:footer="709" w:gutter="0"/>
       <w:cols w:space="708"/>
